--- a/p1_sprawozdanie_Berezhnyi_Vladyslav_176605.docx
+++ b/p1_sprawozdanie_Berezhnyi_Vladyslav_176605.docx
@@ -1810,16 +1810,7 @@
                 <w:szCs w:val="20"/>
                 <w:lang w:val="en-US"/>
               </w:rPr>
-              <w:t>}</w:t>
-            </w:r>
-            <w:r>
-              <w:rPr>
-                <w:rFonts w:cstheme="minorHAnsi"/>
-                <w:sz w:val="20"/>
-                <w:szCs w:val="20"/>
-                <w:lang w:val="en-US"/>
-              </w:rPr>
-              <w:t xml:space="preserve"> </w:t>
+              <w:t xml:space="preserve">} </w:t>
             </w:r>
             <w:r>
               <w:rPr>
@@ -2102,25 +2093,7 @@
                   <w:sz w:val="18"/>
                   <w:szCs w:val="18"/>
                 </w:rPr>
-                <w:t>https://va</w:t>
-              </w:r>
-              <w:r>
-                <w:rPr>
-                  <w:rStyle w:val="Hyperlink"/>
-                  <w:rFonts w:eastAsia="Calibri" w:cstheme="minorHAnsi"/>
-                  <w:sz w:val="18"/>
-                  <w:szCs w:val="18"/>
-                </w:rPr>
-                <w:t>l</w:t>
-              </w:r>
-              <w:r>
-                <w:rPr>
-                  <w:rStyle w:val="Hyperlink"/>
-                  <w:rFonts w:eastAsia="Calibri" w:cstheme="minorHAnsi"/>
-                  <w:sz w:val="18"/>
-                  <w:szCs w:val="18"/>
-                </w:rPr>
-                <w:t>idator.w3.org/</w:t>
+                <w:t>https://validator.w3.org/</w:t>
               </w:r>
             </w:hyperlink>
             <w:r>
@@ -2479,27 +2452,7 @@
                   <w:sz w:val="18"/>
                   <w:szCs w:val="18"/>
                 </w:rPr>
-                <w:t>https://</w:t>
-              </w:r>
-              <w:r>
-                <w:rPr>
-                  <w:rStyle w:val="Hyperlink"/>
-                  <w:rFonts w:eastAsia="Calibri" w:cstheme="minorHAnsi"/>
-                  <w:bCs/>
-                  <w:sz w:val="18"/>
-                  <w:szCs w:val="18"/>
-                </w:rPr>
-                <w:t>j</w:t>
-              </w:r>
-              <w:r>
-                <w:rPr>
-                  <w:rStyle w:val="Hyperlink"/>
-                  <w:rFonts w:eastAsia="Calibri" w:cstheme="minorHAnsi"/>
-                  <w:bCs/>
-                  <w:sz w:val="18"/>
-                  <w:szCs w:val="18"/>
-                </w:rPr>
-                <w:t>igsaw.w3.org/css-validator</w:t>
+                <w:t>https://jigsaw.w3.org/css-validator</w:t>
               </w:r>
             </w:hyperlink>
             <w:hyperlink r:id="rId21">
@@ -2646,26 +2599,18 @@
                 <w:rFonts w:cstheme="minorHAnsi"/>
                 <w:sz w:val="18"/>
                 <w:szCs w:val="18"/>
-              </w:rPr>
-            </w:pPr>
-            <w:r>
-              <w:rPr>
-                <w:rFonts w:cstheme="minorHAnsi"/>
-                <w:sz w:val="18"/>
-                <w:szCs w:val="18"/>
-              </w:rPr>
-              <w:t>```</w:t>
-            </w:r>
-            <w:proofErr w:type="spellStart"/>
-            <w:r>
-              <w:rPr>
-                <w:rFonts w:cstheme="minorHAnsi"/>
-                <w:sz w:val="18"/>
-                <w:szCs w:val="18"/>
-              </w:rPr>
-              <w:t>html</w:t>
-            </w:r>
-            <w:proofErr w:type="spellEnd"/>
+                <w:lang w:val="en-US"/>
+              </w:rPr>
+            </w:pPr>
+            <w:r>
+              <w:rPr>
+                <w:rFonts w:cstheme="minorHAnsi"/>
+                <w:sz w:val="18"/>
+                <w:szCs w:val="18"/>
+                <w:lang w:val="en-US"/>
+              </w:rPr>
+              <w:t>```html</w:t>
+            </w:r>
           </w:p>
           <w:p>
             <w:pPr>
@@ -3506,15 +3451,7 @@
                 <w:sz w:val="18"/>
                 <w:szCs w:val="18"/>
               </w:rPr>
-              <w:t>&lt;!</w:t>
-            </w:r>
-            <w:r>
-              <w:rPr>
-                <w:rFonts w:cstheme="minorHAnsi"/>
-                <w:sz w:val="18"/>
-                <w:szCs w:val="18"/>
-              </w:rPr>
-              <w:t>—</w:t>
+              <w:t>&lt;!—</w:t>
             </w:r>
             <w:proofErr w:type="gramEnd"/>
             <w:r>
@@ -3541,15 +3478,7 @@
                 <w:sz w:val="18"/>
                 <w:szCs w:val="18"/>
               </w:rPr>
-              <w:t xml:space="preserve"> (&lt;ul&gt;&lt;li&gt;&lt;/li&gt;&lt;/ul&gt;; &lt;a&gt;&lt;/a&gt;)</w:t>
-            </w:r>
-            <w:r>
-              <w:rPr>
-                <w:rFonts w:cstheme="minorHAnsi"/>
-                <w:sz w:val="18"/>
-                <w:szCs w:val="18"/>
-              </w:rPr>
-              <w:t xml:space="preserve"> --&gt;</w:t>
+              <w:t xml:space="preserve"> (&lt;ul&gt;&lt;li&gt;&lt;/li&gt;&lt;/ul&gt;; &lt;a&gt;&lt;/a&gt;) --&gt;</w:t>
             </w:r>
           </w:p>
           <w:p>
@@ -4378,7 +4307,6 @@
                 <w:rFonts w:cstheme="minorHAnsi"/>
                 <w:sz w:val="18"/>
                 <w:szCs w:val="18"/>
-                <w:lang w:val="en-US"/>
               </w:rPr>
             </w:pPr>
             <w:proofErr w:type="gramStart"/>
@@ -4387,47 +4315,42 @@
                 <w:rFonts w:cstheme="minorHAnsi"/>
                 <w:sz w:val="18"/>
                 <w:szCs w:val="18"/>
-                <w:lang w:val="en-US"/>
-              </w:rPr>
-              <w:t>&lt;!</w:t>
-            </w:r>
-            <w:r>
-              <w:rPr>
-                <w:rFonts w:cstheme="minorHAnsi"/>
-                <w:sz w:val="18"/>
-                <w:szCs w:val="18"/>
-                <w:lang w:val="en-US"/>
-              </w:rPr>
-              <w:t>—</w:t>
-            </w:r>
-            <w:proofErr w:type="spellStart"/>
+              </w:rPr>
+              <w:t>&lt;!—</w:t>
+            </w:r>
             <w:proofErr w:type="gramEnd"/>
             <w:r>
               <w:rPr>
                 <w:rFonts w:cstheme="minorHAnsi"/>
                 <w:sz w:val="18"/>
                 <w:szCs w:val="18"/>
-                <w:lang w:val="en-US"/>
-              </w:rPr>
-              <w:t>podsumowanie</w:t>
-            </w:r>
-            <w:proofErr w:type="spellEnd"/>
-            <w:r>
-              <w:rPr>
-                <w:rFonts w:cstheme="minorHAnsi"/>
-                <w:sz w:val="18"/>
-                <w:szCs w:val="18"/>
-                <w:lang w:val="en-US"/>
-              </w:rPr>
-              <w:t>(&lt;summary&gt;&lt;/</w:t>
-            </w:r>
-            <w:proofErr w:type="spellStart"/>
-            <w:r>
-              <w:rPr>
-                <w:rFonts w:cstheme="minorHAnsi"/>
-                <w:sz w:val="18"/>
-                <w:szCs w:val="18"/>
-                <w:lang w:val="en-US"/>
+              </w:rPr>
+              <w:t>podsumowanie(&lt;</w:t>
+            </w:r>
+            <w:proofErr w:type="spellStart"/>
+            <w:r>
+              <w:rPr>
+                <w:rFonts w:cstheme="minorHAnsi"/>
+                <w:sz w:val="18"/>
+                <w:szCs w:val="18"/>
+              </w:rPr>
+              <w:t>summary</w:t>
+            </w:r>
+            <w:proofErr w:type="spellEnd"/>
+            <w:r>
+              <w:rPr>
+                <w:rFonts w:cstheme="minorHAnsi"/>
+                <w:sz w:val="18"/>
+                <w:szCs w:val="18"/>
+              </w:rPr>
+              <w:t>&gt;&lt;/</w:t>
+            </w:r>
+            <w:proofErr w:type="spellStart"/>
+            <w:r>
+              <w:rPr>
+                <w:rFonts w:cstheme="minorHAnsi"/>
+                <w:sz w:val="18"/>
+                <w:szCs w:val="18"/>
               </w:rPr>
               <w:t>smmary</w:t>
             </w:r>
@@ -4437,27 +4360,8 @@
                 <w:rFonts w:cstheme="minorHAnsi"/>
                 <w:sz w:val="18"/>
                 <w:szCs w:val="18"/>
-                <w:lang w:val="en-US"/>
-              </w:rPr>
-              <w:t>&gt;)</w:t>
-            </w:r>
-            <w:r>
-              <w:rPr>
-                <w:rFonts w:cstheme="minorHAnsi"/>
-                <w:sz w:val="18"/>
-                <w:szCs w:val="18"/>
-                <w:lang w:val="en-US"/>
-              </w:rPr>
-              <w:t xml:space="preserve"> --&gt;</w:t>
-            </w:r>
-            <w:r>
-              <w:rPr>
-                <w:rFonts w:cstheme="minorHAnsi"/>
-                <w:sz w:val="18"/>
-                <w:szCs w:val="18"/>
-                <w:lang w:val="en-US"/>
-              </w:rPr>
-              <w:t xml:space="preserve"> </w:t>
+              </w:rPr>
+              <w:t xml:space="preserve">&gt;) --&gt; </w:t>
             </w:r>
           </w:p>
           <w:p>
@@ -6465,6 +6369,7 @@
                 <w:rFonts w:cstheme="minorHAnsi"/>
                 <w:sz w:val="18"/>
                 <w:szCs w:val="18"/>
+                <w:lang w:val="en-US"/>
               </w:rPr>
             </w:pPr>
             <w:r>
@@ -6481,6 +6386,7 @@
                 <w:rFonts w:cstheme="minorHAnsi"/>
                 <w:sz w:val="18"/>
                 <w:szCs w:val="18"/>
+                <w:lang w:val="en-US"/>
               </w:rPr>
               <w:t>/&gt;</w:t>
             </w:r>
@@ -6492,39 +6398,24 @@
                 <w:rFonts w:cstheme="minorHAnsi"/>
                 <w:sz w:val="18"/>
                 <w:szCs w:val="18"/>
-              </w:rPr>
-            </w:pPr>
-            <w:r>
-              <w:rPr>
-                <w:rFonts w:cstheme="minorHAnsi"/>
-                <w:sz w:val="18"/>
-                <w:szCs w:val="18"/>
-              </w:rPr>
-              <w:t xml:space="preserve">        &lt;/</w:t>
-            </w:r>
-            <w:proofErr w:type="spellStart"/>
-            <w:r>
-              <w:rPr>
-                <w:rFonts w:cstheme="minorHAnsi"/>
-                <w:sz w:val="18"/>
-                <w:szCs w:val="18"/>
-              </w:rPr>
-              <w:t>section</w:t>
-            </w:r>
-            <w:proofErr w:type="spellEnd"/>
-            <w:r>
-              <w:rPr>
-                <w:rFonts w:cstheme="minorHAnsi"/>
-                <w:sz w:val="18"/>
-                <w:szCs w:val="18"/>
-              </w:rPr>
-              <w:t>&gt;</w:t>
-            </w:r>
-            <w:r>
-              <w:rPr>
-                <w:rFonts w:cstheme="minorHAnsi"/>
-                <w:sz w:val="18"/>
-                <w:szCs w:val="18"/>
+                <w:lang w:val="en-US"/>
+              </w:rPr>
+            </w:pPr>
+            <w:r>
+              <w:rPr>
+                <w:rFonts w:cstheme="minorHAnsi"/>
+                <w:sz w:val="18"/>
+                <w:szCs w:val="18"/>
+                <w:lang w:val="en-US"/>
+              </w:rPr>
+              <w:t xml:space="preserve">        &lt;/section&gt;</w:t>
+            </w:r>
+            <w:r>
+              <w:rPr>
+                <w:rFonts w:cstheme="minorHAnsi"/>
+                <w:sz w:val="18"/>
+                <w:szCs w:val="18"/>
+                <w:lang w:val="en-US"/>
               </w:rPr>
               <w:br/>
               <w:t>```</w:t>
@@ -6537,513 +6428,1434 @@
                 <w:rFonts w:cstheme="minorHAnsi"/>
                 <w:sz w:val="20"/>
                 <w:szCs w:val="20"/>
-              </w:rPr>
-            </w:pPr>
-          </w:p>
-          <w:p>
-            <w:pPr>
-              <w:spacing w:after="0" w:line="240" w:lineRule="auto"/>
-              <w:rPr>
-                <w:rFonts w:cstheme="minorHAnsi"/>
-                <w:sz w:val="20"/>
-                <w:szCs w:val="20"/>
-              </w:rPr>
-            </w:pPr>
-          </w:p>
-          <w:p>
-            <w:pPr>
-              <w:spacing w:after="0" w:line="240" w:lineRule="auto"/>
-              <w:rPr>
-                <w:rFonts w:cstheme="minorHAnsi"/>
-                <w:sz w:val="20"/>
-                <w:szCs w:val="20"/>
-              </w:rPr>
-            </w:pPr>
-          </w:p>
-          <w:p>
-            <w:pPr>
-              <w:spacing w:after="0" w:line="240" w:lineRule="auto"/>
-              <w:rPr>
-                <w:rFonts w:cstheme="minorHAnsi"/>
-                <w:sz w:val="20"/>
-                <w:szCs w:val="20"/>
-              </w:rPr>
-            </w:pPr>
-          </w:p>
-          <w:p>
-            <w:pPr>
-              <w:spacing w:after="0" w:line="240" w:lineRule="auto"/>
-              <w:rPr>
-                <w:rFonts w:cstheme="minorHAnsi"/>
-                <w:sz w:val="20"/>
-                <w:szCs w:val="20"/>
-              </w:rPr>
-            </w:pPr>
-          </w:p>
-          <w:p>
-            <w:pPr>
-              <w:spacing w:after="0" w:line="240" w:lineRule="auto"/>
-              <w:rPr>
-                <w:rFonts w:cstheme="minorHAnsi"/>
-                <w:sz w:val="20"/>
-                <w:szCs w:val="20"/>
-              </w:rPr>
-            </w:pPr>
-          </w:p>
-          <w:p>
-            <w:pPr>
-              <w:spacing w:after="0" w:line="240" w:lineRule="auto"/>
-              <w:rPr>
-                <w:rFonts w:cstheme="minorHAnsi"/>
-                <w:sz w:val="20"/>
-                <w:szCs w:val="20"/>
-              </w:rPr>
-            </w:pPr>
-          </w:p>
-          <w:p>
-            <w:pPr>
-              <w:spacing w:after="0" w:line="240" w:lineRule="auto"/>
-              <w:rPr>
-                <w:rFonts w:cstheme="minorHAnsi"/>
-                <w:sz w:val="20"/>
-                <w:szCs w:val="20"/>
-              </w:rPr>
-            </w:pPr>
-          </w:p>
-          <w:p>
-            <w:pPr>
-              <w:spacing w:after="0" w:line="240" w:lineRule="auto"/>
-              <w:rPr>
-                <w:rFonts w:cstheme="minorHAnsi"/>
-                <w:sz w:val="20"/>
-                <w:szCs w:val="20"/>
-              </w:rPr>
-            </w:pPr>
-          </w:p>
-          <w:p>
-            <w:pPr>
-              <w:spacing w:after="0" w:line="240" w:lineRule="auto"/>
-              <w:rPr>
-                <w:rFonts w:cstheme="minorHAnsi"/>
-                <w:sz w:val="20"/>
-                <w:szCs w:val="20"/>
-              </w:rPr>
-            </w:pPr>
-          </w:p>
-          <w:p>
-            <w:pPr>
-              <w:spacing w:after="0" w:line="240" w:lineRule="auto"/>
-              <w:rPr>
-                <w:rFonts w:cstheme="minorHAnsi"/>
-                <w:sz w:val="20"/>
-                <w:szCs w:val="20"/>
-              </w:rPr>
-            </w:pPr>
-          </w:p>
-          <w:p>
-            <w:pPr>
-              <w:spacing w:after="0" w:line="240" w:lineRule="auto"/>
-              <w:rPr>
-                <w:rFonts w:cstheme="minorHAnsi"/>
-                <w:sz w:val="20"/>
-                <w:szCs w:val="20"/>
-              </w:rPr>
-            </w:pPr>
-          </w:p>
-          <w:p>
-            <w:pPr>
-              <w:spacing w:after="0" w:line="240" w:lineRule="auto"/>
-              <w:rPr>
-                <w:rFonts w:cstheme="minorHAnsi"/>
-                <w:sz w:val="20"/>
-                <w:szCs w:val="20"/>
-              </w:rPr>
-            </w:pPr>
-          </w:p>
-          <w:p>
-            <w:pPr>
-              <w:spacing w:after="0" w:line="240" w:lineRule="auto"/>
-              <w:rPr>
-                <w:rFonts w:cstheme="minorHAnsi"/>
-                <w:sz w:val="20"/>
-                <w:szCs w:val="20"/>
-              </w:rPr>
-            </w:pPr>
-          </w:p>
-          <w:p>
-            <w:pPr>
-              <w:spacing w:after="0" w:line="240" w:lineRule="auto"/>
-              <w:rPr>
-                <w:rFonts w:cstheme="minorHAnsi"/>
-                <w:sz w:val="20"/>
-                <w:szCs w:val="20"/>
-              </w:rPr>
-            </w:pPr>
-          </w:p>
-          <w:p>
-            <w:pPr>
-              <w:spacing w:after="0" w:line="240" w:lineRule="auto"/>
-              <w:rPr>
-                <w:rFonts w:cstheme="minorHAnsi"/>
-                <w:sz w:val="20"/>
-                <w:szCs w:val="20"/>
-              </w:rPr>
-            </w:pPr>
-          </w:p>
-          <w:p>
-            <w:pPr>
-              <w:spacing w:after="0" w:line="240" w:lineRule="auto"/>
-              <w:rPr>
-                <w:rFonts w:cstheme="minorHAnsi"/>
-                <w:sz w:val="20"/>
-                <w:szCs w:val="20"/>
-              </w:rPr>
-            </w:pPr>
-          </w:p>
-          <w:p>
-            <w:pPr>
-              <w:spacing w:after="0" w:line="240" w:lineRule="auto"/>
-              <w:rPr>
-                <w:rFonts w:cstheme="minorHAnsi"/>
-                <w:sz w:val="20"/>
-                <w:szCs w:val="20"/>
-              </w:rPr>
-            </w:pPr>
-          </w:p>
-          <w:p>
-            <w:pPr>
-              <w:spacing w:after="0" w:line="240" w:lineRule="auto"/>
-              <w:rPr>
-                <w:rFonts w:cstheme="minorHAnsi"/>
-                <w:sz w:val="20"/>
-                <w:szCs w:val="20"/>
-              </w:rPr>
-            </w:pPr>
-          </w:p>
-          <w:p>
-            <w:pPr>
-              <w:spacing w:after="0" w:line="240" w:lineRule="auto"/>
-              <w:rPr>
-                <w:rFonts w:cstheme="minorHAnsi"/>
-                <w:sz w:val="20"/>
-                <w:szCs w:val="20"/>
-              </w:rPr>
-            </w:pPr>
-          </w:p>
-          <w:p>
-            <w:pPr>
-              <w:spacing w:after="0" w:line="240" w:lineRule="auto"/>
-              <w:rPr>
-                <w:rFonts w:cstheme="minorHAnsi"/>
-                <w:sz w:val="20"/>
-                <w:szCs w:val="20"/>
-              </w:rPr>
-            </w:pPr>
-          </w:p>
-          <w:p>
-            <w:pPr>
-              <w:spacing w:after="0" w:line="240" w:lineRule="auto"/>
-              <w:rPr>
-                <w:rFonts w:cstheme="minorHAnsi"/>
-                <w:sz w:val="20"/>
-                <w:szCs w:val="20"/>
-              </w:rPr>
-            </w:pPr>
-          </w:p>
-          <w:p>
-            <w:pPr>
-              <w:spacing w:after="0" w:line="240" w:lineRule="auto"/>
-              <w:rPr>
-                <w:rFonts w:cstheme="minorHAnsi"/>
-                <w:sz w:val="20"/>
-                <w:szCs w:val="20"/>
-              </w:rPr>
-            </w:pPr>
-          </w:p>
-          <w:p>
-            <w:pPr>
-              <w:spacing w:after="0" w:line="240" w:lineRule="auto"/>
-              <w:rPr>
-                <w:rFonts w:cstheme="minorHAnsi"/>
-                <w:sz w:val="20"/>
-                <w:szCs w:val="20"/>
-              </w:rPr>
-            </w:pPr>
-          </w:p>
-          <w:p>
-            <w:pPr>
-              <w:spacing w:after="0" w:line="240" w:lineRule="auto"/>
-              <w:rPr>
-                <w:rFonts w:cstheme="minorHAnsi"/>
-                <w:sz w:val="20"/>
-                <w:szCs w:val="20"/>
-              </w:rPr>
-            </w:pPr>
-          </w:p>
-          <w:p>
-            <w:pPr>
-              <w:spacing w:after="0" w:line="240" w:lineRule="auto"/>
-              <w:rPr>
-                <w:rFonts w:cstheme="minorHAnsi"/>
-                <w:sz w:val="20"/>
-                <w:szCs w:val="20"/>
-              </w:rPr>
-            </w:pPr>
-          </w:p>
-          <w:p>
-            <w:pPr>
-              <w:spacing w:after="0" w:line="240" w:lineRule="auto"/>
-              <w:rPr>
-                <w:rFonts w:cstheme="minorHAnsi"/>
-                <w:sz w:val="20"/>
-                <w:szCs w:val="20"/>
-              </w:rPr>
-            </w:pPr>
-          </w:p>
-          <w:p>
-            <w:pPr>
-              <w:spacing w:after="0" w:line="240" w:lineRule="auto"/>
-              <w:rPr>
-                <w:rFonts w:cstheme="minorHAnsi"/>
-                <w:sz w:val="20"/>
-                <w:szCs w:val="20"/>
-              </w:rPr>
-            </w:pPr>
-          </w:p>
-          <w:p>
-            <w:pPr>
-              <w:spacing w:after="0" w:line="240" w:lineRule="auto"/>
-              <w:rPr>
-                <w:rFonts w:cstheme="minorHAnsi"/>
-                <w:sz w:val="20"/>
-                <w:szCs w:val="20"/>
-              </w:rPr>
-            </w:pPr>
-          </w:p>
-          <w:p>
-            <w:pPr>
-              <w:spacing w:after="0" w:line="240" w:lineRule="auto"/>
-              <w:rPr>
-                <w:rFonts w:cstheme="minorHAnsi"/>
-                <w:sz w:val="20"/>
-                <w:szCs w:val="20"/>
-              </w:rPr>
-            </w:pPr>
-          </w:p>
-          <w:p>
-            <w:pPr>
-              <w:spacing w:after="0" w:line="240" w:lineRule="auto"/>
-              <w:rPr>
-                <w:rFonts w:cstheme="minorHAnsi"/>
-                <w:sz w:val="20"/>
-                <w:szCs w:val="20"/>
-              </w:rPr>
-            </w:pPr>
-          </w:p>
-          <w:p>
-            <w:pPr>
-              <w:spacing w:after="0" w:line="240" w:lineRule="auto"/>
-              <w:rPr>
-                <w:rFonts w:cstheme="minorHAnsi"/>
-                <w:sz w:val="20"/>
-                <w:szCs w:val="20"/>
-              </w:rPr>
-            </w:pPr>
-          </w:p>
-          <w:p>
-            <w:pPr>
-              <w:spacing w:after="0" w:line="240" w:lineRule="auto"/>
-              <w:rPr>
-                <w:rFonts w:cstheme="minorHAnsi"/>
-                <w:sz w:val="20"/>
-                <w:szCs w:val="20"/>
-              </w:rPr>
-            </w:pPr>
-          </w:p>
-          <w:p>
-            <w:pPr>
-              <w:spacing w:after="0" w:line="240" w:lineRule="auto"/>
-              <w:rPr>
-                <w:rFonts w:cstheme="minorHAnsi"/>
-                <w:sz w:val="20"/>
-                <w:szCs w:val="20"/>
-              </w:rPr>
-            </w:pPr>
-          </w:p>
-          <w:p>
-            <w:pPr>
-              <w:spacing w:after="0" w:line="240" w:lineRule="auto"/>
-              <w:rPr>
-                <w:rFonts w:cstheme="minorHAnsi"/>
-                <w:sz w:val="20"/>
-                <w:szCs w:val="20"/>
-              </w:rPr>
-            </w:pPr>
-          </w:p>
-          <w:p>
-            <w:pPr>
-              <w:spacing w:after="0" w:line="240" w:lineRule="auto"/>
-              <w:rPr>
-                <w:rFonts w:cstheme="minorHAnsi"/>
-                <w:sz w:val="20"/>
-                <w:szCs w:val="20"/>
-              </w:rPr>
-            </w:pPr>
-          </w:p>
-          <w:p>
-            <w:pPr>
-              <w:spacing w:after="0" w:line="240" w:lineRule="auto"/>
-              <w:rPr>
-                <w:rFonts w:cstheme="minorHAnsi"/>
-                <w:sz w:val="20"/>
-                <w:szCs w:val="20"/>
-              </w:rPr>
-            </w:pPr>
-          </w:p>
-          <w:p>
-            <w:pPr>
-              <w:spacing w:after="0" w:line="240" w:lineRule="auto"/>
-              <w:rPr>
-                <w:rFonts w:cstheme="minorHAnsi"/>
-                <w:sz w:val="20"/>
-                <w:szCs w:val="20"/>
-              </w:rPr>
-            </w:pPr>
-          </w:p>
-          <w:p>
-            <w:pPr>
-              <w:spacing w:after="0" w:line="240" w:lineRule="auto"/>
-              <w:rPr>
-                <w:rFonts w:cstheme="minorHAnsi"/>
-                <w:sz w:val="20"/>
-                <w:szCs w:val="20"/>
-              </w:rPr>
-            </w:pPr>
-          </w:p>
-          <w:p>
-            <w:pPr>
-              <w:spacing w:after="0" w:line="240" w:lineRule="auto"/>
-              <w:rPr>
-                <w:rFonts w:cstheme="minorHAnsi"/>
-                <w:sz w:val="20"/>
-                <w:szCs w:val="20"/>
-              </w:rPr>
-            </w:pPr>
-          </w:p>
-          <w:p>
-            <w:pPr>
-              <w:spacing w:after="0" w:line="240" w:lineRule="auto"/>
-              <w:rPr>
-                <w:rFonts w:cstheme="minorHAnsi"/>
-                <w:sz w:val="20"/>
-                <w:szCs w:val="20"/>
-              </w:rPr>
-            </w:pPr>
-          </w:p>
-          <w:p>
-            <w:pPr>
-              <w:spacing w:after="0" w:line="240" w:lineRule="auto"/>
-              <w:rPr>
-                <w:rFonts w:cstheme="minorHAnsi"/>
-                <w:sz w:val="20"/>
-                <w:szCs w:val="20"/>
-              </w:rPr>
-            </w:pPr>
-          </w:p>
-          <w:p>
-            <w:pPr>
-              <w:spacing w:after="0" w:line="240" w:lineRule="auto"/>
-              <w:rPr>
-                <w:rFonts w:cstheme="minorHAnsi"/>
-                <w:sz w:val="20"/>
-                <w:szCs w:val="20"/>
-              </w:rPr>
-            </w:pPr>
-          </w:p>
-          <w:p>
-            <w:pPr>
-              <w:spacing w:after="0" w:line="240" w:lineRule="auto"/>
-              <w:rPr>
-                <w:rFonts w:cstheme="minorHAnsi"/>
-                <w:sz w:val="20"/>
-                <w:szCs w:val="20"/>
-              </w:rPr>
-            </w:pPr>
-          </w:p>
-          <w:p>
-            <w:pPr>
-              <w:spacing w:after="0" w:line="240" w:lineRule="auto"/>
-              <w:rPr>
-                <w:rFonts w:cstheme="minorHAnsi"/>
-                <w:sz w:val="20"/>
-                <w:szCs w:val="20"/>
-              </w:rPr>
-            </w:pPr>
-          </w:p>
-          <w:p>
-            <w:pPr>
-              <w:spacing w:after="0" w:line="240" w:lineRule="auto"/>
-              <w:rPr>
-                <w:rFonts w:cstheme="minorHAnsi"/>
-                <w:sz w:val="20"/>
-                <w:szCs w:val="20"/>
-              </w:rPr>
-            </w:pPr>
-          </w:p>
-          <w:p>
-            <w:pPr>
-              <w:spacing w:after="0" w:line="240" w:lineRule="auto"/>
-              <w:rPr>
-                <w:rFonts w:cstheme="minorHAnsi"/>
-                <w:sz w:val="20"/>
-                <w:szCs w:val="20"/>
-              </w:rPr>
-            </w:pPr>
-          </w:p>
-          <w:p>
-            <w:pPr>
-              <w:spacing w:after="0" w:line="240" w:lineRule="auto"/>
-              <w:rPr>
-                <w:rFonts w:cstheme="minorHAnsi"/>
-                <w:sz w:val="20"/>
-                <w:szCs w:val="20"/>
-              </w:rPr>
-            </w:pPr>
-            <w:r>
-              <w:rPr>
-                <w:rFonts w:cstheme="minorHAnsi"/>
-                <w:sz w:val="20"/>
-                <w:szCs w:val="20"/>
+                <w:lang w:val="en-US"/>
+              </w:rPr>
+            </w:pPr>
+          </w:p>
+          <w:p>
+            <w:pPr>
+              <w:spacing w:after="0" w:line="240" w:lineRule="auto"/>
+              <w:rPr>
+                <w:rFonts w:cstheme="minorHAnsi"/>
+                <w:sz w:val="20"/>
+                <w:szCs w:val="20"/>
+                <w:lang w:val="en-US"/>
+              </w:rPr>
+            </w:pPr>
+          </w:p>
+          <w:p>
+            <w:pPr>
+              <w:spacing w:after="0" w:line="240" w:lineRule="auto"/>
+              <w:rPr>
+                <w:rFonts w:cstheme="minorHAnsi"/>
+                <w:sz w:val="20"/>
+                <w:szCs w:val="20"/>
+                <w:lang w:val="en-US"/>
+              </w:rPr>
+            </w:pPr>
+          </w:p>
+          <w:p>
+            <w:pPr>
+              <w:spacing w:after="0" w:line="240" w:lineRule="auto"/>
+              <w:rPr>
+                <w:rFonts w:cstheme="minorHAnsi"/>
+                <w:sz w:val="20"/>
+                <w:szCs w:val="20"/>
+                <w:lang w:val="en-US"/>
+              </w:rPr>
+            </w:pPr>
+          </w:p>
+          <w:p>
+            <w:pPr>
+              <w:spacing w:after="0" w:line="240" w:lineRule="auto"/>
+              <w:rPr>
+                <w:rFonts w:cstheme="minorHAnsi"/>
+                <w:sz w:val="20"/>
+                <w:szCs w:val="20"/>
+                <w:lang w:val="en-US"/>
+              </w:rPr>
+            </w:pPr>
+          </w:p>
+          <w:p>
+            <w:pPr>
+              <w:spacing w:after="0" w:line="240" w:lineRule="auto"/>
+              <w:rPr>
+                <w:rFonts w:cstheme="minorHAnsi"/>
+                <w:sz w:val="20"/>
+                <w:szCs w:val="20"/>
+                <w:lang w:val="en-US"/>
+              </w:rPr>
+            </w:pPr>
+          </w:p>
+          <w:p>
+            <w:pPr>
+              <w:spacing w:after="0" w:line="240" w:lineRule="auto"/>
+              <w:rPr>
+                <w:rFonts w:cstheme="minorHAnsi"/>
+                <w:sz w:val="20"/>
+                <w:szCs w:val="20"/>
+                <w:lang w:val="en-US"/>
+              </w:rPr>
+            </w:pPr>
+          </w:p>
+          <w:p>
+            <w:pPr>
+              <w:spacing w:after="0" w:line="240" w:lineRule="auto"/>
+              <w:rPr>
+                <w:rFonts w:cstheme="minorHAnsi"/>
+                <w:sz w:val="20"/>
+                <w:szCs w:val="20"/>
+                <w:lang w:val="en-US"/>
+              </w:rPr>
+            </w:pPr>
+          </w:p>
+          <w:p>
+            <w:pPr>
+              <w:spacing w:after="0" w:line="240" w:lineRule="auto"/>
+              <w:rPr>
+                <w:rFonts w:cstheme="minorHAnsi"/>
+                <w:sz w:val="20"/>
+                <w:szCs w:val="20"/>
+                <w:lang w:val="en-US"/>
+              </w:rPr>
+            </w:pPr>
+          </w:p>
+          <w:p>
+            <w:pPr>
+              <w:spacing w:after="0" w:line="240" w:lineRule="auto"/>
+              <w:rPr>
+                <w:rFonts w:cstheme="minorHAnsi"/>
+                <w:sz w:val="20"/>
+                <w:szCs w:val="20"/>
+                <w:lang w:val="en-US"/>
+              </w:rPr>
+            </w:pPr>
+          </w:p>
+          <w:p>
+            <w:pPr>
+              <w:spacing w:after="0" w:line="240" w:lineRule="auto"/>
+              <w:rPr>
+                <w:rFonts w:cstheme="minorHAnsi"/>
+                <w:sz w:val="20"/>
+                <w:szCs w:val="20"/>
+                <w:lang w:val="en-US"/>
+              </w:rPr>
+            </w:pPr>
+          </w:p>
+          <w:p>
+            <w:pPr>
+              <w:spacing w:after="0" w:line="240" w:lineRule="auto"/>
+              <w:rPr>
+                <w:rFonts w:cstheme="minorHAnsi"/>
+                <w:sz w:val="20"/>
+                <w:szCs w:val="20"/>
+                <w:lang w:val="en-US"/>
+              </w:rPr>
+            </w:pPr>
+          </w:p>
+          <w:p>
+            <w:pPr>
+              <w:spacing w:after="0" w:line="240" w:lineRule="auto"/>
+              <w:rPr>
+                <w:rFonts w:cstheme="minorHAnsi"/>
+                <w:sz w:val="20"/>
+                <w:szCs w:val="20"/>
+                <w:lang w:val="en-US"/>
+              </w:rPr>
+            </w:pPr>
+          </w:p>
+          <w:p>
+            <w:pPr>
+              <w:spacing w:after="0" w:line="240" w:lineRule="auto"/>
+              <w:rPr>
+                <w:rFonts w:cstheme="minorHAnsi"/>
+                <w:sz w:val="20"/>
+                <w:szCs w:val="20"/>
+                <w:lang w:val="en-US"/>
+              </w:rPr>
+            </w:pPr>
+          </w:p>
+          <w:p>
+            <w:pPr>
+              <w:spacing w:after="0" w:line="240" w:lineRule="auto"/>
+              <w:rPr>
+                <w:rFonts w:cstheme="minorHAnsi"/>
+                <w:sz w:val="20"/>
+                <w:szCs w:val="20"/>
+                <w:lang w:val="en-US"/>
+              </w:rPr>
+            </w:pPr>
+          </w:p>
+          <w:p>
+            <w:pPr>
+              <w:spacing w:after="0" w:line="240" w:lineRule="auto"/>
+              <w:rPr>
+                <w:rFonts w:cstheme="minorHAnsi"/>
+                <w:sz w:val="20"/>
+                <w:szCs w:val="20"/>
+                <w:lang w:val="en-US"/>
+              </w:rPr>
+            </w:pPr>
+          </w:p>
+          <w:p>
+            <w:pPr>
+              <w:spacing w:after="0" w:line="240" w:lineRule="auto"/>
+              <w:rPr>
+                <w:rFonts w:cstheme="minorHAnsi"/>
+                <w:sz w:val="20"/>
+                <w:szCs w:val="20"/>
+                <w:lang w:val="en-US"/>
+              </w:rPr>
+            </w:pPr>
+          </w:p>
+          <w:p>
+            <w:pPr>
+              <w:spacing w:after="0" w:line="240" w:lineRule="auto"/>
+              <w:rPr>
+                <w:rFonts w:cstheme="minorHAnsi"/>
+                <w:sz w:val="20"/>
+                <w:szCs w:val="20"/>
+                <w:lang w:val="en-US"/>
+              </w:rPr>
+            </w:pPr>
+          </w:p>
+          <w:p>
+            <w:pPr>
+              <w:spacing w:after="0" w:line="240" w:lineRule="auto"/>
+              <w:rPr>
+                <w:rFonts w:cstheme="minorHAnsi"/>
+                <w:sz w:val="20"/>
+                <w:szCs w:val="20"/>
+                <w:lang w:val="en-US"/>
+              </w:rPr>
+            </w:pPr>
+          </w:p>
+          <w:p>
+            <w:pPr>
+              <w:spacing w:after="0" w:line="240" w:lineRule="auto"/>
+              <w:rPr>
+                <w:rFonts w:cstheme="minorHAnsi"/>
+                <w:sz w:val="20"/>
+                <w:szCs w:val="20"/>
+                <w:lang w:val="en-US"/>
+              </w:rPr>
+            </w:pPr>
+          </w:p>
+          <w:p>
+            <w:pPr>
+              <w:spacing w:after="0" w:line="240" w:lineRule="auto"/>
+              <w:rPr>
+                <w:rFonts w:cstheme="minorHAnsi"/>
+                <w:sz w:val="20"/>
+                <w:szCs w:val="20"/>
+                <w:lang w:val="en-US"/>
+              </w:rPr>
+            </w:pPr>
+          </w:p>
+          <w:p>
+            <w:pPr>
+              <w:spacing w:after="0" w:line="240" w:lineRule="auto"/>
+              <w:rPr>
+                <w:rFonts w:cstheme="minorHAnsi"/>
+                <w:sz w:val="20"/>
+                <w:szCs w:val="20"/>
+                <w:lang w:val="en-US"/>
+              </w:rPr>
+            </w:pPr>
+          </w:p>
+          <w:p>
+            <w:pPr>
+              <w:spacing w:after="0" w:line="240" w:lineRule="auto"/>
+              <w:rPr>
+                <w:rFonts w:cstheme="minorHAnsi"/>
+                <w:sz w:val="20"/>
+                <w:szCs w:val="20"/>
+                <w:lang w:val="en-US"/>
+              </w:rPr>
+            </w:pPr>
+          </w:p>
+          <w:p>
+            <w:pPr>
+              <w:spacing w:after="0" w:line="240" w:lineRule="auto"/>
+              <w:rPr>
+                <w:rFonts w:cstheme="minorHAnsi"/>
+                <w:sz w:val="20"/>
+                <w:szCs w:val="20"/>
+                <w:lang w:val="en-US"/>
+              </w:rPr>
+            </w:pPr>
+          </w:p>
+          <w:p>
+            <w:pPr>
+              <w:spacing w:after="0" w:line="240" w:lineRule="auto"/>
+              <w:rPr>
+                <w:rFonts w:cstheme="minorHAnsi"/>
+                <w:sz w:val="20"/>
+                <w:szCs w:val="20"/>
+                <w:lang w:val="en-US"/>
+              </w:rPr>
+            </w:pPr>
+          </w:p>
+          <w:p>
+            <w:pPr>
+              <w:spacing w:after="0" w:line="240" w:lineRule="auto"/>
+              <w:rPr>
+                <w:rFonts w:cstheme="minorHAnsi"/>
+                <w:sz w:val="20"/>
+                <w:szCs w:val="20"/>
+                <w:lang w:val="en-US"/>
+              </w:rPr>
+            </w:pPr>
+          </w:p>
+          <w:p>
+            <w:pPr>
+              <w:spacing w:after="0" w:line="240" w:lineRule="auto"/>
+              <w:rPr>
+                <w:rFonts w:cstheme="minorHAnsi"/>
+                <w:sz w:val="20"/>
+                <w:szCs w:val="20"/>
+                <w:lang w:val="en-US"/>
+              </w:rPr>
+            </w:pPr>
+          </w:p>
+          <w:p>
+            <w:pPr>
+              <w:spacing w:after="0" w:line="240" w:lineRule="auto"/>
+              <w:rPr>
+                <w:rFonts w:cstheme="minorHAnsi"/>
+                <w:sz w:val="20"/>
+                <w:szCs w:val="20"/>
+                <w:lang w:val="en-US"/>
+              </w:rPr>
+            </w:pPr>
+          </w:p>
+          <w:p>
+            <w:pPr>
+              <w:spacing w:after="0" w:line="240" w:lineRule="auto"/>
+              <w:rPr>
+                <w:rFonts w:cstheme="minorHAnsi"/>
+                <w:sz w:val="20"/>
+                <w:szCs w:val="20"/>
+                <w:lang w:val="en-US"/>
+              </w:rPr>
+            </w:pPr>
+          </w:p>
+          <w:p>
+            <w:pPr>
+              <w:spacing w:after="0" w:line="240" w:lineRule="auto"/>
+              <w:rPr>
+                <w:rFonts w:cstheme="minorHAnsi"/>
+                <w:sz w:val="20"/>
+                <w:szCs w:val="20"/>
+                <w:lang w:val="en-US"/>
+              </w:rPr>
+            </w:pPr>
+          </w:p>
+          <w:p>
+            <w:pPr>
+              <w:spacing w:after="0" w:line="240" w:lineRule="auto"/>
+              <w:rPr>
+                <w:rFonts w:cstheme="minorHAnsi"/>
+                <w:sz w:val="20"/>
+                <w:szCs w:val="20"/>
+                <w:lang w:val="en-US"/>
+              </w:rPr>
+            </w:pPr>
+          </w:p>
+          <w:p>
+            <w:pPr>
+              <w:spacing w:after="0" w:line="240" w:lineRule="auto"/>
+              <w:rPr>
+                <w:rFonts w:cstheme="minorHAnsi"/>
+                <w:sz w:val="20"/>
+                <w:szCs w:val="20"/>
+                <w:lang w:val="en-US"/>
+              </w:rPr>
+            </w:pPr>
+          </w:p>
+          <w:p>
+            <w:pPr>
+              <w:spacing w:after="0" w:line="240" w:lineRule="auto"/>
+              <w:rPr>
+                <w:rFonts w:cstheme="minorHAnsi"/>
+                <w:sz w:val="20"/>
+                <w:szCs w:val="20"/>
+                <w:lang w:val="en-US"/>
+              </w:rPr>
+            </w:pPr>
+          </w:p>
+          <w:p>
+            <w:pPr>
+              <w:spacing w:after="0" w:line="240" w:lineRule="auto"/>
+              <w:rPr>
+                <w:rFonts w:cstheme="minorHAnsi"/>
+                <w:sz w:val="20"/>
+                <w:szCs w:val="20"/>
+                <w:lang w:val="en-US"/>
+              </w:rPr>
+            </w:pPr>
+          </w:p>
+          <w:p>
+            <w:pPr>
+              <w:spacing w:after="0" w:line="240" w:lineRule="auto"/>
+              <w:rPr>
+                <w:rFonts w:cstheme="minorHAnsi"/>
+                <w:sz w:val="20"/>
+                <w:szCs w:val="20"/>
+                <w:lang w:val="en-US"/>
+              </w:rPr>
+            </w:pPr>
+          </w:p>
+          <w:p>
+            <w:pPr>
+              <w:spacing w:after="0" w:line="240" w:lineRule="auto"/>
+              <w:rPr>
+                <w:rFonts w:cstheme="minorHAnsi"/>
+                <w:sz w:val="20"/>
+                <w:szCs w:val="20"/>
+                <w:lang w:val="en-US"/>
+              </w:rPr>
+            </w:pPr>
+          </w:p>
+          <w:p>
+            <w:pPr>
+              <w:spacing w:after="0" w:line="240" w:lineRule="auto"/>
+              <w:rPr>
+                <w:rFonts w:cstheme="minorHAnsi"/>
+                <w:sz w:val="20"/>
+                <w:szCs w:val="20"/>
+                <w:lang w:val="en-US"/>
+              </w:rPr>
+            </w:pPr>
+          </w:p>
+          <w:p>
+            <w:pPr>
+              <w:spacing w:after="0" w:line="240" w:lineRule="auto"/>
+              <w:rPr>
+                <w:rFonts w:cstheme="minorHAnsi"/>
+                <w:sz w:val="20"/>
+                <w:szCs w:val="20"/>
+                <w:lang w:val="en-US"/>
+              </w:rPr>
+            </w:pPr>
+          </w:p>
+          <w:p>
+            <w:pPr>
+              <w:spacing w:after="0" w:line="240" w:lineRule="auto"/>
+              <w:rPr>
+                <w:rFonts w:cstheme="minorHAnsi"/>
+                <w:sz w:val="20"/>
+                <w:szCs w:val="20"/>
+                <w:lang w:val="en-US"/>
+              </w:rPr>
+            </w:pPr>
+          </w:p>
+          <w:p>
+            <w:pPr>
+              <w:spacing w:after="0" w:line="240" w:lineRule="auto"/>
+              <w:rPr>
+                <w:rFonts w:cstheme="minorHAnsi"/>
+                <w:sz w:val="20"/>
+                <w:szCs w:val="20"/>
+                <w:lang w:val="en-US"/>
+              </w:rPr>
+            </w:pPr>
+          </w:p>
+          <w:p>
+            <w:pPr>
+              <w:spacing w:after="0" w:line="240" w:lineRule="auto"/>
+              <w:rPr>
+                <w:rFonts w:cstheme="minorHAnsi"/>
+                <w:sz w:val="20"/>
+                <w:szCs w:val="20"/>
+                <w:lang w:val="en-US"/>
+              </w:rPr>
+            </w:pPr>
+          </w:p>
+          <w:p>
+            <w:pPr>
+              <w:spacing w:after="0" w:line="240" w:lineRule="auto"/>
+              <w:rPr>
+                <w:rFonts w:cstheme="minorHAnsi"/>
+                <w:sz w:val="20"/>
+                <w:szCs w:val="20"/>
+                <w:lang w:val="en-US"/>
+              </w:rPr>
+            </w:pPr>
+          </w:p>
+          <w:p>
+            <w:pPr>
+              <w:spacing w:after="0" w:line="240" w:lineRule="auto"/>
+              <w:rPr>
+                <w:rFonts w:cstheme="minorHAnsi"/>
+                <w:sz w:val="20"/>
+                <w:szCs w:val="20"/>
+                <w:lang w:val="en-US"/>
+              </w:rPr>
+            </w:pPr>
+          </w:p>
+          <w:p>
+            <w:pPr>
+              <w:spacing w:after="0" w:line="240" w:lineRule="auto"/>
+              <w:rPr>
+                <w:rFonts w:cstheme="minorHAnsi"/>
+                <w:sz w:val="20"/>
+                <w:szCs w:val="20"/>
+                <w:lang w:val="en-US"/>
+              </w:rPr>
+            </w:pPr>
+          </w:p>
+          <w:p>
+            <w:pPr>
+              <w:spacing w:after="0" w:line="240" w:lineRule="auto"/>
+              <w:rPr>
+                <w:rFonts w:cstheme="minorHAnsi"/>
+                <w:sz w:val="20"/>
+                <w:szCs w:val="20"/>
+                <w:lang w:val="en-US"/>
+              </w:rPr>
+            </w:pPr>
+          </w:p>
+          <w:p>
+            <w:pPr>
+              <w:spacing w:after="0" w:line="240" w:lineRule="auto"/>
+              <w:rPr>
+                <w:rFonts w:cstheme="minorHAnsi"/>
+                <w:sz w:val="20"/>
+                <w:szCs w:val="20"/>
+                <w:lang w:val="en-US"/>
+              </w:rPr>
+            </w:pPr>
+          </w:p>
+          <w:p>
+            <w:pPr>
+              <w:spacing w:after="0" w:line="240" w:lineRule="auto"/>
+              <w:rPr>
+                <w:rFonts w:cstheme="minorHAnsi"/>
+                <w:sz w:val="20"/>
+                <w:szCs w:val="20"/>
+                <w:lang w:val="en-US"/>
+              </w:rPr>
+            </w:pPr>
+          </w:p>
+          <w:p>
+            <w:pPr>
+              <w:spacing w:after="0" w:line="240" w:lineRule="auto"/>
+              <w:rPr>
+                <w:rFonts w:cstheme="minorHAnsi"/>
+                <w:sz w:val="20"/>
+                <w:szCs w:val="20"/>
+                <w:lang w:val="en-US"/>
+              </w:rPr>
+            </w:pPr>
+            <w:r>
+              <w:rPr>
+                <w:rFonts w:cstheme="minorHAnsi"/>
+                <w:sz w:val="20"/>
+                <w:szCs w:val="20"/>
+                <w:lang w:val="en-US"/>
               </w:rPr>
               <w:lastRenderedPageBreak/>
+              <w:t>```html</w:t>
+            </w:r>
+          </w:p>
+          <w:p>
+            <w:pPr>
+              <w:spacing w:after="0" w:line="240" w:lineRule="auto"/>
+              <w:rPr>
+                <w:rFonts w:cstheme="minorHAnsi"/>
+                <w:sz w:val="20"/>
+                <w:szCs w:val="20"/>
+                <w:lang w:val="en-US"/>
+              </w:rPr>
+            </w:pPr>
+            <w:r>
+              <w:rPr>
+                <w:rFonts w:cstheme="minorHAnsi"/>
+                <w:sz w:val="20"/>
+                <w:szCs w:val="20"/>
+                <w:lang w:val="en-US"/>
+              </w:rPr>
+              <w:t>&lt;section class="card"&gt;</w:t>
+            </w:r>
+          </w:p>
+          <w:p>
+            <w:pPr>
+              <w:spacing w:after="0" w:line="240" w:lineRule="auto"/>
+              <w:rPr>
+                <w:rFonts w:cstheme="minorHAnsi"/>
+                <w:sz w:val="20"/>
+                <w:szCs w:val="20"/>
+                <w:lang w:val="en-US"/>
+              </w:rPr>
+            </w:pPr>
+            <w:r>
+              <w:rPr>
+                <w:rFonts w:cstheme="minorHAnsi"/>
+                <w:sz w:val="20"/>
+                <w:szCs w:val="20"/>
+                <w:lang w:val="en-US"/>
+              </w:rPr>
+              <w:t xml:space="preserve">          &lt;h2&gt;</w:t>
+            </w:r>
+            <w:proofErr w:type="spellStart"/>
+            <w:r>
+              <w:rPr>
+                <w:rFonts w:cstheme="minorHAnsi"/>
+                <w:sz w:val="20"/>
+                <w:szCs w:val="20"/>
+                <w:lang w:val="en-US"/>
+              </w:rPr>
+              <w:t>Instalacja</w:t>
+            </w:r>
+            <w:proofErr w:type="spellEnd"/>
+            <w:r>
+              <w:rPr>
+                <w:rFonts w:cstheme="minorHAnsi"/>
+                <w:sz w:val="20"/>
+                <w:szCs w:val="20"/>
+                <w:lang w:val="en-US"/>
+              </w:rPr>
+              <w:t xml:space="preserve"> UTM&lt;/h2&gt;</w:t>
+            </w:r>
+          </w:p>
+          <w:p>
+            <w:pPr>
+              <w:spacing w:after="0" w:line="240" w:lineRule="auto"/>
+              <w:rPr>
+                <w:rFonts w:cstheme="minorHAnsi"/>
+                <w:sz w:val="20"/>
+                <w:szCs w:val="20"/>
+                <w:lang w:val="en-US"/>
+              </w:rPr>
+            </w:pPr>
+            <w:r>
+              <w:rPr>
+                <w:rFonts w:cstheme="minorHAnsi"/>
+                <w:sz w:val="20"/>
+                <w:szCs w:val="20"/>
+                <w:lang w:val="en-US"/>
+              </w:rPr>
+              <w:t xml:space="preserve">          </w:t>
+            </w:r>
+            <w:r>
+              <w:rPr>
+                <w:rFonts w:cstheme="minorHAnsi"/>
+                <w:sz w:val="20"/>
+                <w:szCs w:val="20"/>
+                <w:lang w:val="en-US"/>
+              </w:rPr>
+              <w:t>&lt;div class="step-content"&gt;</w:t>
+            </w:r>
+          </w:p>
+          <w:p>
+            <w:pPr>
+              <w:spacing w:after="0" w:line="240" w:lineRule="auto"/>
+              <w:rPr>
+                <w:rFonts w:cstheme="minorHAnsi"/>
+                <w:sz w:val="20"/>
+                <w:szCs w:val="20"/>
+              </w:rPr>
+            </w:pPr>
+            <w:r>
+              <w:rPr>
+                <w:rFonts w:cstheme="minorHAnsi"/>
+                <w:sz w:val="20"/>
+                <w:szCs w:val="20"/>
+                <w:lang w:val="en-US"/>
+              </w:rPr>
+              <w:t xml:space="preserve">            </w:t>
+            </w:r>
+            <w:r>
+              <w:rPr>
+                <w:rFonts w:cstheme="minorHAnsi"/>
+                <w:sz w:val="20"/>
+                <w:szCs w:val="20"/>
+              </w:rPr>
+              <w:t>&lt;h3&gt;Krok 1: Pobierz UTM&lt;/h3&gt;</w:t>
+            </w:r>
+          </w:p>
+          <w:p>
+            <w:pPr>
+              <w:spacing w:after="0" w:line="240" w:lineRule="auto"/>
+              <w:rPr>
+                <w:rFonts w:cstheme="minorHAnsi"/>
+                <w:sz w:val="20"/>
+                <w:szCs w:val="20"/>
+              </w:rPr>
+            </w:pPr>
+            <w:r>
+              <w:rPr>
+                <w:rFonts w:cstheme="minorHAnsi"/>
+                <w:sz w:val="20"/>
+                <w:szCs w:val="20"/>
+              </w:rPr>
+              <w:t xml:space="preserve">            &lt;p&gt;</w:t>
+            </w:r>
+          </w:p>
+          <w:p>
+            <w:pPr>
+              <w:spacing w:after="0" w:line="240" w:lineRule="auto"/>
+              <w:rPr>
+                <w:rFonts w:cstheme="minorHAnsi"/>
+                <w:sz w:val="20"/>
+                <w:szCs w:val="20"/>
+              </w:rPr>
+            </w:pPr>
+            <w:r>
+              <w:rPr>
+                <w:rFonts w:cstheme="minorHAnsi"/>
+                <w:sz w:val="20"/>
+                <w:szCs w:val="20"/>
+              </w:rPr>
+              <w:t xml:space="preserve">              UTM to najlepsza opcja do uruchamiania maszyn wirtualnych na Apple</w:t>
+            </w:r>
+          </w:p>
+          <w:p>
+            <w:pPr>
+              <w:spacing w:after="0" w:line="240" w:lineRule="auto"/>
+              <w:rPr>
+                <w:rFonts w:cstheme="minorHAnsi"/>
+                <w:sz w:val="20"/>
+                <w:szCs w:val="20"/>
+              </w:rPr>
+            </w:pPr>
+            <w:r>
+              <w:rPr>
+                <w:rFonts w:cstheme="minorHAnsi"/>
+                <w:sz w:val="20"/>
+                <w:szCs w:val="20"/>
+              </w:rPr>
+              <w:t xml:space="preserve">              </w:t>
+            </w:r>
+            <w:proofErr w:type="spellStart"/>
+            <w:r>
+              <w:rPr>
+                <w:rFonts w:cstheme="minorHAnsi"/>
+                <w:sz w:val="20"/>
+                <w:szCs w:val="20"/>
+              </w:rPr>
+              <w:t>Silicon</w:t>
+            </w:r>
+            <w:proofErr w:type="spellEnd"/>
+            <w:r>
+              <w:rPr>
+                <w:rFonts w:cstheme="minorHAnsi"/>
+                <w:sz w:val="20"/>
+                <w:szCs w:val="20"/>
+              </w:rPr>
+              <w:t>:</w:t>
+            </w:r>
+          </w:p>
+          <w:p>
+            <w:pPr>
+              <w:spacing w:after="0" w:line="240" w:lineRule="auto"/>
+              <w:rPr>
+                <w:rFonts w:cstheme="minorHAnsi"/>
+                <w:sz w:val="20"/>
+                <w:szCs w:val="20"/>
+              </w:rPr>
+            </w:pPr>
+            <w:r>
+              <w:rPr>
+                <w:rFonts w:cstheme="minorHAnsi"/>
+                <w:sz w:val="20"/>
+                <w:szCs w:val="20"/>
+              </w:rPr>
+              <w:t xml:space="preserve">            &lt;/p&gt;</w:t>
+            </w:r>
+          </w:p>
+          <w:p>
+            <w:pPr>
+              <w:spacing w:after="0" w:line="240" w:lineRule="auto"/>
+              <w:rPr>
+                <w:rFonts w:cstheme="minorHAnsi"/>
+                <w:sz w:val="20"/>
+                <w:szCs w:val="20"/>
+              </w:rPr>
+            </w:pPr>
+            <w:r>
+              <w:rPr>
+                <w:rFonts w:cstheme="minorHAnsi"/>
+                <w:sz w:val="20"/>
+                <w:szCs w:val="20"/>
+              </w:rPr>
+              <w:t xml:space="preserve">            &lt;</w:t>
+            </w:r>
+            <w:proofErr w:type="spellStart"/>
+            <w:r>
+              <w:rPr>
+                <w:rFonts w:cstheme="minorHAnsi"/>
+                <w:sz w:val="20"/>
+                <w:szCs w:val="20"/>
+              </w:rPr>
+              <w:t>ol</w:t>
+            </w:r>
+            <w:proofErr w:type="spellEnd"/>
+            <w:r>
+              <w:rPr>
+                <w:rFonts w:cstheme="minorHAnsi"/>
+                <w:sz w:val="20"/>
+                <w:szCs w:val="20"/>
+              </w:rPr>
+              <w:t>&gt;</w:t>
+            </w:r>
+          </w:p>
+          <w:p>
+            <w:pPr>
+              <w:spacing w:after="0" w:line="240" w:lineRule="auto"/>
+              <w:rPr>
+                <w:rFonts w:cstheme="minorHAnsi"/>
+                <w:sz w:val="20"/>
+                <w:szCs w:val="20"/>
+              </w:rPr>
+            </w:pPr>
+            <w:r>
+              <w:rPr>
+                <w:rFonts w:cstheme="minorHAnsi"/>
+                <w:sz w:val="20"/>
+                <w:szCs w:val="20"/>
+              </w:rPr>
+              <w:t xml:space="preserve">              &lt;li&gt;Otwórz </w:t>
+            </w:r>
+            <w:proofErr w:type="spellStart"/>
+            <w:r>
+              <w:rPr>
+                <w:rFonts w:cstheme="minorHAnsi"/>
+                <w:sz w:val="20"/>
+                <w:szCs w:val="20"/>
+              </w:rPr>
+              <w:t>App</w:t>
+            </w:r>
+            <w:proofErr w:type="spellEnd"/>
+            <w:r>
+              <w:rPr>
+                <w:rFonts w:cstheme="minorHAnsi"/>
+                <w:sz w:val="20"/>
+                <w:szCs w:val="20"/>
+              </w:rPr>
+              <w:t xml:space="preserve"> </w:t>
+            </w:r>
+            <w:proofErr w:type="spellStart"/>
+            <w:r>
+              <w:rPr>
+                <w:rFonts w:cstheme="minorHAnsi"/>
+                <w:sz w:val="20"/>
+                <w:szCs w:val="20"/>
+              </w:rPr>
+              <w:t>Store</w:t>
+            </w:r>
+            <w:proofErr w:type="spellEnd"/>
+            <w:r>
+              <w:rPr>
+                <w:rFonts w:cstheme="minorHAnsi"/>
+                <w:sz w:val="20"/>
+                <w:szCs w:val="20"/>
+              </w:rPr>
+              <w:t xml:space="preserve"> na swoim </w:t>
+            </w:r>
+            <w:proofErr w:type="spellStart"/>
+            <w:r>
+              <w:rPr>
+                <w:rFonts w:cstheme="minorHAnsi"/>
+                <w:sz w:val="20"/>
+                <w:szCs w:val="20"/>
+              </w:rPr>
+              <w:t>Macu</w:t>
+            </w:r>
+            <w:proofErr w:type="spellEnd"/>
+            <w:r>
+              <w:rPr>
+                <w:rFonts w:cstheme="minorHAnsi"/>
+                <w:sz w:val="20"/>
+                <w:szCs w:val="20"/>
+              </w:rPr>
+              <w:t>&lt;/li&gt;</w:t>
+            </w:r>
+          </w:p>
+          <w:p>
+            <w:pPr>
+              <w:spacing w:after="0" w:line="240" w:lineRule="auto"/>
+              <w:rPr>
+                <w:rFonts w:cstheme="minorHAnsi"/>
+                <w:sz w:val="20"/>
+                <w:szCs w:val="20"/>
+              </w:rPr>
+            </w:pPr>
+            <w:r>
+              <w:rPr>
+                <w:rFonts w:cstheme="minorHAnsi"/>
+                <w:sz w:val="20"/>
+                <w:szCs w:val="20"/>
+              </w:rPr>
+              <w:t xml:space="preserve">              &lt;li&gt;Wyszukaj "UTM"&lt;/li&gt;</w:t>
+            </w:r>
+          </w:p>
+          <w:p>
+            <w:pPr>
+              <w:spacing w:after="0" w:line="240" w:lineRule="auto"/>
+              <w:rPr>
+                <w:rFonts w:cstheme="minorHAnsi"/>
+                <w:sz w:val="20"/>
+                <w:szCs w:val="20"/>
+              </w:rPr>
+            </w:pPr>
+            <w:r>
+              <w:rPr>
+                <w:rFonts w:cstheme="minorHAnsi"/>
+                <w:sz w:val="20"/>
+                <w:szCs w:val="20"/>
+              </w:rPr>
+              <w:t xml:space="preserve">              &lt;li&gt;Pobierz i zainstaluj aplikację&lt;/li&gt;</w:t>
+            </w:r>
+          </w:p>
+          <w:p>
+            <w:pPr>
+              <w:spacing w:after="0" w:line="240" w:lineRule="auto"/>
+              <w:rPr>
+                <w:rFonts w:cstheme="minorHAnsi"/>
+                <w:sz w:val="20"/>
+                <w:szCs w:val="20"/>
+                <w:lang w:val="en-US"/>
+              </w:rPr>
+            </w:pPr>
+            <w:r>
+              <w:rPr>
+                <w:rFonts w:cstheme="minorHAnsi"/>
+                <w:sz w:val="20"/>
+                <w:szCs w:val="20"/>
+              </w:rPr>
+              <w:t xml:space="preserve">            </w:t>
+            </w:r>
+            <w:r>
+              <w:rPr>
+                <w:rFonts w:cstheme="minorHAnsi"/>
+                <w:sz w:val="20"/>
+                <w:szCs w:val="20"/>
+                <w:lang w:val="en-US"/>
+              </w:rPr>
+              <w:t>&lt;/</w:t>
+            </w:r>
+            <w:proofErr w:type="spellStart"/>
+            <w:r>
+              <w:rPr>
+                <w:rFonts w:cstheme="minorHAnsi"/>
+                <w:sz w:val="20"/>
+                <w:szCs w:val="20"/>
+                <w:lang w:val="en-US"/>
+              </w:rPr>
+              <w:t>ol</w:t>
+            </w:r>
+            <w:proofErr w:type="spellEnd"/>
+            <w:r>
+              <w:rPr>
+                <w:rFonts w:cstheme="minorHAnsi"/>
+                <w:sz w:val="20"/>
+                <w:szCs w:val="20"/>
+                <w:lang w:val="en-US"/>
+              </w:rPr>
+              <w:t>&gt;</w:t>
+            </w:r>
+          </w:p>
+          <w:p>
+            <w:pPr>
+              <w:spacing w:after="0" w:line="240" w:lineRule="auto"/>
+              <w:rPr>
+                <w:rFonts w:cstheme="minorHAnsi"/>
+                <w:sz w:val="20"/>
+                <w:szCs w:val="20"/>
+                <w:lang w:val="en-US"/>
+              </w:rPr>
+            </w:pPr>
+            <w:r>
+              <w:rPr>
+                <w:rFonts w:cstheme="minorHAnsi"/>
+                <w:sz w:val="20"/>
+                <w:szCs w:val="20"/>
+                <w:lang w:val="en-US"/>
+              </w:rPr>
+              <w:t xml:space="preserve">          &lt;/div&gt;</w:t>
+            </w:r>
+          </w:p>
+          <w:p>
+            <w:pPr>
+              <w:spacing w:after="0" w:line="240" w:lineRule="auto"/>
+              <w:rPr>
+                <w:rFonts w:cstheme="minorHAnsi"/>
+                <w:sz w:val="20"/>
+                <w:szCs w:val="20"/>
+                <w:lang w:val="en-US"/>
+              </w:rPr>
+            </w:pPr>
+            <w:r>
+              <w:rPr>
+                <w:rFonts w:cstheme="minorHAnsi"/>
+                <w:sz w:val="20"/>
+                <w:szCs w:val="20"/>
+                <w:lang w:val="en-US"/>
+              </w:rPr>
+              <w:t xml:space="preserve">          &lt;div class="download-section"&gt;</w:t>
+            </w:r>
+          </w:p>
+          <w:p>
+            <w:pPr>
+              <w:spacing w:after="0" w:line="240" w:lineRule="auto"/>
+              <w:rPr>
+                <w:rFonts w:cstheme="minorHAnsi"/>
+                <w:sz w:val="20"/>
+                <w:szCs w:val="20"/>
+                <w:lang w:val="en-US"/>
+              </w:rPr>
+            </w:pPr>
+            <w:r>
+              <w:rPr>
+                <w:rFonts w:cstheme="minorHAnsi"/>
+                <w:sz w:val="20"/>
+                <w:szCs w:val="20"/>
+                <w:lang w:val="en-US"/>
+              </w:rPr>
+              <w:t xml:space="preserve">            &lt;a</w:t>
+            </w:r>
+          </w:p>
+          <w:p>
+            <w:pPr>
+              <w:spacing w:after="0" w:line="240" w:lineRule="auto"/>
+              <w:rPr>
+                <w:rFonts w:cstheme="minorHAnsi"/>
+                <w:sz w:val="20"/>
+                <w:szCs w:val="20"/>
+                <w:lang w:val="en-US"/>
+              </w:rPr>
+            </w:pPr>
+            <w:r>
+              <w:rPr>
+                <w:rFonts w:cstheme="minorHAnsi"/>
+                <w:sz w:val="20"/>
+                <w:szCs w:val="20"/>
+                <w:lang w:val="en-US"/>
+              </w:rPr>
+              <w:t xml:space="preserve">              href="https://github.com/utmapp/UTM/releases/latest/download/UTM.dmg"</w:t>
+            </w:r>
+          </w:p>
+          <w:p>
+            <w:pPr>
+              <w:spacing w:after="0" w:line="240" w:lineRule="auto"/>
+              <w:rPr>
+                <w:rFonts w:cstheme="minorHAnsi"/>
+                <w:sz w:val="20"/>
+                <w:szCs w:val="20"/>
+                <w:lang w:val="en-US"/>
+              </w:rPr>
+            </w:pPr>
+            <w:r>
+              <w:rPr>
+                <w:rFonts w:cstheme="minorHAnsi"/>
+                <w:sz w:val="20"/>
+                <w:szCs w:val="20"/>
+                <w:lang w:val="en-US"/>
+              </w:rPr>
+              <w:t xml:space="preserve">              class="download-link"</w:t>
+            </w:r>
+          </w:p>
+          <w:p>
+            <w:pPr>
+              <w:spacing w:after="0" w:line="240" w:lineRule="auto"/>
+              <w:rPr>
+                <w:rFonts w:cstheme="minorHAnsi"/>
+                <w:sz w:val="20"/>
+                <w:szCs w:val="20"/>
+                <w:lang w:val="en-US"/>
+              </w:rPr>
+            </w:pPr>
+            <w:r>
+              <w:rPr>
+                <w:rFonts w:cstheme="minorHAnsi"/>
+                <w:sz w:val="20"/>
+                <w:szCs w:val="20"/>
+                <w:lang w:val="en-US"/>
+              </w:rPr>
+              <w:t xml:space="preserve">              &gt;UTM MacOS&lt;/a</w:t>
+            </w:r>
+          </w:p>
+          <w:p>
+            <w:pPr>
+              <w:spacing w:after="0" w:line="240" w:lineRule="auto"/>
+              <w:rPr>
+                <w:rFonts w:cstheme="minorHAnsi"/>
+                <w:sz w:val="20"/>
+                <w:szCs w:val="20"/>
+                <w:lang w:val="en-US"/>
+              </w:rPr>
+            </w:pPr>
+            <w:r>
+              <w:rPr>
+                <w:rFonts w:cstheme="minorHAnsi"/>
+                <w:sz w:val="20"/>
+                <w:szCs w:val="20"/>
+                <w:lang w:val="en-US"/>
+              </w:rPr>
+              <w:t xml:space="preserve">            &gt;</w:t>
+            </w:r>
+          </w:p>
+          <w:p>
+            <w:pPr>
+              <w:spacing w:after="0" w:line="240" w:lineRule="auto"/>
+              <w:rPr>
+                <w:rFonts w:cstheme="minorHAnsi"/>
+                <w:sz w:val="20"/>
+                <w:szCs w:val="20"/>
+                <w:lang w:val="en-US"/>
+              </w:rPr>
+            </w:pPr>
+            <w:r>
+              <w:rPr>
+                <w:rFonts w:cstheme="minorHAnsi"/>
+                <w:sz w:val="20"/>
+                <w:szCs w:val="20"/>
+                <w:lang w:val="en-US"/>
+              </w:rPr>
+              <w:t xml:space="preserve">            &lt;p class="download-info"&gt;</w:t>
+            </w:r>
+            <w:proofErr w:type="spellStart"/>
+            <w:r>
+              <w:rPr>
+                <w:rFonts w:cstheme="minorHAnsi"/>
+                <w:sz w:val="20"/>
+                <w:szCs w:val="20"/>
+                <w:lang w:val="en-US"/>
+              </w:rPr>
+              <w:t>Rozmiar</w:t>
+            </w:r>
+            <w:proofErr w:type="spellEnd"/>
+            <w:r>
+              <w:rPr>
+                <w:rFonts w:cstheme="minorHAnsi"/>
+                <w:sz w:val="20"/>
+                <w:szCs w:val="20"/>
+                <w:lang w:val="en-US"/>
+              </w:rPr>
+              <w:t>: ~250 MB | Format: DMG&lt;/p&gt;</w:t>
+            </w:r>
+          </w:p>
+          <w:p>
+            <w:pPr>
+              <w:spacing w:after="0" w:line="240" w:lineRule="auto"/>
+              <w:rPr>
+                <w:rFonts w:cstheme="minorHAnsi"/>
+                <w:sz w:val="20"/>
+                <w:szCs w:val="20"/>
+                <w:lang w:val="en-US"/>
+              </w:rPr>
+            </w:pPr>
+            <w:r>
+              <w:rPr>
+                <w:rFonts w:cstheme="minorHAnsi"/>
+                <w:sz w:val="20"/>
+                <w:szCs w:val="20"/>
+                <w:lang w:val="en-US"/>
+              </w:rPr>
+              <w:t xml:space="preserve">          &lt;/div&gt;</w:t>
+            </w:r>
+          </w:p>
+          <w:p>
+            <w:pPr>
+              <w:spacing w:after="0" w:line="240" w:lineRule="auto"/>
+              <w:rPr>
+                <w:rFonts w:cstheme="minorHAnsi"/>
+                <w:sz w:val="20"/>
+                <w:szCs w:val="20"/>
+                <w:lang w:val="en-US"/>
+              </w:rPr>
+            </w:pPr>
+            <w:r>
+              <w:rPr>
+                <w:rFonts w:cstheme="minorHAnsi"/>
+                <w:sz w:val="20"/>
+                <w:szCs w:val="20"/>
+                <w:lang w:val="en-US"/>
+              </w:rPr>
+              <w:t xml:space="preserve">          &lt;</w:t>
+            </w:r>
+            <w:proofErr w:type="spellStart"/>
+            <w:r>
+              <w:rPr>
+                <w:rFonts w:cstheme="minorHAnsi"/>
+                <w:sz w:val="20"/>
+                <w:szCs w:val="20"/>
+                <w:lang w:val="en-US"/>
+              </w:rPr>
+              <w:t>img</w:t>
+            </w:r>
+            <w:proofErr w:type="spellEnd"/>
+            <w:r>
+              <w:rPr>
+                <w:rFonts w:cstheme="minorHAnsi"/>
+                <w:sz w:val="20"/>
+                <w:szCs w:val="20"/>
+                <w:lang w:val="en-US"/>
+              </w:rPr>
+              <w:t xml:space="preserve"> </w:t>
+            </w:r>
+            <w:proofErr w:type="spellStart"/>
+            <w:r>
+              <w:rPr>
+                <w:rFonts w:cstheme="minorHAnsi"/>
+                <w:sz w:val="20"/>
+                <w:szCs w:val="20"/>
+                <w:lang w:val="en-US"/>
+              </w:rPr>
+              <w:t>src</w:t>
+            </w:r>
+            <w:proofErr w:type="spellEnd"/>
+            <w:r>
+              <w:rPr>
+                <w:rFonts w:cstheme="minorHAnsi"/>
+                <w:sz w:val="20"/>
+                <w:szCs w:val="20"/>
+                <w:lang w:val="en-US"/>
+              </w:rPr>
+              <w:t>="../content/UTM.png" alt="UTM" /&gt;</w:t>
+            </w:r>
+          </w:p>
+          <w:p>
+            <w:pPr>
+              <w:spacing w:after="0" w:line="240" w:lineRule="auto"/>
+              <w:rPr>
+                <w:rFonts w:cstheme="minorHAnsi"/>
+                <w:sz w:val="20"/>
+                <w:szCs w:val="20"/>
+                <w:lang w:val="en-US"/>
+              </w:rPr>
+            </w:pPr>
+            <w:r>
+              <w:rPr>
+                <w:rFonts w:cstheme="minorHAnsi"/>
+                <w:sz w:val="20"/>
+                <w:szCs w:val="20"/>
+                <w:lang w:val="en-US"/>
+              </w:rPr>
+              <w:t xml:space="preserve">        </w:t>
+            </w:r>
+            <w:r>
+              <w:rPr>
+                <w:rFonts w:cstheme="minorHAnsi"/>
+                <w:sz w:val="20"/>
+                <w:szCs w:val="20"/>
+                <w:lang w:val="en-US"/>
+              </w:rPr>
+              <w:t>&lt;/section&gt;</w:t>
+            </w:r>
+          </w:p>
+          <w:p>
+            <w:pPr>
+              <w:spacing w:after="0" w:line="240" w:lineRule="auto"/>
+              <w:rPr>
+                <w:rFonts w:cstheme="minorHAnsi"/>
+                <w:sz w:val="20"/>
+                <w:szCs w:val="20"/>
+                <w:lang w:val="en-US"/>
+              </w:rPr>
+            </w:pPr>
+            <w:r>
+              <w:rPr>
+                <w:rFonts w:cstheme="minorHAnsi"/>
+                <w:sz w:val="20"/>
+                <w:szCs w:val="20"/>
+                <w:lang w:val="en-US"/>
+              </w:rPr>
               <w:t>```</w:t>
             </w:r>
-            <w:proofErr w:type="spellStart"/>
-            <w:r>
-              <w:rPr>
-                <w:rFonts w:cstheme="minorHAnsi"/>
-                <w:sz w:val="20"/>
-                <w:szCs w:val="20"/>
-              </w:rPr>
-              <w:t>html</w:t>
-            </w:r>
-            <w:proofErr w:type="spellEnd"/>
-          </w:p>
-          <w:p>
-            <w:pPr>
-              <w:spacing w:after="0" w:line="240" w:lineRule="auto"/>
-              <w:rPr>
-                <w:rFonts w:cstheme="minorHAnsi"/>
-                <w:sz w:val="20"/>
-                <w:szCs w:val="20"/>
-                <w:lang w:val="en-US"/>
-              </w:rPr>
-            </w:pPr>
-            <w:r>
-              <w:rPr>
-                <w:rFonts w:cstheme="minorHAnsi"/>
-                <w:sz w:val="20"/>
-                <w:szCs w:val="20"/>
+          </w:p>
+          <w:p>
+            <w:pPr>
+              <w:spacing w:after="0" w:line="240" w:lineRule="auto"/>
+              <w:rPr>
+                <w:rFonts w:cstheme="minorHAnsi"/>
+                <w:sz w:val="20"/>
+                <w:szCs w:val="20"/>
+                <w:lang w:val="en-US"/>
+              </w:rPr>
+            </w:pPr>
+          </w:p>
+          <w:p>
+            <w:pPr>
+              <w:spacing w:after="0" w:line="240" w:lineRule="auto"/>
+              <w:rPr>
+                <w:rFonts w:cstheme="minorHAnsi"/>
+                <w:sz w:val="20"/>
+                <w:szCs w:val="20"/>
+                <w:lang w:val="en-US"/>
+              </w:rPr>
+            </w:pPr>
+          </w:p>
+          <w:p>
+            <w:pPr>
+              <w:spacing w:after="0" w:line="240" w:lineRule="auto"/>
+              <w:rPr>
+                <w:rFonts w:cstheme="minorHAnsi"/>
+                <w:sz w:val="20"/>
+                <w:szCs w:val="20"/>
+                <w:lang w:val="en-US"/>
+              </w:rPr>
+            </w:pPr>
+          </w:p>
+          <w:p>
+            <w:pPr>
+              <w:spacing w:after="0" w:line="240" w:lineRule="auto"/>
+              <w:rPr>
+                <w:rFonts w:cstheme="minorHAnsi"/>
+                <w:sz w:val="20"/>
+                <w:szCs w:val="20"/>
+                <w:lang w:val="en-US"/>
+              </w:rPr>
+            </w:pPr>
+          </w:p>
+          <w:p>
+            <w:pPr>
+              <w:spacing w:after="0" w:line="240" w:lineRule="auto"/>
+              <w:rPr>
+                <w:rFonts w:cstheme="minorHAnsi"/>
+                <w:sz w:val="20"/>
+                <w:szCs w:val="20"/>
+                <w:lang w:val="en-US"/>
+              </w:rPr>
+            </w:pPr>
+          </w:p>
+          <w:p>
+            <w:pPr>
+              <w:spacing w:after="0" w:line="240" w:lineRule="auto"/>
+              <w:rPr>
+                <w:rFonts w:cstheme="minorHAnsi"/>
+                <w:sz w:val="20"/>
+                <w:szCs w:val="20"/>
+                <w:lang w:val="en-US"/>
+              </w:rPr>
+            </w:pPr>
+          </w:p>
+          <w:p>
+            <w:pPr>
+              <w:spacing w:after="0" w:line="240" w:lineRule="auto"/>
+              <w:rPr>
+                <w:rFonts w:cstheme="minorHAnsi"/>
+                <w:sz w:val="20"/>
+                <w:szCs w:val="20"/>
+                <w:lang w:val="en-US"/>
+              </w:rPr>
+            </w:pPr>
+          </w:p>
+          <w:p>
+            <w:pPr>
+              <w:spacing w:after="0" w:line="240" w:lineRule="auto"/>
+              <w:rPr>
+                <w:rFonts w:cstheme="minorHAnsi"/>
+                <w:sz w:val="20"/>
+                <w:szCs w:val="20"/>
+                <w:lang w:val="en-US"/>
+              </w:rPr>
+            </w:pPr>
+          </w:p>
+          <w:p>
+            <w:pPr>
+              <w:spacing w:after="0" w:line="240" w:lineRule="auto"/>
+              <w:rPr>
+                <w:rFonts w:cstheme="minorHAnsi"/>
+                <w:sz w:val="20"/>
+                <w:szCs w:val="20"/>
+                <w:lang w:val="en-US"/>
+              </w:rPr>
+            </w:pPr>
+          </w:p>
+          <w:p>
+            <w:pPr>
+              <w:spacing w:after="0" w:line="240" w:lineRule="auto"/>
+              <w:rPr>
+                <w:rFonts w:cstheme="minorHAnsi"/>
+                <w:sz w:val="20"/>
+                <w:szCs w:val="20"/>
+                <w:lang w:val="en-US"/>
+              </w:rPr>
+            </w:pPr>
+          </w:p>
+          <w:p>
+            <w:pPr>
+              <w:spacing w:after="0" w:line="240" w:lineRule="auto"/>
+              <w:rPr>
+                <w:rFonts w:cstheme="minorHAnsi"/>
+                <w:sz w:val="20"/>
+                <w:szCs w:val="20"/>
+                <w:lang w:val="en-US"/>
+              </w:rPr>
+            </w:pPr>
+          </w:p>
+          <w:p>
+            <w:pPr>
+              <w:spacing w:after="0" w:line="240" w:lineRule="auto"/>
+              <w:rPr>
+                <w:rFonts w:cstheme="minorHAnsi"/>
+                <w:sz w:val="20"/>
+                <w:szCs w:val="20"/>
+                <w:lang w:val="en-US"/>
+              </w:rPr>
+            </w:pPr>
+          </w:p>
+          <w:p>
+            <w:pPr>
+              <w:spacing w:after="0" w:line="240" w:lineRule="auto"/>
+              <w:rPr>
+                <w:rFonts w:cstheme="minorHAnsi"/>
+                <w:sz w:val="20"/>
+                <w:szCs w:val="20"/>
+                <w:lang w:val="en-US"/>
+              </w:rPr>
+            </w:pPr>
+          </w:p>
+          <w:p>
+            <w:pPr>
+              <w:spacing w:after="0" w:line="240" w:lineRule="auto"/>
+              <w:rPr>
+                <w:rFonts w:cstheme="minorHAnsi"/>
+                <w:sz w:val="20"/>
+                <w:szCs w:val="20"/>
+                <w:lang w:val="en-US"/>
+              </w:rPr>
+            </w:pPr>
+          </w:p>
+          <w:p>
+            <w:pPr>
+              <w:spacing w:after="0" w:line="240" w:lineRule="auto"/>
+              <w:rPr>
+                <w:rFonts w:cstheme="minorHAnsi"/>
+                <w:sz w:val="18"/>
+                <w:szCs w:val="18"/>
+                <w:lang w:val="en-US"/>
+              </w:rPr>
+            </w:pPr>
+            <w:r>
+              <w:rPr>
+                <w:rFonts w:cstheme="minorHAnsi"/>
+                <w:sz w:val="18"/>
+                <w:szCs w:val="18"/>
+                <w:lang w:val="en-US"/>
+              </w:rPr>
+              <w:lastRenderedPageBreak/>
+              <w:t>```html</w:t>
+            </w:r>
+          </w:p>
+          <w:p>
+            <w:pPr>
+              <w:spacing w:after="0" w:line="240" w:lineRule="auto"/>
+              <w:rPr>
+                <w:rFonts w:cstheme="minorHAnsi"/>
+                <w:sz w:val="18"/>
+                <w:szCs w:val="18"/>
+                <w:lang w:val="en-US"/>
+              </w:rPr>
+            </w:pPr>
+            <w:r>
+              <w:rPr>
+                <w:rFonts w:cstheme="minorHAnsi"/>
+                <w:sz w:val="18"/>
+                <w:szCs w:val="18"/>
                 <w:lang w:val="en-US"/>
               </w:rPr>
               <w:t>&lt;section class="card"&gt;</w:t>
@@ -7054,16 +7866,16 @@
               <w:spacing w:after="0" w:line="240" w:lineRule="auto"/>
               <w:rPr>
                 <w:rFonts w:cstheme="minorHAnsi"/>
-                <w:sz w:val="20"/>
-                <w:szCs w:val="20"/>
-                <w:lang w:val="en-US"/>
-              </w:rPr>
-            </w:pPr>
-            <w:r>
-              <w:rPr>
-                <w:rFonts w:cstheme="minorHAnsi"/>
-                <w:sz w:val="20"/>
-                <w:szCs w:val="20"/>
+                <w:sz w:val="18"/>
+                <w:szCs w:val="18"/>
+                <w:lang w:val="en-US"/>
+              </w:rPr>
+            </w:pPr>
+            <w:r>
+              <w:rPr>
+                <w:rFonts w:cstheme="minorHAnsi"/>
+                <w:sz w:val="18"/>
+                <w:szCs w:val="18"/>
                 <w:lang w:val="en-US"/>
               </w:rPr>
               <w:t xml:space="preserve">          &lt;h2&gt;</w:t>
@@ -7072,8 +7884,8 @@
             <w:r>
               <w:rPr>
                 <w:rFonts w:cstheme="minorHAnsi"/>
-                <w:sz w:val="20"/>
-                <w:szCs w:val="20"/>
+                <w:sz w:val="18"/>
+                <w:szCs w:val="18"/>
                 <w:lang w:val="en-US"/>
               </w:rPr>
               <w:t>Instalacja</w:t>
@@ -7082,144 +7894,404 @@
             <w:r>
               <w:rPr>
                 <w:rFonts w:cstheme="minorHAnsi"/>
-                <w:sz w:val="20"/>
-                <w:szCs w:val="20"/>
-                <w:lang w:val="en-US"/>
-              </w:rPr>
-              <w:t xml:space="preserve"> UTM&lt;/h2&gt;</w:t>
-            </w:r>
-          </w:p>
-          <w:p>
-            <w:pPr>
-              <w:spacing w:after="0" w:line="240" w:lineRule="auto"/>
-              <w:rPr>
-                <w:rFonts w:cstheme="minorHAnsi"/>
-                <w:sz w:val="20"/>
-                <w:szCs w:val="20"/>
-              </w:rPr>
-            </w:pPr>
-            <w:r>
-              <w:rPr>
-                <w:rFonts w:cstheme="minorHAnsi"/>
-                <w:sz w:val="20"/>
-                <w:szCs w:val="20"/>
-                <w:lang w:val="en-US"/>
+                <w:sz w:val="18"/>
+                <w:szCs w:val="18"/>
+                <w:lang w:val="en-US"/>
+              </w:rPr>
+              <w:t xml:space="preserve"> VirtualBox&lt;/h2&gt;</w:t>
+            </w:r>
+          </w:p>
+          <w:p>
+            <w:pPr>
+              <w:spacing w:after="0" w:line="240" w:lineRule="auto"/>
+              <w:rPr>
+                <w:rFonts w:cstheme="minorHAnsi"/>
+                <w:sz w:val="18"/>
+                <w:szCs w:val="18"/>
+                <w:lang w:val="en-US"/>
+              </w:rPr>
+            </w:pPr>
+            <w:r>
+              <w:rPr>
+                <w:rFonts w:cstheme="minorHAnsi"/>
+                <w:sz w:val="18"/>
+                <w:szCs w:val="18"/>
+                <w:lang w:val="en-US"/>
+              </w:rPr>
+              <w:t xml:space="preserve">          &lt;div class="step-content"&gt;</w:t>
+            </w:r>
+          </w:p>
+          <w:p>
+            <w:pPr>
+              <w:spacing w:after="0" w:line="240" w:lineRule="auto"/>
+              <w:rPr>
+                <w:rFonts w:cstheme="minorHAnsi"/>
+                <w:sz w:val="18"/>
+                <w:szCs w:val="18"/>
+              </w:rPr>
+            </w:pPr>
+            <w:r>
+              <w:rPr>
+                <w:rFonts w:cstheme="minorHAnsi"/>
+                <w:sz w:val="18"/>
+                <w:szCs w:val="18"/>
+                <w:lang w:val="en-US"/>
+              </w:rPr>
+              <w:t xml:space="preserve">            </w:t>
+            </w:r>
+            <w:r>
+              <w:rPr>
+                <w:rFonts w:cstheme="minorHAnsi"/>
+                <w:sz w:val="18"/>
+                <w:szCs w:val="18"/>
+              </w:rPr>
+              <w:t xml:space="preserve">&lt;h3&gt;Krok 1: Pobierz </w:t>
+            </w:r>
+            <w:proofErr w:type="spellStart"/>
+            <w:r>
+              <w:rPr>
+                <w:rFonts w:cstheme="minorHAnsi"/>
+                <w:sz w:val="18"/>
+                <w:szCs w:val="18"/>
+              </w:rPr>
+              <w:t>VirtualBox</w:t>
+            </w:r>
+            <w:proofErr w:type="spellEnd"/>
+            <w:r>
+              <w:rPr>
+                <w:rFonts w:cstheme="minorHAnsi"/>
+                <w:sz w:val="18"/>
+                <w:szCs w:val="18"/>
+              </w:rPr>
+              <w:t>&lt;/h3&gt;</w:t>
+            </w:r>
+          </w:p>
+          <w:p>
+            <w:pPr>
+              <w:spacing w:after="0" w:line="240" w:lineRule="auto"/>
+              <w:rPr>
+                <w:rFonts w:cstheme="minorHAnsi"/>
+                <w:sz w:val="18"/>
+                <w:szCs w:val="18"/>
+              </w:rPr>
+            </w:pPr>
+            <w:r>
+              <w:rPr>
+                <w:rFonts w:cstheme="minorHAnsi"/>
+                <w:sz w:val="18"/>
+                <w:szCs w:val="18"/>
+              </w:rPr>
+              <w:t xml:space="preserve">            </w:t>
+            </w:r>
+            <w:r>
+              <w:rPr>
+                <w:rFonts w:cstheme="minorHAnsi"/>
+                <w:sz w:val="18"/>
+                <w:szCs w:val="18"/>
+              </w:rPr>
+              <w:t>&lt;p&gt;</w:t>
+            </w:r>
+          </w:p>
+          <w:p>
+            <w:pPr>
+              <w:spacing w:after="0" w:line="240" w:lineRule="auto"/>
+              <w:rPr>
+                <w:rFonts w:cstheme="minorHAnsi"/>
+                <w:sz w:val="18"/>
+                <w:szCs w:val="18"/>
+              </w:rPr>
+            </w:pPr>
+            <w:r>
+              <w:rPr>
+                <w:rFonts w:cstheme="minorHAnsi"/>
+                <w:sz w:val="18"/>
+                <w:szCs w:val="18"/>
+              </w:rPr>
+              <w:t xml:space="preserve">              </w:t>
+            </w:r>
+            <w:proofErr w:type="spellStart"/>
+            <w:r>
+              <w:rPr>
+                <w:rFonts w:cstheme="minorHAnsi"/>
+                <w:sz w:val="18"/>
+                <w:szCs w:val="18"/>
+              </w:rPr>
+              <w:t>VirtualBox</w:t>
+            </w:r>
+            <w:proofErr w:type="spellEnd"/>
+            <w:r>
+              <w:rPr>
+                <w:rFonts w:cstheme="minorHAnsi"/>
+                <w:sz w:val="18"/>
+                <w:szCs w:val="18"/>
+              </w:rPr>
+              <w:t xml:space="preserve"> to darmowe oprogramowanie Oracle do uruchamiania maszyn</w:t>
+            </w:r>
+          </w:p>
+          <w:p>
+            <w:pPr>
+              <w:spacing w:after="0" w:line="240" w:lineRule="auto"/>
+              <w:rPr>
+                <w:rFonts w:cstheme="minorHAnsi"/>
+                <w:sz w:val="18"/>
+                <w:szCs w:val="18"/>
+              </w:rPr>
+            </w:pPr>
+            <w:r>
+              <w:rPr>
+                <w:rFonts w:cstheme="minorHAnsi"/>
+                <w:sz w:val="18"/>
+                <w:szCs w:val="18"/>
+              </w:rPr>
+              <w:t xml:space="preserve">              wirtualnych:</w:t>
+            </w:r>
+          </w:p>
+          <w:p>
+            <w:pPr>
+              <w:spacing w:after="0" w:line="240" w:lineRule="auto"/>
+              <w:rPr>
+                <w:rFonts w:cstheme="minorHAnsi"/>
+                <w:sz w:val="18"/>
+                <w:szCs w:val="18"/>
+              </w:rPr>
+            </w:pPr>
+            <w:r>
+              <w:rPr>
+                <w:rFonts w:cstheme="minorHAnsi"/>
+                <w:sz w:val="18"/>
+                <w:szCs w:val="18"/>
+              </w:rPr>
+              <w:t xml:space="preserve">            &lt;/p&gt;</w:t>
+            </w:r>
+          </w:p>
+          <w:p>
+            <w:pPr>
+              <w:spacing w:after="0" w:line="240" w:lineRule="auto"/>
+              <w:rPr>
+                <w:rFonts w:cstheme="minorHAnsi"/>
+                <w:sz w:val="18"/>
+                <w:szCs w:val="18"/>
+              </w:rPr>
+            </w:pPr>
+            <w:r>
+              <w:rPr>
+                <w:rFonts w:cstheme="minorHAnsi"/>
+                <w:sz w:val="18"/>
+                <w:szCs w:val="18"/>
+              </w:rPr>
+              <w:t xml:space="preserve">            &lt;</w:t>
+            </w:r>
+            <w:proofErr w:type="spellStart"/>
+            <w:r>
+              <w:rPr>
+                <w:rFonts w:cstheme="minorHAnsi"/>
+                <w:sz w:val="18"/>
+                <w:szCs w:val="18"/>
+              </w:rPr>
+              <w:t>ol</w:t>
+            </w:r>
+            <w:proofErr w:type="spellEnd"/>
+            <w:r>
+              <w:rPr>
+                <w:rFonts w:cstheme="minorHAnsi"/>
+                <w:sz w:val="18"/>
+                <w:szCs w:val="18"/>
+              </w:rPr>
+              <w:t>&gt;</w:t>
+            </w:r>
+          </w:p>
+          <w:p>
+            <w:pPr>
+              <w:spacing w:after="0" w:line="240" w:lineRule="auto"/>
+              <w:rPr>
+                <w:rFonts w:cstheme="minorHAnsi"/>
+                <w:sz w:val="18"/>
+                <w:szCs w:val="18"/>
+              </w:rPr>
+            </w:pPr>
+            <w:r>
+              <w:rPr>
+                <w:rFonts w:cstheme="minorHAnsi"/>
+                <w:sz w:val="18"/>
+                <w:szCs w:val="18"/>
+              </w:rPr>
+              <w:t xml:space="preserve">              &lt;li&gt;Przejdź na oficjalną stronę </w:t>
+            </w:r>
+            <w:proofErr w:type="spellStart"/>
+            <w:r>
+              <w:rPr>
+                <w:rFonts w:cstheme="minorHAnsi"/>
+                <w:sz w:val="18"/>
+                <w:szCs w:val="18"/>
+              </w:rPr>
+              <w:t>VirtualBox</w:t>
+            </w:r>
+            <w:proofErr w:type="spellEnd"/>
+            <w:r>
+              <w:rPr>
+                <w:rFonts w:cstheme="minorHAnsi"/>
+                <w:sz w:val="18"/>
+                <w:szCs w:val="18"/>
+              </w:rPr>
+              <w:t>&lt;/li&gt;</w:t>
+            </w:r>
+          </w:p>
+          <w:p>
+            <w:pPr>
+              <w:spacing w:after="0" w:line="240" w:lineRule="auto"/>
+              <w:rPr>
+                <w:rFonts w:cstheme="minorHAnsi"/>
+                <w:sz w:val="18"/>
+                <w:szCs w:val="18"/>
+              </w:rPr>
+            </w:pPr>
+            <w:r>
+              <w:rPr>
+                <w:rFonts w:cstheme="minorHAnsi"/>
+                <w:sz w:val="18"/>
+                <w:szCs w:val="18"/>
+              </w:rPr>
+              <w:t xml:space="preserve">              &lt;li&gt;Pobierz wersję dla Windows&lt;/li&gt;</w:t>
+            </w:r>
+          </w:p>
+          <w:p>
+            <w:pPr>
+              <w:spacing w:after="0" w:line="240" w:lineRule="auto"/>
+              <w:rPr>
+                <w:rFonts w:cstheme="minorHAnsi"/>
+                <w:sz w:val="18"/>
+                <w:szCs w:val="18"/>
+              </w:rPr>
+            </w:pPr>
+            <w:r>
+              <w:rPr>
+                <w:rFonts w:cstheme="minorHAnsi"/>
+                <w:sz w:val="18"/>
+                <w:szCs w:val="18"/>
+              </w:rPr>
+              <w:t xml:space="preserve">              &lt;li&gt;Uruchom instalator&lt;/li&gt;</w:t>
+            </w:r>
+          </w:p>
+          <w:p>
+            <w:pPr>
+              <w:spacing w:after="0" w:line="240" w:lineRule="auto"/>
+              <w:rPr>
+                <w:rFonts w:cstheme="minorHAnsi"/>
+                <w:sz w:val="18"/>
+                <w:szCs w:val="18"/>
+              </w:rPr>
+            </w:pPr>
+            <w:r>
+              <w:rPr>
+                <w:rFonts w:cstheme="minorHAnsi"/>
+                <w:sz w:val="18"/>
+                <w:szCs w:val="18"/>
+              </w:rPr>
+              <w:t xml:space="preserve">            &lt;/</w:t>
+            </w:r>
+            <w:proofErr w:type="spellStart"/>
+            <w:r>
+              <w:rPr>
+                <w:rFonts w:cstheme="minorHAnsi"/>
+                <w:sz w:val="18"/>
+                <w:szCs w:val="18"/>
+              </w:rPr>
+              <w:t>ol</w:t>
+            </w:r>
+            <w:proofErr w:type="spellEnd"/>
+            <w:r>
+              <w:rPr>
+                <w:rFonts w:cstheme="minorHAnsi"/>
+                <w:sz w:val="18"/>
+                <w:szCs w:val="18"/>
+              </w:rPr>
+              <w:t>&gt;</w:t>
+            </w:r>
+          </w:p>
+          <w:p>
+            <w:pPr>
+              <w:spacing w:after="0" w:line="240" w:lineRule="auto"/>
+              <w:rPr>
+                <w:rFonts w:cstheme="minorHAnsi"/>
+                <w:sz w:val="18"/>
+                <w:szCs w:val="18"/>
+                <w:lang w:val="en-US"/>
+              </w:rPr>
+            </w:pPr>
+            <w:r>
+              <w:rPr>
+                <w:rFonts w:cstheme="minorHAnsi"/>
+                <w:sz w:val="18"/>
+                <w:szCs w:val="18"/>
               </w:rPr>
               <w:t xml:space="preserve">          </w:t>
             </w:r>
             <w:r>
               <w:rPr>
                 <w:rFonts w:cstheme="minorHAnsi"/>
-                <w:sz w:val="20"/>
-                <w:szCs w:val="20"/>
-              </w:rPr>
-              <w:t xml:space="preserve">&lt;div </w:t>
-            </w:r>
-            <w:proofErr w:type="spellStart"/>
-            <w:r>
-              <w:rPr>
-                <w:rFonts w:cstheme="minorHAnsi"/>
-                <w:sz w:val="20"/>
-                <w:szCs w:val="20"/>
-              </w:rPr>
-              <w:t>class</w:t>
-            </w:r>
-            <w:proofErr w:type="spellEnd"/>
-            <w:r>
-              <w:rPr>
-                <w:rFonts w:cstheme="minorHAnsi"/>
-                <w:sz w:val="20"/>
-                <w:szCs w:val="20"/>
-              </w:rPr>
-              <w:t>="step-</w:t>
-            </w:r>
-            <w:proofErr w:type="spellStart"/>
-            <w:r>
-              <w:rPr>
-                <w:rFonts w:cstheme="minorHAnsi"/>
-                <w:sz w:val="20"/>
-                <w:szCs w:val="20"/>
-              </w:rPr>
-              <w:t>content</w:t>
-            </w:r>
-            <w:proofErr w:type="spellEnd"/>
-            <w:r>
-              <w:rPr>
-                <w:rFonts w:cstheme="minorHAnsi"/>
-                <w:sz w:val="20"/>
-                <w:szCs w:val="20"/>
-              </w:rPr>
-              <w:t>"&gt;</w:t>
-            </w:r>
-          </w:p>
-          <w:p>
-            <w:pPr>
-              <w:spacing w:after="0" w:line="240" w:lineRule="auto"/>
-              <w:rPr>
-                <w:rFonts w:cstheme="minorHAnsi"/>
-                <w:sz w:val="20"/>
-                <w:szCs w:val="20"/>
-              </w:rPr>
-            </w:pPr>
-            <w:r>
-              <w:rPr>
-                <w:rFonts w:cstheme="minorHAnsi"/>
-                <w:sz w:val="20"/>
-                <w:szCs w:val="20"/>
-              </w:rPr>
-              <w:t xml:space="preserve">            &lt;h3&gt;Krok 1: Pobierz UTM&lt;/h3&gt;</w:t>
-            </w:r>
-          </w:p>
-          <w:p>
-            <w:pPr>
-              <w:spacing w:after="0" w:line="240" w:lineRule="auto"/>
-              <w:rPr>
-                <w:rFonts w:cstheme="minorHAnsi"/>
-                <w:sz w:val="20"/>
-                <w:szCs w:val="20"/>
-              </w:rPr>
-            </w:pPr>
-            <w:r>
-              <w:rPr>
-                <w:rFonts w:cstheme="minorHAnsi"/>
-                <w:sz w:val="20"/>
-                <w:szCs w:val="20"/>
-              </w:rPr>
-              <w:t xml:space="preserve">            &lt;p&gt;</w:t>
-            </w:r>
-          </w:p>
-          <w:p>
-            <w:pPr>
-              <w:spacing w:after="0" w:line="240" w:lineRule="auto"/>
-              <w:rPr>
-                <w:rFonts w:cstheme="minorHAnsi"/>
-                <w:sz w:val="20"/>
-                <w:szCs w:val="20"/>
-              </w:rPr>
-            </w:pPr>
-            <w:r>
-              <w:rPr>
-                <w:rFonts w:cstheme="minorHAnsi"/>
-                <w:sz w:val="20"/>
-                <w:szCs w:val="20"/>
-              </w:rPr>
-              <w:t xml:space="preserve">              UTM to najlepsza opcja do uruchamiania maszyn wirtualnych na Apple</w:t>
-            </w:r>
-          </w:p>
-          <w:p>
-            <w:pPr>
-              <w:spacing w:after="0" w:line="240" w:lineRule="auto"/>
-              <w:rPr>
-                <w:rFonts w:cstheme="minorHAnsi"/>
-                <w:sz w:val="20"/>
-                <w:szCs w:val="20"/>
-              </w:rPr>
-            </w:pPr>
-            <w:r>
-              <w:rPr>
-                <w:rFonts w:cstheme="minorHAnsi"/>
-                <w:sz w:val="20"/>
-                <w:szCs w:val="20"/>
+                <w:sz w:val="18"/>
+                <w:szCs w:val="18"/>
+                <w:lang w:val="en-US"/>
+              </w:rPr>
+              <w:t>&lt;/div&gt;</w:t>
+            </w:r>
+          </w:p>
+          <w:p>
+            <w:pPr>
+              <w:spacing w:after="0" w:line="240" w:lineRule="auto"/>
+              <w:rPr>
+                <w:rFonts w:cstheme="minorHAnsi"/>
+                <w:sz w:val="18"/>
+                <w:szCs w:val="18"/>
+                <w:lang w:val="en-US"/>
+              </w:rPr>
+            </w:pPr>
+            <w:r>
+              <w:rPr>
+                <w:rFonts w:cstheme="minorHAnsi"/>
+                <w:sz w:val="18"/>
+                <w:szCs w:val="18"/>
+                <w:lang w:val="en-US"/>
+              </w:rPr>
+              <w:t xml:space="preserve">          &lt;div class="download-section"&gt;</w:t>
+            </w:r>
+          </w:p>
+          <w:p>
+            <w:pPr>
+              <w:spacing w:after="0" w:line="240" w:lineRule="auto"/>
+              <w:rPr>
+                <w:rFonts w:cstheme="minorHAnsi"/>
+                <w:sz w:val="18"/>
+                <w:szCs w:val="18"/>
+                <w:lang w:val="en-US"/>
+              </w:rPr>
+            </w:pPr>
+            <w:r>
+              <w:rPr>
+                <w:rFonts w:cstheme="minorHAnsi"/>
+                <w:sz w:val="18"/>
+                <w:szCs w:val="18"/>
+                <w:lang w:val="en-US"/>
+              </w:rPr>
+              <w:t xml:space="preserve">            &lt;a</w:t>
+            </w:r>
+          </w:p>
+          <w:p>
+            <w:pPr>
+              <w:spacing w:after="0" w:line="240" w:lineRule="auto"/>
+              <w:rPr>
+                <w:rFonts w:cstheme="minorHAnsi"/>
+                <w:sz w:val="18"/>
+                <w:szCs w:val="18"/>
+                <w:lang w:val="en-US"/>
+              </w:rPr>
+            </w:pPr>
+            <w:r>
+              <w:rPr>
+                <w:rFonts w:cstheme="minorHAnsi"/>
+                <w:sz w:val="18"/>
+                <w:szCs w:val="18"/>
+                <w:lang w:val="en-US"/>
               </w:rPr>
               <w:t xml:space="preserve">              </w:t>
             </w:r>
@@ -7227,53 +8299,419 @@
             <w:r>
               <w:rPr>
                 <w:rFonts w:cstheme="minorHAnsi"/>
-                <w:sz w:val="20"/>
-                <w:szCs w:val="20"/>
-              </w:rPr>
-              <w:t>Silicon</w:t>
-            </w:r>
-            <w:proofErr w:type="spellEnd"/>
-            <w:r>
-              <w:rPr>
-                <w:rFonts w:cstheme="minorHAnsi"/>
-                <w:sz w:val="20"/>
-                <w:szCs w:val="20"/>
-              </w:rPr>
-              <w:t>:</w:t>
-            </w:r>
-          </w:p>
-          <w:p>
-            <w:pPr>
-              <w:spacing w:after="0" w:line="240" w:lineRule="auto"/>
-              <w:rPr>
-                <w:rFonts w:cstheme="minorHAnsi"/>
-                <w:sz w:val="20"/>
-                <w:szCs w:val="20"/>
-              </w:rPr>
-            </w:pPr>
-            <w:r>
-              <w:rPr>
-                <w:rFonts w:cstheme="minorHAnsi"/>
-                <w:sz w:val="20"/>
-                <w:szCs w:val="20"/>
-              </w:rPr>
-              <w:t xml:space="preserve">            &lt;/p&gt;</w:t>
-            </w:r>
-          </w:p>
-          <w:p>
-            <w:pPr>
-              <w:spacing w:after="0" w:line="240" w:lineRule="auto"/>
-              <w:rPr>
-                <w:rFonts w:cstheme="minorHAnsi"/>
-                <w:sz w:val="20"/>
-                <w:szCs w:val="20"/>
-              </w:rPr>
-            </w:pPr>
-            <w:r>
-              <w:rPr>
-                <w:rFonts w:cstheme="minorHAnsi"/>
-                <w:sz w:val="20"/>
-                <w:szCs w:val="20"/>
+                <w:sz w:val="18"/>
+                <w:szCs w:val="18"/>
+                <w:lang w:val="en-US"/>
+              </w:rPr>
+              <w:t>href</w:t>
+            </w:r>
+            <w:proofErr w:type="spellEnd"/>
+            <w:r>
+              <w:rPr>
+                <w:rFonts w:cstheme="minorHAnsi"/>
+                <w:sz w:val="18"/>
+                <w:szCs w:val="18"/>
+                <w:lang w:val="en-US"/>
+              </w:rPr>
+              <w:t>="https://www.virtualbox.org/wiki/Downloads"</w:t>
+            </w:r>
+          </w:p>
+          <w:p>
+            <w:pPr>
+              <w:spacing w:after="0" w:line="240" w:lineRule="auto"/>
+              <w:rPr>
+                <w:rFonts w:cstheme="minorHAnsi"/>
+                <w:sz w:val="18"/>
+                <w:szCs w:val="18"/>
+                <w:lang w:val="en-US"/>
+              </w:rPr>
+            </w:pPr>
+            <w:r>
+              <w:rPr>
+                <w:rFonts w:cstheme="minorHAnsi"/>
+                <w:sz w:val="18"/>
+                <w:szCs w:val="18"/>
+                <w:lang w:val="en-US"/>
+              </w:rPr>
+              <w:t xml:space="preserve">              class="download-link"</w:t>
+            </w:r>
+          </w:p>
+          <w:p>
+            <w:pPr>
+              <w:spacing w:after="0" w:line="240" w:lineRule="auto"/>
+              <w:rPr>
+                <w:rFonts w:cstheme="minorHAnsi"/>
+                <w:sz w:val="18"/>
+                <w:szCs w:val="18"/>
+                <w:lang w:val="en-US"/>
+              </w:rPr>
+            </w:pPr>
+            <w:r>
+              <w:rPr>
+                <w:rFonts w:cstheme="minorHAnsi"/>
+                <w:sz w:val="18"/>
+                <w:szCs w:val="18"/>
+                <w:lang w:val="en-US"/>
+              </w:rPr>
+              <w:t xml:space="preserve">              target="_blank"</w:t>
+            </w:r>
+          </w:p>
+          <w:p>
+            <w:pPr>
+              <w:spacing w:after="0" w:line="240" w:lineRule="auto"/>
+              <w:rPr>
+                <w:rFonts w:cstheme="minorHAnsi"/>
+                <w:sz w:val="18"/>
+                <w:szCs w:val="18"/>
+                <w:lang w:val="en-US"/>
+              </w:rPr>
+            </w:pPr>
+            <w:r>
+              <w:rPr>
+                <w:rFonts w:cstheme="minorHAnsi"/>
+                <w:sz w:val="18"/>
+                <w:szCs w:val="18"/>
+                <w:lang w:val="en-US"/>
+              </w:rPr>
+              <w:t xml:space="preserve">              </w:t>
+            </w:r>
+            <w:proofErr w:type="spellStart"/>
+            <w:r>
+              <w:rPr>
+                <w:rFonts w:cstheme="minorHAnsi"/>
+                <w:sz w:val="18"/>
+                <w:szCs w:val="18"/>
+                <w:lang w:val="en-US"/>
+              </w:rPr>
+              <w:t>rel</w:t>
+            </w:r>
+            <w:proofErr w:type="spellEnd"/>
+            <w:r>
+              <w:rPr>
+                <w:rFonts w:cstheme="minorHAnsi"/>
+                <w:sz w:val="18"/>
+                <w:szCs w:val="18"/>
+                <w:lang w:val="en-US"/>
+              </w:rPr>
+              <w:t>="</w:t>
+            </w:r>
+            <w:proofErr w:type="spellStart"/>
+            <w:r>
+              <w:rPr>
+                <w:rFonts w:cstheme="minorHAnsi"/>
+                <w:sz w:val="18"/>
+                <w:szCs w:val="18"/>
+                <w:lang w:val="en-US"/>
+              </w:rPr>
+              <w:t>noopener</w:t>
+            </w:r>
+            <w:proofErr w:type="spellEnd"/>
+            <w:r>
+              <w:rPr>
+                <w:rFonts w:cstheme="minorHAnsi"/>
+                <w:sz w:val="18"/>
+                <w:szCs w:val="18"/>
+                <w:lang w:val="en-US"/>
+              </w:rPr>
+              <w:t xml:space="preserve"> </w:t>
+            </w:r>
+            <w:proofErr w:type="spellStart"/>
+            <w:r>
+              <w:rPr>
+                <w:rFonts w:cstheme="minorHAnsi"/>
+                <w:sz w:val="18"/>
+                <w:szCs w:val="18"/>
+                <w:lang w:val="en-US"/>
+              </w:rPr>
+              <w:t>noreferrer</w:t>
+            </w:r>
+            <w:proofErr w:type="spellEnd"/>
+            <w:r>
+              <w:rPr>
+                <w:rFonts w:cstheme="minorHAnsi"/>
+                <w:sz w:val="18"/>
+                <w:szCs w:val="18"/>
+                <w:lang w:val="en-US"/>
+              </w:rPr>
+              <w:t>"</w:t>
+            </w:r>
+          </w:p>
+          <w:p>
+            <w:pPr>
+              <w:spacing w:after="0" w:line="240" w:lineRule="auto"/>
+              <w:rPr>
+                <w:rFonts w:cstheme="minorHAnsi"/>
+                <w:sz w:val="18"/>
+                <w:szCs w:val="18"/>
+                <w:lang w:val="en-US"/>
+              </w:rPr>
+            </w:pPr>
+            <w:r>
+              <w:rPr>
+                <w:rFonts w:cstheme="minorHAnsi"/>
+                <w:sz w:val="18"/>
+                <w:szCs w:val="18"/>
+                <w:lang w:val="en-US"/>
+              </w:rPr>
+              <w:t xml:space="preserve">              &gt;VirtualBox Windows&lt;/a</w:t>
+            </w:r>
+          </w:p>
+          <w:p>
+            <w:pPr>
+              <w:spacing w:after="0" w:line="240" w:lineRule="auto"/>
+              <w:rPr>
+                <w:rFonts w:cstheme="minorHAnsi"/>
+                <w:sz w:val="18"/>
+                <w:szCs w:val="18"/>
+                <w:lang w:val="en-US"/>
+              </w:rPr>
+            </w:pPr>
+            <w:r>
+              <w:rPr>
+                <w:rFonts w:cstheme="minorHAnsi"/>
+                <w:sz w:val="18"/>
+                <w:szCs w:val="18"/>
+                <w:lang w:val="en-US"/>
+              </w:rPr>
+              <w:t xml:space="preserve">            &gt;</w:t>
+            </w:r>
+          </w:p>
+          <w:p>
+            <w:pPr>
+              <w:spacing w:after="0" w:line="240" w:lineRule="auto"/>
+              <w:rPr>
+                <w:rFonts w:cstheme="minorHAnsi"/>
+                <w:sz w:val="18"/>
+                <w:szCs w:val="18"/>
+                <w:lang w:val="en-US"/>
+              </w:rPr>
+            </w:pPr>
+            <w:r>
+              <w:rPr>
+                <w:rFonts w:cstheme="minorHAnsi"/>
+                <w:sz w:val="18"/>
+                <w:szCs w:val="18"/>
+                <w:lang w:val="en-US"/>
+              </w:rPr>
+              <w:t xml:space="preserve">            &lt;p class="download-info"&gt;</w:t>
+            </w:r>
+            <w:proofErr w:type="spellStart"/>
+            <w:r>
+              <w:rPr>
+                <w:rFonts w:cstheme="minorHAnsi"/>
+                <w:sz w:val="18"/>
+                <w:szCs w:val="18"/>
+                <w:lang w:val="en-US"/>
+              </w:rPr>
+              <w:t>Rozmiar</w:t>
+            </w:r>
+            <w:proofErr w:type="spellEnd"/>
+            <w:r>
+              <w:rPr>
+                <w:rFonts w:cstheme="minorHAnsi"/>
+                <w:sz w:val="18"/>
+                <w:szCs w:val="18"/>
+                <w:lang w:val="en-US"/>
+              </w:rPr>
+              <w:t>: ~120 MB | Format: EXE&lt;/p&gt;</w:t>
+            </w:r>
+          </w:p>
+          <w:p>
+            <w:pPr>
+              <w:spacing w:after="0" w:line="240" w:lineRule="auto"/>
+              <w:rPr>
+                <w:rFonts w:cstheme="minorHAnsi"/>
+                <w:sz w:val="18"/>
+                <w:szCs w:val="18"/>
+                <w:lang w:val="en-US"/>
+              </w:rPr>
+            </w:pPr>
+            <w:r>
+              <w:rPr>
+                <w:rFonts w:cstheme="minorHAnsi"/>
+                <w:sz w:val="18"/>
+                <w:szCs w:val="18"/>
+                <w:lang w:val="en-US"/>
+              </w:rPr>
+              <w:t xml:space="preserve">          &lt;/div&gt;</w:t>
+            </w:r>
+          </w:p>
+          <w:p>
+            <w:pPr>
+              <w:spacing w:after="0" w:line="240" w:lineRule="auto"/>
+              <w:rPr>
+                <w:rFonts w:cstheme="minorHAnsi"/>
+                <w:sz w:val="18"/>
+                <w:szCs w:val="18"/>
+                <w:lang w:val="en-US"/>
+              </w:rPr>
+            </w:pPr>
+            <w:r>
+              <w:rPr>
+                <w:rFonts w:cstheme="minorHAnsi"/>
+                <w:sz w:val="18"/>
+                <w:szCs w:val="18"/>
+                <w:lang w:val="en-US"/>
+              </w:rPr>
+              <w:t xml:space="preserve">          &lt;</w:t>
+            </w:r>
+            <w:proofErr w:type="spellStart"/>
+            <w:r>
+              <w:rPr>
+                <w:rFonts w:cstheme="minorHAnsi"/>
+                <w:sz w:val="18"/>
+                <w:szCs w:val="18"/>
+                <w:lang w:val="en-US"/>
+              </w:rPr>
+              <w:t>img</w:t>
+            </w:r>
+            <w:proofErr w:type="spellEnd"/>
+            <w:r>
+              <w:rPr>
+                <w:rFonts w:cstheme="minorHAnsi"/>
+                <w:sz w:val="18"/>
+                <w:szCs w:val="18"/>
+                <w:lang w:val="en-US"/>
+              </w:rPr>
+              <w:t xml:space="preserve"> </w:t>
+            </w:r>
+            <w:proofErr w:type="spellStart"/>
+            <w:r>
+              <w:rPr>
+                <w:rFonts w:cstheme="minorHAnsi"/>
+                <w:sz w:val="18"/>
+                <w:szCs w:val="18"/>
+                <w:lang w:val="en-US"/>
+              </w:rPr>
+              <w:t>src</w:t>
+            </w:r>
+            <w:proofErr w:type="spellEnd"/>
+            <w:r>
+              <w:rPr>
+                <w:rFonts w:cstheme="minorHAnsi"/>
+                <w:sz w:val="18"/>
+                <w:szCs w:val="18"/>
+                <w:lang w:val="en-US"/>
+              </w:rPr>
+              <w:t>="../content/virtualbox.png" alt="</w:t>
+            </w:r>
+            <w:proofErr w:type="spellStart"/>
+            <w:r>
+              <w:rPr>
+                <w:rFonts w:cstheme="minorHAnsi"/>
+                <w:sz w:val="18"/>
+                <w:szCs w:val="18"/>
+                <w:lang w:val="en-US"/>
+              </w:rPr>
+              <w:t>virtualbox</w:t>
+            </w:r>
+            <w:proofErr w:type="spellEnd"/>
+            <w:r>
+              <w:rPr>
+                <w:rFonts w:cstheme="minorHAnsi"/>
+                <w:sz w:val="18"/>
+                <w:szCs w:val="18"/>
+                <w:lang w:val="en-US"/>
+              </w:rPr>
+              <w:t>" /&gt;</w:t>
+            </w:r>
+          </w:p>
+          <w:p>
+            <w:pPr>
+              <w:spacing w:after="0" w:line="240" w:lineRule="auto"/>
+              <w:rPr>
+                <w:rFonts w:cstheme="minorHAnsi"/>
+                <w:sz w:val="18"/>
+                <w:szCs w:val="18"/>
+                <w:lang w:val="en-US"/>
+              </w:rPr>
+            </w:pPr>
+            <w:r>
+              <w:rPr>
+                <w:rFonts w:cstheme="minorHAnsi"/>
+                <w:sz w:val="18"/>
+                <w:szCs w:val="18"/>
+                <w:lang w:val="en-US"/>
+              </w:rPr>
+              <w:t xml:space="preserve">          &lt;div class="step-content"&gt;</w:t>
+            </w:r>
+          </w:p>
+          <w:p>
+            <w:pPr>
+              <w:spacing w:after="0" w:line="240" w:lineRule="auto"/>
+              <w:rPr>
+                <w:rFonts w:cstheme="minorHAnsi"/>
+                <w:sz w:val="18"/>
+                <w:szCs w:val="18"/>
+                <w:lang w:val="en-US"/>
+              </w:rPr>
+            </w:pPr>
+            <w:r>
+              <w:rPr>
+                <w:rFonts w:cstheme="minorHAnsi"/>
+                <w:sz w:val="18"/>
+                <w:szCs w:val="18"/>
+                <w:lang w:val="en-US"/>
+              </w:rPr>
+              <w:t xml:space="preserve">            &lt;h3&gt;</w:t>
+            </w:r>
+            <w:proofErr w:type="spellStart"/>
+            <w:r>
+              <w:rPr>
+                <w:rFonts w:cstheme="minorHAnsi"/>
+                <w:sz w:val="18"/>
+                <w:szCs w:val="18"/>
+                <w:lang w:val="en-US"/>
+              </w:rPr>
+              <w:t>Krok</w:t>
+            </w:r>
+            <w:proofErr w:type="spellEnd"/>
+            <w:r>
+              <w:rPr>
+                <w:rFonts w:cstheme="minorHAnsi"/>
+                <w:sz w:val="18"/>
+                <w:szCs w:val="18"/>
+                <w:lang w:val="en-US"/>
+              </w:rPr>
+              <w:t xml:space="preserve"> 2: </w:t>
+            </w:r>
+            <w:proofErr w:type="spellStart"/>
+            <w:r>
+              <w:rPr>
+                <w:rFonts w:cstheme="minorHAnsi"/>
+                <w:sz w:val="18"/>
+                <w:szCs w:val="18"/>
+                <w:lang w:val="en-US"/>
+              </w:rPr>
+              <w:t>Instalacja</w:t>
+            </w:r>
+            <w:proofErr w:type="spellEnd"/>
+            <w:r>
+              <w:rPr>
+                <w:rFonts w:cstheme="minorHAnsi"/>
+                <w:sz w:val="18"/>
+                <w:szCs w:val="18"/>
+                <w:lang w:val="en-US"/>
+              </w:rPr>
+              <w:t xml:space="preserve"> VirtualBox&lt;/h3&gt;</w:t>
+            </w:r>
+          </w:p>
+          <w:p>
+            <w:pPr>
+              <w:spacing w:after="0" w:line="240" w:lineRule="auto"/>
+              <w:rPr>
+                <w:rFonts w:cstheme="minorHAnsi"/>
+                <w:sz w:val="18"/>
+                <w:szCs w:val="18"/>
+                <w:lang w:val="en-US"/>
+              </w:rPr>
+            </w:pPr>
+            <w:r>
+              <w:rPr>
+                <w:rFonts w:cstheme="minorHAnsi"/>
+                <w:sz w:val="18"/>
+                <w:szCs w:val="18"/>
+                <w:lang w:val="en-US"/>
               </w:rPr>
               <w:t xml:space="preserve">            &lt;</w:t>
             </w:r>
@@ -7281,8 +8719,9 @@
             <w:r>
               <w:rPr>
                 <w:rFonts w:cstheme="minorHAnsi"/>
-                <w:sz w:val="20"/>
-                <w:szCs w:val="20"/>
+                <w:sz w:val="18"/>
+                <w:szCs w:val="18"/>
+                <w:lang w:val="en-US"/>
               </w:rPr>
               <w:t>ol</w:t>
             </w:r>
@@ -7290,8 +8729,9 @@
             <w:r>
               <w:rPr>
                 <w:rFonts w:cstheme="minorHAnsi"/>
-                <w:sz w:val="20"/>
-                <w:szCs w:val="20"/>
+                <w:sz w:val="18"/>
+                <w:szCs w:val="18"/>
+                <w:lang w:val="en-US"/>
               </w:rPr>
               <w:t>&gt;</w:t>
             </w:r>
@@ -7301,69 +8741,104 @@
               <w:spacing w:after="0" w:line="240" w:lineRule="auto"/>
               <w:rPr>
                 <w:rFonts w:cstheme="minorHAnsi"/>
-                <w:sz w:val="20"/>
-                <w:szCs w:val="20"/>
-              </w:rPr>
-            </w:pPr>
-            <w:r>
-              <w:rPr>
-                <w:rFonts w:cstheme="minorHAnsi"/>
-                <w:sz w:val="20"/>
-                <w:szCs w:val="20"/>
-              </w:rPr>
-              <w:t xml:space="preserve">              &lt;li&gt;Otwórz </w:t>
-            </w:r>
-            <w:proofErr w:type="spellStart"/>
-            <w:r>
-              <w:rPr>
-                <w:rFonts w:cstheme="minorHAnsi"/>
-                <w:sz w:val="20"/>
-                <w:szCs w:val="20"/>
-              </w:rPr>
-              <w:t>App</w:t>
-            </w:r>
-            <w:proofErr w:type="spellEnd"/>
-            <w:r>
-              <w:rPr>
-                <w:rFonts w:cstheme="minorHAnsi"/>
-                <w:sz w:val="20"/>
-                <w:szCs w:val="20"/>
-              </w:rPr>
-              <w:t xml:space="preserve"> </w:t>
-            </w:r>
-            <w:proofErr w:type="spellStart"/>
-            <w:r>
-              <w:rPr>
-                <w:rFonts w:cstheme="minorHAnsi"/>
-                <w:sz w:val="20"/>
-                <w:szCs w:val="20"/>
-              </w:rPr>
-              <w:t>Store</w:t>
-            </w:r>
-            <w:proofErr w:type="spellEnd"/>
-            <w:r>
-              <w:rPr>
-                <w:rFonts w:cstheme="minorHAnsi"/>
-                <w:sz w:val="20"/>
-                <w:szCs w:val="20"/>
-              </w:rPr>
-              <w:t xml:space="preserve"> na swoim </w:t>
-            </w:r>
-            <w:proofErr w:type="spellStart"/>
-            <w:r>
-              <w:rPr>
-                <w:rFonts w:cstheme="minorHAnsi"/>
-                <w:sz w:val="20"/>
-                <w:szCs w:val="20"/>
-              </w:rPr>
-              <w:t>Macu</w:t>
-            </w:r>
-            <w:proofErr w:type="spellEnd"/>
-            <w:r>
-              <w:rPr>
-                <w:rFonts w:cstheme="minorHAnsi"/>
-                <w:sz w:val="20"/>
-                <w:szCs w:val="20"/>
+                <w:sz w:val="18"/>
+                <w:szCs w:val="18"/>
+                <w:lang w:val="en-US"/>
+              </w:rPr>
+            </w:pPr>
+            <w:r>
+              <w:rPr>
+                <w:rFonts w:cstheme="minorHAnsi"/>
+                <w:sz w:val="18"/>
+                <w:szCs w:val="18"/>
+                <w:lang w:val="en-US"/>
+              </w:rPr>
+              <w:t xml:space="preserve">              &lt;li&gt;</w:t>
+            </w:r>
+          </w:p>
+          <w:p>
+            <w:pPr>
+              <w:spacing w:after="0" w:line="240" w:lineRule="auto"/>
+              <w:rPr>
+                <w:rFonts w:cstheme="minorHAnsi"/>
+                <w:sz w:val="18"/>
+                <w:szCs w:val="18"/>
+                <w:lang w:val="en-US"/>
+              </w:rPr>
+            </w:pPr>
+            <w:r>
+              <w:rPr>
+                <w:rFonts w:cstheme="minorHAnsi"/>
+                <w:sz w:val="18"/>
+                <w:szCs w:val="18"/>
+                <w:lang w:val="en-US"/>
+              </w:rPr>
+              <w:t xml:space="preserve">                </w:t>
+            </w:r>
+            <w:proofErr w:type="spellStart"/>
+            <w:r>
+              <w:rPr>
+                <w:rFonts w:cstheme="minorHAnsi"/>
+                <w:sz w:val="18"/>
+                <w:szCs w:val="18"/>
+                <w:lang w:val="en-US"/>
+              </w:rPr>
+              <w:t>Uruchom</w:t>
+            </w:r>
+            <w:proofErr w:type="spellEnd"/>
+            <w:r>
+              <w:rPr>
+                <w:rFonts w:cstheme="minorHAnsi"/>
+                <w:sz w:val="18"/>
+                <w:szCs w:val="18"/>
+                <w:lang w:val="en-US"/>
+              </w:rPr>
+              <w:t xml:space="preserve"> pobrany </w:t>
+            </w:r>
+            <w:proofErr w:type="spellStart"/>
+            <w:r>
+              <w:rPr>
+                <w:rFonts w:cstheme="minorHAnsi"/>
+                <w:sz w:val="18"/>
+                <w:szCs w:val="18"/>
+                <w:lang w:val="en-US"/>
+              </w:rPr>
+              <w:t>plik</w:t>
+            </w:r>
+            <w:proofErr w:type="spellEnd"/>
+            <w:r>
+              <w:rPr>
+                <w:rFonts w:cstheme="minorHAnsi"/>
+                <w:sz w:val="18"/>
+                <w:szCs w:val="18"/>
+                <w:lang w:val="en-US"/>
+              </w:rPr>
+              <w:t xml:space="preserve"> &lt;code&gt;VirtualBox-x.x.x-xxx.exe&lt;/code&gt;</w:t>
+            </w:r>
+          </w:p>
+          <w:p>
+            <w:pPr>
+              <w:spacing w:after="0" w:line="240" w:lineRule="auto"/>
+              <w:rPr>
+                <w:rFonts w:cstheme="minorHAnsi"/>
+                <w:sz w:val="18"/>
+                <w:szCs w:val="18"/>
+              </w:rPr>
+            </w:pPr>
+            <w:r>
+              <w:rPr>
+                <w:rFonts w:cstheme="minorHAnsi"/>
+                <w:sz w:val="18"/>
+                <w:szCs w:val="18"/>
+                <w:lang w:val="en-US"/>
+              </w:rPr>
+              <w:t xml:space="preserve">              </w:t>
+            </w:r>
+            <w:r>
+              <w:rPr>
+                <w:rFonts w:cstheme="minorHAnsi"/>
+                <w:sz w:val="18"/>
+                <w:szCs w:val="18"/>
               </w:rPr>
               <w:t>&lt;/li&gt;</w:t>
             </w:r>
@@ -7373,751 +8848,63 @@
               <w:spacing w:after="0" w:line="240" w:lineRule="auto"/>
               <w:rPr>
                 <w:rFonts w:cstheme="minorHAnsi"/>
-                <w:sz w:val="20"/>
-                <w:szCs w:val="20"/>
-              </w:rPr>
-            </w:pPr>
-            <w:r>
-              <w:rPr>
-                <w:rFonts w:cstheme="minorHAnsi"/>
-                <w:sz w:val="20"/>
-                <w:szCs w:val="20"/>
-              </w:rPr>
-              <w:t xml:space="preserve">              &lt;li&gt;Wyszukaj "UTM"&lt;/li&gt;</w:t>
-            </w:r>
-          </w:p>
-          <w:p>
-            <w:pPr>
-              <w:spacing w:after="0" w:line="240" w:lineRule="auto"/>
-              <w:rPr>
-                <w:rFonts w:cstheme="minorHAnsi"/>
-                <w:sz w:val="20"/>
-                <w:szCs w:val="20"/>
-              </w:rPr>
-            </w:pPr>
-            <w:r>
-              <w:rPr>
-                <w:rFonts w:cstheme="minorHAnsi"/>
-                <w:sz w:val="20"/>
-                <w:szCs w:val="20"/>
-              </w:rPr>
-              <w:t xml:space="preserve">              &lt;li&gt;Pobierz i zainstaluj aplikację&lt;/li&gt;</w:t>
-            </w:r>
-          </w:p>
-          <w:p>
-            <w:pPr>
-              <w:spacing w:after="0" w:line="240" w:lineRule="auto"/>
-              <w:rPr>
-                <w:rFonts w:cstheme="minorHAnsi"/>
-                <w:sz w:val="20"/>
-                <w:szCs w:val="20"/>
-                <w:lang w:val="en-US"/>
-              </w:rPr>
-            </w:pPr>
-            <w:r>
-              <w:rPr>
-                <w:rFonts w:cstheme="minorHAnsi"/>
-                <w:sz w:val="20"/>
-                <w:szCs w:val="20"/>
-              </w:rPr>
-              <w:t xml:space="preserve">            </w:t>
-            </w:r>
-            <w:r>
-              <w:rPr>
-                <w:rFonts w:cstheme="minorHAnsi"/>
-                <w:sz w:val="20"/>
-                <w:szCs w:val="20"/>
-                <w:lang w:val="en-US"/>
-              </w:rPr>
-              <w:t>&lt;/</w:t>
-            </w:r>
-            <w:proofErr w:type="spellStart"/>
-            <w:r>
-              <w:rPr>
-                <w:rFonts w:cstheme="minorHAnsi"/>
-                <w:sz w:val="20"/>
-                <w:szCs w:val="20"/>
-                <w:lang w:val="en-US"/>
-              </w:rPr>
-              <w:t>ol</w:t>
-            </w:r>
-            <w:proofErr w:type="spellEnd"/>
-            <w:r>
-              <w:rPr>
-                <w:rFonts w:cstheme="minorHAnsi"/>
-                <w:sz w:val="20"/>
-                <w:szCs w:val="20"/>
-                <w:lang w:val="en-US"/>
-              </w:rPr>
-              <w:t>&gt;</w:t>
-            </w:r>
-          </w:p>
-          <w:p>
-            <w:pPr>
-              <w:spacing w:after="0" w:line="240" w:lineRule="auto"/>
-              <w:rPr>
-                <w:rFonts w:cstheme="minorHAnsi"/>
-                <w:sz w:val="20"/>
-                <w:szCs w:val="20"/>
-                <w:lang w:val="en-US"/>
-              </w:rPr>
-            </w:pPr>
-            <w:r>
-              <w:rPr>
-                <w:rFonts w:cstheme="minorHAnsi"/>
-                <w:sz w:val="20"/>
-                <w:szCs w:val="20"/>
-                <w:lang w:val="en-US"/>
-              </w:rPr>
-              <w:t xml:space="preserve">          &lt;/div&gt;</w:t>
-            </w:r>
-          </w:p>
-          <w:p>
-            <w:pPr>
-              <w:spacing w:after="0" w:line="240" w:lineRule="auto"/>
-              <w:rPr>
-                <w:rFonts w:cstheme="minorHAnsi"/>
-                <w:sz w:val="20"/>
-                <w:szCs w:val="20"/>
-                <w:lang w:val="en-US"/>
-              </w:rPr>
-            </w:pPr>
-            <w:r>
-              <w:rPr>
-                <w:rFonts w:cstheme="minorHAnsi"/>
-                <w:sz w:val="20"/>
-                <w:szCs w:val="20"/>
-                <w:lang w:val="en-US"/>
-              </w:rPr>
-              <w:t xml:space="preserve">          &lt;div class="download-section"&gt;</w:t>
-            </w:r>
-          </w:p>
-          <w:p>
-            <w:pPr>
-              <w:spacing w:after="0" w:line="240" w:lineRule="auto"/>
-              <w:rPr>
-                <w:rFonts w:cstheme="minorHAnsi"/>
-                <w:sz w:val="20"/>
-                <w:szCs w:val="20"/>
-                <w:lang w:val="en-US"/>
-              </w:rPr>
-            </w:pPr>
-            <w:r>
-              <w:rPr>
-                <w:rFonts w:cstheme="minorHAnsi"/>
-                <w:sz w:val="20"/>
-                <w:szCs w:val="20"/>
-                <w:lang w:val="en-US"/>
-              </w:rPr>
-              <w:t xml:space="preserve">            &lt;a</w:t>
-            </w:r>
-          </w:p>
-          <w:p>
-            <w:pPr>
-              <w:spacing w:after="0" w:line="240" w:lineRule="auto"/>
-              <w:rPr>
-                <w:rFonts w:cstheme="minorHAnsi"/>
-                <w:sz w:val="20"/>
-                <w:szCs w:val="20"/>
-                <w:lang w:val="en-US"/>
-              </w:rPr>
-            </w:pPr>
-            <w:r>
-              <w:rPr>
-                <w:rFonts w:cstheme="minorHAnsi"/>
-                <w:sz w:val="20"/>
-                <w:szCs w:val="20"/>
-                <w:lang w:val="en-US"/>
-              </w:rPr>
-              <w:t xml:space="preserve">              href="https://github.com/utmapp/UTM/releases/latest/download/UTM.dmg"</w:t>
-            </w:r>
-          </w:p>
-          <w:p>
-            <w:pPr>
-              <w:spacing w:after="0" w:line="240" w:lineRule="auto"/>
-              <w:rPr>
-                <w:rFonts w:cstheme="minorHAnsi"/>
-                <w:sz w:val="20"/>
-                <w:szCs w:val="20"/>
-                <w:lang w:val="en-US"/>
-              </w:rPr>
-            </w:pPr>
-            <w:r>
-              <w:rPr>
-                <w:rFonts w:cstheme="minorHAnsi"/>
-                <w:sz w:val="20"/>
-                <w:szCs w:val="20"/>
-                <w:lang w:val="en-US"/>
-              </w:rPr>
-              <w:t xml:space="preserve">              class="download-link"</w:t>
-            </w:r>
-          </w:p>
-          <w:p>
-            <w:pPr>
-              <w:spacing w:after="0" w:line="240" w:lineRule="auto"/>
-              <w:rPr>
-                <w:rFonts w:cstheme="minorHAnsi"/>
-                <w:sz w:val="20"/>
-                <w:szCs w:val="20"/>
-                <w:lang w:val="en-US"/>
-              </w:rPr>
-            </w:pPr>
-            <w:r>
-              <w:rPr>
-                <w:rFonts w:cstheme="minorHAnsi"/>
-                <w:sz w:val="20"/>
-                <w:szCs w:val="20"/>
-                <w:lang w:val="en-US"/>
-              </w:rPr>
-              <w:t xml:space="preserve">              &gt;UTM MacOS&lt;/a</w:t>
-            </w:r>
-          </w:p>
-          <w:p>
-            <w:pPr>
-              <w:spacing w:after="0" w:line="240" w:lineRule="auto"/>
-              <w:rPr>
-                <w:rFonts w:cstheme="minorHAnsi"/>
-                <w:sz w:val="20"/>
-                <w:szCs w:val="20"/>
-                <w:lang w:val="en-US"/>
-              </w:rPr>
-            </w:pPr>
-            <w:r>
-              <w:rPr>
-                <w:rFonts w:cstheme="minorHAnsi"/>
-                <w:sz w:val="20"/>
-                <w:szCs w:val="20"/>
-                <w:lang w:val="en-US"/>
-              </w:rPr>
-              <w:t xml:space="preserve">            &gt;</w:t>
-            </w:r>
-          </w:p>
-          <w:p>
-            <w:pPr>
-              <w:spacing w:after="0" w:line="240" w:lineRule="auto"/>
-              <w:rPr>
-                <w:rFonts w:cstheme="minorHAnsi"/>
-                <w:sz w:val="20"/>
-                <w:szCs w:val="20"/>
-                <w:lang w:val="en-US"/>
-              </w:rPr>
-            </w:pPr>
-            <w:r>
-              <w:rPr>
-                <w:rFonts w:cstheme="minorHAnsi"/>
-                <w:sz w:val="20"/>
-                <w:szCs w:val="20"/>
-                <w:lang w:val="en-US"/>
-              </w:rPr>
-              <w:t xml:space="preserve">            &lt;p class="download-info"&gt;</w:t>
-            </w:r>
-            <w:proofErr w:type="spellStart"/>
-            <w:r>
-              <w:rPr>
-                <w:rFonts w:cstheme="minorHAnsi"/>
-                <w:sz w:val="20"/>
-                <w:szCs w:val="20"/>
-                <w:lang w:val="en-US"/>
-              </w:rPr>
-              <w:t>Rozmiar</w:t>
-            </w:r>
-            <w:proofErr w:type="spellEnd"/>
-            <w:r>
-              <w:rPr>
-                <w:rFonts w:cstheme="minorHAnsi"/>
-                <w:sz w:val="20"/>
-                <w:szCs w:val="20"/>
-                <w:lang w:val="en-US"/>
-              </w:rPr>
-              <w:t>: ~250 MB | Format: DMG&lt;/p&gt;</w:t>
-            </w:r>
-          </w:p>
-          <w:p>
-            <w:pPr>
-              <w:spacing w:after="0" w:line="240" w:lineRule="auto"/>
-              <w:rPr>
-                <w:rFonts w:cstheme="minorHAnsi"/>
-                <w:sz w:val="20"/>
-                <w:szCs w:val="20"/>
-                <w:lang w:val="en-US"/>
-              </w:rPr>
-            </w:pPr>
-            <w:r>
-              <w:rPr>
-                <w:rFonts w:cstheme="minorHAnsi"/>
-                <w:sz w:val="20"/>
-                <w:szCs w:val="20"/>
-                <w:lang w:val="en-US"/>
-              </w:rPr>
-              <w:t xml:space="preserve">          &lt;/div&gt;</w:t>
-            </w:r>
-          </w:p>
-          <w:p>
-            <w:pPr>
-              <w:spacing w:after="0" w:line="240" w:lineRule="auto"/>
-              <w:rPr>
-                <w:rFonts w:cstheme="minorHAnsi"/>
-                <w:sz w:val="20"/>
-                <w:szCs w:val="20"/>
-                <w:lang w:val="en-US"/>
-              </w:rPr>
-            </w:pPr>
-            <w:r>
-              <w:rPr>
-                <w:rFonts w:cstheme="minorHAnsi"/>
-                <w:sz w:val="20"/>
-                <w:szCs w:val="20"/>
-                <w:lang w:val="en-US"/>
-              </w:rPr>
-              <w:t xml:space="preserve">          &lt;</w:t>
-            </w:r>
-            <w:proofErr w:type="spellStart"/>
-            <w:r>
-              <w:rPr>
-                <w:rFonts w:cstheme="minorHAnsi"/>
-                <w:sz w:val="20"/>
-                <w:szCs w:val="20"/>
-                <w:lang w:val="en-US"/>
-              </w:rPr>
-              <w:t>img</w:t>
-            </w:r>
-            <w:proofErr w:type="spellEnd"/>
-            <w:r>
-              <w:rPr>
-                <w:rFonts w:cstheme="minorHAnsi"/>
-                <w:sz w:val="20"/>
-                <w:szCs w:val="20"/>
-                <w:lang w:val="en-US"/>
-              </w:rPr>
-              <w:t xml:space="preserve"> </w:t>
-            </w:r>
-            <w:proofErr w:type="spellStart"/>
-            <w:r>
-              <w:rPr>
-                <w:rFonts w:cstheme="minorHAnsi"/>
-                <w:sz w:val="20"/>
-                <w:szCs w:val="20"/>
-                <w:lang w:val="en-US"/>
-              </w:rPr>
-              <w:t>src</w:t>
-            </w:r>
-            <w:proofErr w:type="spellEnd"/>
-            <w:r>
-              <w:rPr>
-                <w:rFonts w:cstheme="minorHAnsi"/>
-                <w:sz w:val="20"/>
-                <w:szCs w:val="20"/>
-                <w:lang w:val="en-US"/>
-              </w:rPr>
-              <w:t>="../content/UTM.png" alt="UTM" /&gt;</w:t>
-            </w:r>
-          </w:p>
-          <w:p>
-            <w:pPr>
-              <w:spacing w:after="0" w:line="240" w:lineRule="auto"/>
-              <w:rPr>
-                <w:rFonts w:cstheme="minorHAnsi"/>
-                <w:sz w:val="20"/>
-                <w:szCs w:val="20"/>
-              </w:rPr>
-            </w:pPr>
-            <w:r>
-              <w:rPr>
-                <w:rFonts w:cstheme="minorHAnsi"/>
-                <w:sz w:val="20"/>
-                <w:szCs w:val="20"/>
-                <w:lang w:val="en-US"/>
-              </w:rPr>
-              <w:t xml:space="preserve">        </w:t>
-            </w:r>
-            <w:r>
-              <w:rPr>
-                <w:rFonts w:cstheme="minorHAnsi"/>
-                <w:sz w:val="20"/>
-                <w:szCs w:val="20"/>
-              </w:rPr>
-              <w:t>&lt;/</w:t>
-            </w:r>
-            <w:proofErr w:type="spellStart"/>
-            <w:r>
-              <w:rPr>
-                <w:rFonts w:cstheme="minorHAnsi"/>
-                <w:sz w:val="20"/>
-                <w:szCs w:val="20"/>
-              </w:rPr>
-              <w:t>section</w:t>
-            </w:r>
-            <w:proofErr w:type="spellEnd"/>
-            <w:r>
-              <w:rPr>
-                <w:rFonts w:cstheme="minorHAnsi"/>
-                <w:sz w:val="20"/>
-                <w:szCs w:val="20"/>
-              </w:rPr>
-              <w:t>&gt;</w:t>
-            </w:r>
-          </w:p>
-          <w:p>
-            <w:pPr>
-              <w:spacing w:after="0" w:line="240" w:lineRule="auto"/>
-              <w:rPr>
-                <w:rFonts w:cstheme="minorHAnsi"/>
-                <w:sz w:val="20"/>
-                <w:szCs w:val="20"/>
-              </w:rPr>
-            </w:pPr>
-            <w:r>
-              <w:rPr>
-                <w:rFonts w:cstheme="minorHAnsi"/>
-                <w:sz w:val="20"/>
-                <w:szCs w:val="20"/>
-              </w:rPr>
-              <w:t>```</w:t>
-            </w:r>
-          </w:p>
-          <w:p>
-            <w:pPr>
-              <w:spacing w:after="0" w:line="240" w:lineRule="auto"/>
-              <w:rPr>
-                <w:rFonts w:cstheme="minorHAnsi"/>
-                <w:sz w:val="20"/>
-                <w:szCs w:val="20"/>
-              </w:rPr>
-            </w:pPr>
-          </w:p>
-          <w:p>
-            <w:pPr>
-              <w:spacing w:after="0" w:line="240" w:lineRule="auto"/>
-              <w:rPr>
-                <w:rFonts w:cstheme="minorHAnsi"/>
-                <w:sz w:val="20"/>
-                <w:szCs w:val="20"/>
-              </w:rPr>
-            </w:pPr>
-          </w:p>
-          <w:p>
-            <w:pPr>
-              <w:spacing w:after="0" w:line="240" w:lineRule="auto"/>
-              <w:rPr>
-                <w:rFonts w:cstheme="minorHAnsi"/>
-                <w:sz w:val="20"/>
-                <w:szCs w:val="20"/>
-              </w:rPr>
-            </w:pPr>
-          </w:p>
-          <w:p>
-            <w:pPr>
-              <w:spacing w:after="0" w:line="240" w:lineRule="auto"/>
-              <w:rPr>
-                <w:rFonts w:cstheme="minorHAnsi"/>
-                <w:sz w:val="20"/>
-                <w:szCs w:val="20"/>
-              </w:rPr>
-            </w:pPr>
-          </w:p>
-          <w:p>
-            <w:pPr>
-              <w:spacing w:after="0" w:line="240" w:lineRule="auto"/>
-              <w:rPr>
-                <w:rFonts w:cstheme="minorHAnsi"/>
-                <w:sz w:val="20"/>
-                <w:szCs w:val="20"/>
-              </w:rPr>
-            </w:pPr>
-          </w:p>
-          <w:p>
-            <w:pPr>
-              <w:spacing w:after="0" w:line="240" w:lineRule="auto"/>
-              <w:rPr>
-                <w:rFonts w:cstheme="minorHAnsi"/>
-                <w:sz w:val="20"/>
-                <w:szCs w:val="20"/>
-              </w:rPr>
-            </w:pPr>
-          </w:p>
-          <w:p>
-            <w:pPr>
-              <w:spacing w:after="0" w:line="240" w:lineRule="auto"/>
-              <w:rPr>
-                <w:rFonts w:cstheme="minorHAnsi"/>
-                <w:sz w:val="20"/>
-                <w:szCs w:val="20"/>
-              </w:rPr>
-            </w:pPr>
-          </w:p>
-          <w:p>
-            <w:pPr>
-              <w:spacing w:after="0" w:line="240" w:lineRule="auto"/>
-              <w:rPr>
-                <w:rFonts w:cstheme="minorHAnsi"/>
-                <w:sz w:val="20"/>
-                <w:szCs w:val="20"/>
-              </w:rPr>
-            </w:pPr>
-          </w:p>
-          <w:p>
-            <w:pPr>
-              <w:spacing w:after="0" w:line="240" w:lineRule="auto"/>
-              <w:rPr>
-                <w:rFonts w:cstheme="minorHAnsi"/>
-                <w:sz w:val="20"/>
-                <w:szCs w:val="20"/>
-              </w:rPr>
-            </w:pPr>
-          </w:p>
-          <w:p>
-            <w:pPr>
-              <w:spacing w:after="0" w:line="240" w:lineRule="auto"/>
-              <w:rPr>
-                <w:rFonts w:cstheme="minorHAnsi"/>
-                <w:sz w:val="20"/>
-                <w:szCs w:val="20"/>
-              </w:rPr>
-            </w:pPr>
-          </w:p>
-          <w:p>
-            <w:pPr>
-              <w:spacing w:after="0" w:line="240" w:lineRule="auto"/>
-              <w:rPr>
-                <w:rFonts w:cstheme="minorHAnsi"/>
-                <w:sz w:val="20"/>
-                <w:szCs w:val="20"/>
-              </w:rPr>
-            </w:pPr>
-          </w:p>
-          <w:p>
-            <w:pPr>
-              <w:spacing w:after="0" w:line="240" w:lineRule="auto"/>
-              <w:rPr>
-                <w:rFonts w:cstheme="minorHAnsi"/>
-                <w:sz w:val="20"/>
-                <w:szCs w:val="20"/>
-              </w:rPr>
-            </w:pPr>
-          </w:p>
-          <w:p>
-            <w:pPr>
-              <w:spacing w:after="0" w:line="240" w:lineRule="auto"/>
-              <w:rPr>
-                <w:rFonts w:cstheme="minorHAnsi"/>
-                <w:sz w:val="20"/>
-                <w:szCs w:val="20"/>
-              </w:rPr>
-            </w:pPr>
-          </w:p>
-          <w:p>
-            <w:pPr>
-              <w:spacing w:after="0" w:line="240" w:lineRule="auto"/>
-              <w:rPr>
-                <w:rFonts w:cstheme="minorHAnsi"/>
-                <w:sz w:val="20"/>
-                <w:szCs w:val="20"/>
-              </w:rPr>
-            </w:pPr>
-          </w:p>
-          <w:p>
-            <w:pPr>
-              <w:spacing w:after="0" w:line="240" w:lineRule="auto"/>
-              <w:rPr>
-                <w:rFonts w:cstheme="minorHAnsi"/>
-                <w:sz w:val="18"/>
-                <w:szCs w:val="18"/>
-              </w:rPr>
-            </w:pPr>
-            <w:r>
-              <w:rPr>
-                <w:rFonts w:cstheme="minorHAnsi"/>
-                <w:sz w:val="18"/>
-                <w:szCs w:val="18"/>
-              </w:rPr>
-              <w:lastRenderedPageBreak/>
-              <w:t>```</w:t>
-            </w:r>
-            <w:proofErr w:type="spellStart"/>
-            <w:r>
-              <w:rPr>
-                <w:rFonts w:cstheme="minorHAnsi"/>
-                <w:sz w:val="18"/>
-                <w:szCs w:val="18"/>
-              </w:rPr>
-              <w:t>html</w:t>
-            </w:r>
-            <w:proofErr w:type="spellEnd"/>
-          </w:p>
-          <w:p>
-            <w:pPr>
-              <w:spacing w:after="0" w:line="240" w:lineRule="auto"/>
-              <w:rPr>
-                <w:rFonts w:cstheme="minorHAnsi"/>
-                <w:sz w:val="18"/>
-                <w:szCs w:val="18"/>
-                <w:lang w:val="en-US"/>
-              </w:rPr>
-            </w:pPr>
-            <w:r>
-              <w:rPr>
-                <w:rFonts w:cstheme="minorHAnsi"/>
-                <w:sz w:val="18"/>
-                <w:szCs w:val="18"/>
-                <w:lang w:val="en-US"/>
-              </w:rPr>
-              <w:t>&lt;section class="card"&gt;</w:t>
-            </w:r>
-          </w:p>
-          <w:p>
-            <w:pPr>
-              <w:spacing w:after="0" w:line="240" w:lineRule="auto"/>
-              <w:rPr>
-                <w:rFonts w:cstheme="minorHAnsi"/>
-                <w:sz w:val="18"/>
-                <w:szCs w:val="18"/>
-                <w:lang w:val="en-US"/>
-              </w:rPr>
-            </w:pPr>
-            <w:r>
-              <w:rPr>
-                <w:rFonts w:cstheme="minorHAnsi"/>
-                <w:sz w:val="18"/>
-                <w:szCs w:val="18"/>
-                <w:lang w:val="en-US"/>
-              </w:rPr>
-              <w:t xml:space="preserve">          &lt;h2&gt;</w:t>
-            </w:r>
-            <w:proofErr w:type="spellStart"/>
-            <w:r>
-              <w:rPr>
-                <w:rFonts w:cstheme="minorHAnsi"/>
-                <w:sz w:val="18"/>
-                <w:szCs w:val="18"/>
-                <w:lang w:val="en-US"/>
-              </w:rPr>
-              <w:t>Instalacja</w:t>
-            </w:r>
-            <w:proofErr w:type="spellEnd"/>
-            <w:r>
-              <w:rPr>
-                <w:rFonts w:cstheme="minorHAnsi"/>
-                <w:sz w:val="18"/>
-                <w:szCs w:val="18"/>
-                <w:lang w:val="en-US"/>
-              </w:rPr>
-              <w:t xml:space="preserve"> VirtualBox&lt;/h2&gt;</w:t>
-            </w:r>
-          </w:p>
-          <w:p>
-            <w:pPr>
-              <w:spacing w:after="0" w:line="240" w:lineRule="auto"/>
-              <w:rPr>
-                <w:rFonts w:cstheme="minorHAnsi"/>
-                <w:sz w:val="18"/>
-                <w:szCs w:val="18"/>
-                <w:lang w:val="en-US"/>
-              </w:rPr>
-            </w:pPr>
-            <w:r>
-              <w:rPr>
-                <w:rFonts w:cstheme="minorHAnsi"/>
-                <w:sz w:val="18"/>
-                <w:szCs w:val="18"/>
-                <w:lang w:val="en-US"/>
-              </w:rPr>
-              <w:t xml:space="preserve">          &lt;div class="step-content"&gt;</w:t>
-            </w:r>
-          </w:p>
-          <w:p>
-            <w:pPr>
-              <w:spacing w:after="0" w:line="240" w:lineRule="auto"/>
-              <w:rPr>
-                <w:rFonts w:cstheme="minorHAnsi"/>
-                <w:sz w:val="18"/>
-                <w:szCs w:val="18"/>
-                <w:lang w:val="en-US"/>
-              </w:rPr>
-            </w:pPr>
-            <w:r>
-              <w:rPr>
-                <w:rFonts w:cstheme="minorHAnsi"/>
-                <w:sz w:val="18"/>
-                <w:szCs w:val="18"/>
-                <w:lang w:val="en-US"/>
-              </w:rPr>
-              <w:t xml:space="preserve">            &lt;h3&gt;</w:t>
-            </w:r>
-            <w:proofErr w:type="spellStart"/>
-            <w:r>
-              <w:rPr>
-                <w:rFonts w:cstheme="minorHAnsi"/>
-                <w:sz w:val="18"/>
-                <w:szCs w:val="18"/>
-                <w:lang w:val="en-US"/>
-              </w:rPr>
-              <w:t>Krok</w:t>
-            </w:r>
-            <w:proofErr w:type="spellEnd"/>
-            <w:r>
-              <w:rPr>
-                <w:rFonts w:cstheme="minorHAnsi"/>
-                <w:sz w:val="18"/>
-                <w:szCs w:val="18"/>
-                <w:lang w:val="en-US"/>
-              </w:rPr>
-              <w:t xml:space="preserve"> 1: </w:t>
-            </w:r>
-            <w:proofErr w:type="spellStart"/>
-            <w:r>
-              <w:rPr>
-                <w:rFonts w:cstheme="minorHAnsi"/>
-                <w:sz w:val="18"/>
-                <w:szCs w:val="18"/>
-                <w:lang w:val="en-US"/>
-              </w:rPr>
-              <w:t>Pobierz</w:t>
-            </w:r>
-            <w:proofErr w:type="spellEnd"/>
-            <w:r>
-              <w:rPr>
-                <w:rFonts w:cstheme="minorHAnsi"/>
-                <w:sz w:val="18"/>
-                <w:szCs w:val="18"/>
-                <w:lang w:val="en-US"/>
-              </w:rPr>
-              <w:t xml:space="preserve"> VirtualBox&lt;/h3&gt;</w:t>
-            </w:r>
-          </w:p>
-          <w:p>
-            <w:pPr>
-              <w:spacing w:after="0" w:line="240" w:lineRule="auto"/>
-              <w:rPr>
-                <w:rFonts w:cstheme="minorHAnsi"/>
-                <w:sz w:val="18"/>
-                <w:szCs w:val="18"/>
-              </w:rPr>
-            </w:pPr>
-            <w:r>
-              <w:rPr>
-                <w:rFonts w:cstheme="minorHAnsi"/>
-                <w:sz w:val="18"/>
-                <w:szCs w:val="18"/>
-                <w:lang w:val="en-US"/>
-              </w:rPr>
-              <w:t xml:space="preserve">            </w:t>
-            </w:r>
-            <w:r>
-              <w:rPr>
-                <w:rFonts w:cstheme="minorHAnsi"/>
-                <w:sz w:val="18"/>
-                <w:szCs w:val="18"/>
-              </w:rPr>
-              <w:t>&lt;p&gt;</w:t>
-            </w:r>
-          </w:p>
-          <w:p>
-            <w:pPr>
-              <w:spacing w:after="0" w:line="240" w:lineRule="auto"/>
-              <w:rPr>
-                <w:rFonts w:cstheme="minorHAnsi"/>
-                <w:sz w:val="18"/>
-                <w:szCs w:val="18"/>
+                <w:sz w:val="18"/>
+                <w:szCs w:val="18"/>
+              </w:rPr>
+            </w:pPr>
+            <w:r>
+              <w:rPr>
+                <w:rFonts w:cstheme="minorHAnsi"/>
+                <w:sz w:val="18"/>
+                <w:szCs w:val="18"/>
+              </w:rPr>
+              <w:t xml:space="preserve">              &lt;li&gt;Kliknij "</w:t>
+            </w:r>
+            <w:proofErr w:type="spellStart"/>
+            <w:r>
+              <w:rPr>
+                <w:rFonts w:cstheme="minorHAnsi"/>
+                <w:sz w:val="18"/>
+                <w:szCs w:val="18"/>
+              </w:rPr>
+              <w:t>Next</w:t>
+            </w:r>
+            <w:proofErr w:type="spellEnd"/>
+            <w:r>
+              <w:rPr>
+                <w:rFonts w:cstheme="minorHAnsi"/>
+                <w:sz w:val="18"/>
+                <w:szCs w:val="18"/>
+              </w:rPr>
+              <w:t>" i postępuj zgodnie z instrukcjami&lt;/li&gt;</w:t>
+            </w:r>
+          </w:p>
+          <w:p>
+            <w:pPr>
+              <w:spacing w:after="0" w:line="240" w:lineRule="auto"/>
+              <w:rPr>
+                <w:rFonts w:cstheme="minorHAnsi"/>
+                <w:sz w:val="18"/>
+                <w:szCs w:val="18"/>
+              </w:rPr>
+            </w:pPr>
+            <w:r>
+              <w:rPr>
+                <w:rFonts w:cstheme="minorHAnsi"/>
+                <w:sz w:val="18"/>
+                <w:szCs w:val="18"/>
+              </w:rPr>
+              <w:t xml:space="preserve">              &lt;li&gt;Zaakceptuj domyślne ustawienia&lt;/li&gt;</w:t>
+            </w:r>
+          </w:p>
+          <w:p>
+            <w:pPr>
+              <w:spacing w:after="0" w:line="240" w:lineRule="auto"/>
+              <w:rPr>
+                <w:rFonts w:cstheme="minorHAnsi"/>
+                <w:sz w:val="18"/>
+                <w:szCs w:val="18"/>
+                <w:lang w:val="en-US"/>
               </w:rPr>
             </w:pPr>
             <w:r>
@@ -8128,932 +8915,6 @@
               </w:rPr>
               <w:t xml:space="preserve">              </w:t>
             </w:r>
-            <w:proofErr w:type="spellStart"/>
-            <w:r>
-              <w:rPr>
-                <w:rFonts w:cstheme="minorHAnsi"/>
-                <w:sz w:val="18"/>
-                <w:szCs w:val="18"/>
-              </w:rPr>
-              <w:t>VirtualBox</w:t>
-            </w:r>
-            <w:proofErr w:type="spellEnd"/>
-            <w:r>
-              <w:rPr>
-                <w:rFonts w:cstheme="minorHAnsi"/>
-                <w:sz w:val="18"/>
-                <w:szCs w:val="18"/>
-              </w:rPr>
-              <w:t xml:space="preserve"> to darmowe oprogramowanie Oracle do uruchamiania maszyn</w:t>
-            </w:r>
-          </w:p>
-          <w:p>
-            <w:pPr>
-              <w:spacing w:after="0" w:line="240" w:lineRule="auto"/>
-              <w:rPr>
-                <w:rFonts w:cstheme="minorHAnsi"/>
-                <w:sz w:val="18"/>
-                <w:szCs w:val="18"/>
-              </w:rPr>
-            </w:pPr>
-            <w:r>
-              <w:rPr>
-                <w:rFonts w:cstheme="minorHAnsi"/>
-                <w:sz w:val="18"/>
-                <w:szCs w:val="18"/>
-              </w:rPr>
-              <w:t xml:space="preserve">              wirtualnych:</w:t>
-            </w:r>
-          </w:p>
-          <w:p>
-            <w:pPr>
-              <w:spacing w:after="0" w:line="240" w:lineRule="auto"/>
-              <w:rPr>
-                <w:rFonts w:cstheme="minorHAnsi"/>
-                <w:sz w:val="18"/>
-                <w:szCs w:val="18"/>
-              </w:rPr>
-            </w:pPr>
-            <w:r>
-              <w:rPr>
-                <w:rFonts w:cstheme="minorHAnsi"/>
-                <w:sz w:val="18"/>
-                <w:szCs w:val="18"/>
-              </w:rPr>
-              <w:t xml:space="preserve">            &lt;/p&gt;</w:t>
-            </w:r>
-          </w:p>
-          <w:p>
-            <w:pPr>
-              <w:spacing w:after="0" w:line="240" w:lineRule="auto"/>
-              <w:rPr>
-                <w:rFonts w:cstheme="minorHAnsi"/>
-                <w:sz w:val="18"/>
-                <w:szCs w:val="18"/>
-              </w:rPr>
-            </w:pPr>
-            <w:r>
-              <w:rPr>
-                <w:rFonts w:cstheme="minorHAnsi"/>
-                <w:sz w:val="18"/>
-                <w:szCs w:val="18"/>
-              </w:rPr>
-              <w:t xml:space="preserve">            &lt;</w:t>
-            </w:r>
-            <w:proofErr w:type="spellStart"/>
-            <w:r>
-              <w:rPr>
-                <w:rFonts w:cstheme="minorHAnsi"/>
-                <w:sz w:val="18"/>
-                <w:szCs w:val="18"/>
-              </w:rPr>
-              <w:t>ol</w:t>
-            </w:r>
-            <w:proofErr w:type="spellEnd"/>
-            <w:r>
-              <w:rPr>
-                <w:rFonts w:cstheme="minorHAnsi"/>
-                <w:sz w:val="18"/>
-                <w:szCs w:val="18"/>
-              </w:rPr>
-              <w:t>&gt;</w:t>
-            </w:r>
-          </w:p>
-          <w:p>
-            <w:pPr>
-              <w:spacing w:after="0" w:line="240" w:lineRule="auto"/>
-              <w:rPr>
-                <w:rFonts w:cstheme="minorHAnsi"/>
-                <w:sz w:val="18"/>
-                <w:szCs w:val="18"/>
-              </w:rPr>
-            </w:pPr>
-            <w:r>
-              <w:rPr>
-                <w:rFonts w:cstheme="minorHAnsi"/>
-                <w:sz w:val="18"/>
-                <w:szCs w:val="18"/>
-              </w:rPr>
-              <w:t xml:space="preserve">              &lt;li&gt;Przejdź na oficjalną stronę </w:t>
-            </w:r>
-            <w:proofErr w:type="spellStart"/>
-            <w:r>
-              <w:rPr>
-                <w:rFonts w:cstheme="minorHAnsi"/>
-                <w:sz w:val="18"/>
-                <w:szCs w:val="18"/>
-              </w:rPr>
-              <w:t>VirtualBox</w:t>
-            </w:r>
-            <w:proofErr w:type="spellEnd"/>
-            <w:r>
-              <w:rPr>
-                <w:rFonts w:cstheme="minorHAnsi"/>
-                <w:sz w:val="18"/>
-                <w:szCs w:val="18"/>
-              </w:rPr>
-              <w:t>&lt;/li&gt;</w:t>
-            </w:r>
-          </w:p>
-          <w:p>
-            <w:pPr>
-              <w:spacing w:after="0" w:line="240" w:lineRule="auto"/>
-              <w:rPr>
-                <w:rFonts w:cstheme="minorHAnsi"/>
-                <w:sz w:val="18"/>
-                <w:szCs w:val="18"/>
-              </w:rPr>
-            </w:pPr>
-            <w:r>
-              <w:rPr>
-                <w:rFonts w:cstheme="minorHAnsi"/>
-                <w:sz w:val="18"/>
-                <w:szCs w:val="18"/>
-              </w:rPr>
-              <w:t xml:space="preserve">              &lt;li&gt;Pobierz wersję dla Windows&lt;/li&gt;</w:t>
-            </w:r>
-          </w:p>
-          <w:p>
-            <w:pPr>
-              <w:spacing w:after="0" w:line="240" w:lineRule="auto"/>
-              <w:rPr>
-                <w:rFonts w:cstheme="minorHAnsi"/>
-                <w:sz w:val="18"/>
-                <w:szCs w:val="18"/>
-              </w:rPr>
-            </w:pPr>
-            <w:r>
-              <w:rPr>
-                <w:rFonts w:cstheme="minorHAnsi"/>
-                <w:sz w:val="18"/>
-                <w:szCs w:val="18"/>
-              </w:rPr>
-              <w:t xml:space="preserve">              &lt;li&gt;Uruchom instalator&lt;/li&gt;</w:t>
-            </w:r>
-          </w:p>
-          <w:p>
-            <w:pPr>
-              <w:spacing w:after="0" w:line="240" w:lineRule="auto"/>
-              <w:rPr>
-                <w:rFonts w:cstheme="minorHAnsi"/>
-                <w:sz w:val="18"/>
-                <w:szCs w:val="18"/>
-              </w:rPr>
-            </w:pPr>
-            <w:r>
-              <w:rPr>
-                <w:rFonts w:cstheme="minorHAnsi"/>
-                <w:sz w:val="18"/>
-                <w:szCs w:val="18"/>
-              </w:rPr>
-              <w:t xml:space="preserve">            &lt;/</w:t>
-            </w:r>
-            <w:proofErr w:type="spellStart"/>
-            <w:r>
-              <w:rPr>
-                <w:rFonts w:cstheme="minorHAnsi"/>
-                <w:sz w:val="18"/>
-                <w:szCs w:val="18"/>
-              </w:rPr>
-              <w:t>ol</w:t>
-            </w:r>
-            <w:proofErr w:type="spellEnd"/>
-            <w:r>
-              <w:rPr>
-                <w:rFonts w:cstheme="minorHAnsi"/>
-                <w:sz w:val="18"/>
-                <w:szCs w:val="18"/>
-              </w:rPr>
-              <w:t>&gt;</w:t>
-            </w:r>
-          </w:p>
-          <w:p>
-            <w:pPr>
-              <w:spacing w:after="0" w:line="240" w:lineRule="auto"/>
-              <w:rPr>
-                <w:rFonts w:cstheme="minorHAnsi"/>
-                <w:sz w:val="18"/>
-                <w:szCs w:val="18"/>
-                <w:lang w:val="en-US"/>
-              </w:rPr>
-            </w:pPr>
-            <w:r>
-              <w:rPr>
-                <w:rFonts w:cstheme="minorHAnsi"/>
-                <w:sz w:val="18"/>
-                <w:szCs w:val="18"/>
-              </w:rPr>
-              <w:t xml:space="preserve">          </w:t>
-            </w:r>
-            <w:r>
-              <w:rPr>
-                <w:rFonts w:cstheme="minorHAnsi"/>
-                <w:sz w:val="18"/>
-                <w:szCs w:val="18"/>
-                <w:lang w:val="en-US"/>
-              </w:rPr>
-              <w:t>&lt;/div&gt;</w:t>
-            </w:r>
-          </w:p>
-          <w:p>
-            <w:pPr>
-              <w:spacing w:after="0" w:line="240" w:lineRule="auto"/>
-              <w:rPr>
-                <w:rFonts w:cstheme="minorHAnsi"/>
-                <w:sz w:val="18"/>
-                <w:szCs w:val="18"/>
-                <w:lang w:val="en-US"/>
-              </w:rPr>
-            </w:pPr>
-            <w:r>
-              <w:rPr>
-                <w:rFonts w:cstheme="minorHAnsi"/>
-                <w:sz w:val="18"/>
-                <w:szCs w:val="18"/>
-                <w:lang w:val="en-US"/>
-              </w:rPr>
-              <w:t xml:space="preserve">          &lt;div class="download-section"&gt;</w:t>
-            </w:r>
-          </w:p>
-          <w:p>
-            <w:pPr>
-              <w:spacing w:after="0" w:line="240" w:lineRule="auto"/>
-              <w:rPr>
-                <w:rFonts w:cstheme="minorHAnsi"/>
-                <w:sz w:val="18"/>
-                <w:szCs w:val="18"/>
-                <w:lang w:val="en-US"/>
-              </w:rPr>
-            </w:pPr>
-            <w:r>
-              <w:rPr>
-                <w:rFonts w:cstheme="minorHAnsi"/>
-                <w:sz w:val="18"/>
-                <w:szCs w:val="18"/>
-                <w:lang w:val="en-US"/>
-              </w:rPr>
-              <w:t xml:space="preserve">            &lt;a</w:t>
-            </w:r>
-          </w:p>
-          <w:p>
-            <w:pPr>
-              <w:spacing w:after="0" w:line="240" w:lineRule="auto"/>
-              <w:rPr>
-                <w:rFonts w:cstheme="minorHAnsi"/>
-                <w:sz w:val="18"/>
-                <w:szCs w:val="18"/>
-                <w:lang w:val="en-US"/>
-              </w:rPr>
-            </w:pPr>
-            <w:r>
-              <w:rPr>
-                <w:rFonts w:cstheme="minorHAnsi"/>
-                <w:sz w:val="18"/>
-                <w:szCs w:val="18"/>
-                <w:lang w:val="en-US"/>
-              </w:rPr>
-              <w:t xml:space="preserve">              </w:t>
-            </w:r>
-            <w:proofErr w:type="spellStart"/>
-            <w:r>
-              <w:rPr>
-                <w:rFonts w:cstheme="minorHAnsi"/>
-                <w:sz w:val="18"/>
-                <w:szCs w:val="18"/>
-                <w:lang w:val="en-US"/>
-              </w:rPr>
-              <w:t>href</w:t>
-            </w:r>
-            <w:proofErr w:type="spellEnd"/>
-            <w:r>
-              <w:rPr>
-                <w:rFonts w:cstheme="minorHAnsi"/>
-                <w:sz w:val="18"/>
-                <w:szCs w:val="18"/>
-                <w:lang w:val="en-US"/>
-              </w:rPr>
-              <w:t>="https://www.virtualbox.org/wiki/Downloads"</w:t>
-            </w:r>
-          </w:p>
-          <w:p>
-            <w:pPr>
-              <w:spacing w:after="0" w:line="240" w:lineRule="auto"/>
-              <w:rPr>
-                <w:rFonts w:cstheme="minorHAnsi"/>
-                <w:sz w:val="18"/>
-                <w:szCs w:val="18"/>
-                <w:lang w:val="en-US"/>
-              </w:rPr>
-            </w:pPr>
-            <w:r>
-              <w:rPr>
-                <w:rFonts w:cstheme="minorHAnsi"/>
-                <w:sz w:val="18"/>
-                <w:szCs w:val="18"/>
-                <w:lang w:val="en-US"/>
-              </w:rPr>
-              <w:t xml:space="preserve">              class="download-link"</w:t>
-            </w:r>
-          </w:p>
-          <w:p>
-            <w:pPr>
-              <w:spacing w:after="0" w:line="240" w:lineRule="auto"/>
-              <w:rPr>
-                <w:rFonts w:cstheme="minorHAnsi"/>
-                <w:sz w:val="18"/>
-                <w:szCs w:val="18"/>
-                <w:lang w:val="en-US"/>
-              </w:rPr>
-            </w:pPr>
-            <w:r>
-              <w:rPr>
-                <w:rFonts w:cstheme="minorHAnsi"/>
-                <w:sz w:val="18"/>
-                <w:szCs w:val="18"/>
-                <w:lang w:val="en-US"/>
-              </w:rPr>
-              <w:t xml:space="preserve">              target="_blank"</w:t>
-            </w:r>
-          </w:p>
-          <w:p>
-            <w:pPr>
-              <w:spacing w:after="0" w:line="240" w:lineRule="auto"/>
-              <w:rPr>
-                <w:rFonts w:cstheme="minorHAnsi"/>
-                <w:sz w:val="18"/>
-                <w:szCs w:val="18"/>
-                <w:lang w:val="en-US"/>
-              </w:rPr>
-            </w:pPr>
-            <w:r>
-              <w:rPr>
-                <w:rFonts w:cstheme="minorHAnsi"/>
-                <w:sz w:val="18"/>
-                <w:szCs w:val="18"/>
-                <w:lang w:val="en-US"/>
-              </w:rPr>
-              <w:t xml:space="preserve">              </w:t>
-            </w:r>
-            <w:proofErr w:type="spellStart"/>
-            <w:r>
-              <w:rPr>
-                <w:rFonts w:cstheme="minorHAnsi"/>
-                <w:sz w:val="18"/>
-                <w:szCs w:val="18"/>
-                <w:lang w:val="en-US"/>
-              </w:rPr>
-              <w:t>rel</w:t>
-            </w:r>
-            <w:proofErr w:type="spellEnd"/>
-            <w:r>
-              <w:rPr>
-                <w:rFonts w:cstheme="minorHAnsi"/>
-                <w:sz w:val="18"/>
-                <w:szCs w:val="18"/>
-                <w:lang w:val="en-US"/>
-              </w:rPr>
-              <w:t>="</w:t>
-            </w:r>
-            <w:proofErr w:type="spellStart"/>
-            <w:r>
-              <w:rPr>
-                <w:rFonts w:cstheme="minorHAnsi"/>
-                <w:sz w:val="18"/>
-                <w:szCs w:val="18"/>
-                <w:lang w:val="en-US"/>
-              </w:rPr>
-              <w:t>noopener</w:t>
-            </w:r>
-            <w:proofErr w:type="spellEnd"/>
-            <w:r>
-              <w:rPr>
-                <w:rFonts w:cstheme="minorHAnsi"/>
-                <w:sz w:val="18"/>
-                <w:szCs w:val="18"/>
-                <w:lang w:val="en-US"/>
-              </w:rPr>
-              <w:t xml:space="preserve"> </w:t>
-            </w:r>
-            <w:proofErr w:type="spellStart"/>
-            <w:r>
-              <w:rPr>
-                <w:rFonts w:cstheme="minorHAnsi"/>
-                <w:sz w:val="18"/>
-                <w:szCs w:val="18"/>
-                <w:lang w:val="en-US"/>
-              </w:rPr>
-              <w:t>noreferrer</w:t>
-            </w:r>
-            <w:proofErr w:type="spellEnd"/>
-            <w:r>
-              <w:rPr>
-                <w:rFonts w:cstheme="minorHAnsi"/>
-                <w:sz w:val="18"/>
-                <w:szCs w:val="18"/>
-                <w:lang w:val="en-US"/>
-              </w:rPr>
-              <w:t>"</w:t>
-            </w:r>
-          </w:p>
-          <w:p>
-            <w:pPr>
-              <w:spacing w:after="0" w:line="240" w:lineRule="auto"/>
-              <w:rPr>
-                <w:rFonts w:cstheme="minorHAnsi"/>
-                <w:sz w:val="18"/>
-                <w:szCs w:val="18"/>
-                <w:lang w:val="en-US"/>
-              </w:rPr>
-            </w:pPr>
-            <w:r>
-              <w:rPr>
-                <w:rFonts w:cstheme="minorHAnsi"/>
-                <w:sz w:val="18"/>
-                <w:szCs w:val="18"/>
-                <w:lang w:val="en-US"/>
-              </w:rPr>
-              <w:t xml:space="preserve">              &gt;VirtualBox Windows&lt;/a</w:t>
-            </w:r>
-          </w:p>
-          <w:p>
-            <w:pPr>
-              <w:spacing w:after="0" w:line="240" w:lineRule="auto"/>
-              <w:rPr>
-                <w:rFonts w:cstheme="minorHAnsi"/>
-                <w:sz w:val="18"/>
-                <w:szCs w:val="18"/>
-                <w:lang w:val="en-US"/>
-              </w:rPr>
-            </w:pPr>
-            <w:r>
-              <w:rPr>
-                <w:rFonts w:cstheme="minorHAnsi"/>
-                <w:sz w:val="18"/>
-                <w:szCs w:val="18"/>
-                <w:lang w:val="en-US"/>
-              </w:rPr>
-              <w:t xml:space="preserve">            &gt;</w:t>
-            </w:r>
-          </w:p>
-          <w:p>
-            <w:pPr>
-              <w:spacing w:after="0" w:line="240" w:lineRule="auto"/>
-              <w:rPr>
-                <w:rFonts w:cstheme="minorHAnsi"/>
-                <w:sz w:val="18"/>
-                <w:szCs w:val="18"/>
-                <w:lang w:val="en-US"/>
-              </w:rPr>
-            </w:pPr>
-            <w:r>
-              <w:rPr>
-                <w:rFonts w:cstheme="minorHAnsi"/>
-                <w:sz w:val="18"/>
-                <w:szCs w:val="18"/>
-                <w:lang w:val="en-US"/>
-              </w:rPr>
-              <w:t xml:space="preserve">            &lt;p class="download-info"&gt;</w:t>
-            </w:r>
-            <w:proofErr w:type="spellStart"/>
-            <w:r>
-              <w:rPr>
-                <w:rFonts w:cstheme="minorHAnsi"/>
-                <w:sz w:val="18"/>
-                <w:szCs w:val="18"/>
-                <w:lang w:val="en-US"/>
-              </w:rPr>
-              <w:t>Rozmiar</w:t>
-            </w:r>
-            <w:proofErr w:type="spellEnd"/>
-            <w:r>
-              <w:rPr>
-                <w:rFonts w:cstheme="minorHAnsi"/>
-                <w:sz w:val="18"/>
-                <w:szCs w:val="18"/>
-                <w:lang w:val="en-US"/>
-              </w:rPr>
-              <w:t>: ~120 MB | Format: EXE&lt;/p&gt;</w:t>
-            </w:r>
-          </w:p>
-          <w:p>
-            <w:pPr>
-              <w:spacing w:after="0" w:line="240" w:lineRule="auto"/>
-              <w:rPr>
-                <w:rFonts w:cstheme="minorHAnsi"/>
-                <w:sz w:val="18"/>
-                <w:szCs w:val="18"/>
-                <w:lang w:val="en-US"/>
-              </w:rPr>
-            </w:pPr>
-            <w:r>
-              <w:rPr>
-                <w:rFonts w:cstheme="minorHAnsi"/>
-                <w:sz w:val="18"/>
-                <w:szCs w:val="18"/>
-                <w:lang w:val="en-US"/>
-              </w:rPr>
-              <w:t xml:space="preserve">          &lt;/div&gt;</w:t>
-            </w:r>
-          </w:p>
-          <w:p>
-            <w:pPr>
-              <w:spacing w:after="0" w:line="240" w:lineRule="auto"/>
-              <w:rPr>
-                <w:rFonts w:cstheme="minorHAnsi"/>
-                <w:sz w:val="18"/>
-                <w:szCs w:val="18"/>
-                <w:lang w:val="en-US"/>
-              </w:rPr>
-            </w:pPr>
-            <w:r>
-              <w:rPr>
-                <w:rFonts w:cstheme="minorHAnsi"/>
-                <w:sz w:val="18"/>
-                <w:szCs w:val="18"/>
-                <w:lang w:val="en-US"/>
-              </w:rPr>
-              <w:t xml:space="preserve">          &lt;</w:t>
-            </w:r>
-            <w:proofErr w:type="spellStart"/>
-            <w:r>
-              <w:rPr>
-                <w:rFonts w:cstheme="minorHAnsi"/>
-                <w:sz w:val="18"/>
-                <w:szCs w:val="18"/>
-                <w:lang w:val="en-US"/>
-              </w:rPr>
-              <w:t>img</w:t>
-            </w:r>
-            <w:proofErr w:type="spellEnd"/>
-            <w:r>
-              <w:rPr>
-                <w:rFonts w:cstheme="minorHAnsi"/>
-                <w:sz w:val="18"/>
-                <w:szCs w:val="18"/>
-                <w:lang w:val="en-US"/>
-              </w:rPr>
-              <w:t xml:space="preserve"> </w:t>
-            </w:r>
-            <w:proofErr w:type="spellStart"/>
-            <w:r>
-              <w:rPr>
-                <w:rFonts w:cstheme="minorHAnsi"/>
-                <w:sz w:val="18"/>
-                <w:szCs w:val="18"/>
-                <w:lang w:val="en-US"/>
-              </w:rPr>
-              <w:t>src</w:t>
-            </w:r>
-            <w:proofErr w:type="spellEnd"/>
-            <w:r>
-              <w:rPr>
-                <w:rFonts w:cstheme="minorHAnsi"/>
-                <w:sz w:val="18"/>
-                <w:szCs w:val="18"/>
-                <w:lang w:val="en-US"/>
-              </w:rPr>
-              <w:t>="../content/virtualbox.png" alt="</w:t>
-            </w:r>
-            <w:proofErr w:type="spellStart"/>
-            <w:r>
-              <w:rPr>
-                <w:rFonts w:cstheme="minorHAnsi"/>
-                <w:sz w:val="18"/>
-                <w:szCs w:val="18"/>
-                <w:lang w:val="en-US"/>
-              </w:rPr>
-              <w:t>virtualbox</w:t>
-            </w:r>
-            <w:proofErr w:type="spellEnd"/>
-            <w:r>
-              <w:rPr>
-                <w:rFonts w:cstheme="minorHAnsi"/>
-                <w:sz w:val="18"/>
-                <w:szCs w:val="18"/>
-                <w:lang w:val="en-US"/>
-              </w:rPr>
-              <w:t>" /&gt;</w:t>
-            </w:r>
-          </w:p>
-          <w:p>
-            <w:pPr>
-              <w:spacing w:after="0" w:line="240" w:lineRule="auto"/>
-              <w:rPr>
-                <w:rFonts w:cstheme="minorHAnsi"/>
-                <w:sz w:val="18"/>
-                <w:szCs w:val="18"/>
-                <w:lang w:val="en-US"/>
-              </w:rPr>
-            </w:pPr>
-            <w:r>
-              <w:rPr>
-                <w:rFonts w:cstheme="minorHAnsi"/>
-                <w:sz w:val="18"/>
-                <w:szCs w:val="18"/>
-                <w:lang w:val="en-US"/>
-              </w:rPr>
-              <w:t xml:space="preserve">          &lt;div class="step-content"&gt;</w:t>
-            </w:r>
-          </w:p>
-          <w:p>
-            <w:pPr>
-              <w:spacing w:after="0" w:line="240" w:lineRule="auto"/>
-              <w:rPr>
-                <w:rFonts w:cstheme="minorHAnsi"/>
-                <w:sz w:val="18"/>
-                <w:szCs w:val="18"/>
-                <w:lang w:val="en-US"/>
-              </w:rPr>
-            </w:pPr>
-            <w:r>
-              <w:rPr>
-                <w:rFonts w:cstheme="minorHAnsi"/>
-                <w:sz w:val="18"/>
-                <w:szCs w:val="18"/>
-                <w:lang w:val="en-US"/>
-              </w:rPr>
-              <w:t xml:space="preserve">            &lt;h3&gt;</w:t>
-            </w:r>
-            <w:proofErr w:type="spellStart"/>
-            <w:r>
-              <w:rPr>
-                <w:rFonts w:cstheme="minorHAnsi"/>
-                <w:sz w:val="18"/>
-                <w:szCs w:val="18"/>
-                <w:lang w:val="en-US"/>
-              </w:rPr>
-              <w:t>Krok</w:t>
-            </w:r>
-            <w:proofErr w:type="spellEnd"/>
-            <w:r>
-              <w:rPr>
-                <w:rFonts w:cstheme="minorHAnsi"/>
-                <w:sz w:val="18"/>
-                <w:szCs w:val="18"/>
-                <w:lang w:val="en-US"/>
-              </w:rPr>
-              <w:t xml:space="preserve"> 2: </w:t>
-            </w:r>
-            <w:proofErr w:type="spellStart"/>
-            <w:r>
-              <w:rPr>
-                <w:rFonts w:cstheme="minorHAnsi"/>
-                <w:sz w:val="18"/>
-                <w:szCs w:val="18"/>
-                <w:lang w:val="en-US"/>
-              </w:rPr>
-              <w:t>Instalacja</w:t>
-            </w:r>
-            <w:proofErr w:type="spellEnd"/>
-            <w:r>
-              <w:rPr>
-                <w:rFonts w:cstheme="minorHAnsi"/>
-                <w:sz w:val="18"/>
-                <w:szCs w:val="18"/>
-                <w:lang w:val="en-US"/>
-              </w:rPr>
-              <w:t xml:space="preserve"> VirtualBox&lt;/h3&gt;</w:t>
-            </w:r>
-          </w:p>
-          <w:p>
-            <w:pPr>
-              <w:spacing w:after="0" w:line="240" w:lineRule="auto"/>
-              <w:rPr>
-                <w:rFonts w:cstheme="minorHAnsi"/>
-                <w:sz w:val="18"/>
-                <w:szCs w:val="18"/>
-                <w:lang w:val="en-US"/>
-              </w:rPr>
-            </w:pPr>
-            <w:r>
-              <w:rPr>
-                <w:rFonts w:cstheme="minorHAnsi"/>
-                <w:sz w:val="18"/>
-                <w:szCs w:val="18"/>
-                <w:lang w:val="en-US"/>
-              </w:rPr>
-              <w:t xml:space="preserve">            &lt;</w:t>
-            </w:r>
-            <w:proofErr w:type="spellStart"/>
-            <w:r>
-              <w:rPr>
-                <w:rFonts w:cstheme="minorHAnsi"/>
-                <w:sz w:val="18"/>
-                <w:szCs w:val="18"/>
-                <w:lang w:val="en-US"/>
-              </w:rPr>
-              <w:t>ol</w:t>
-            </w:r>
-            <w:proofErr w:type="spellEnd"/>
-            <w:r>
-              <w:rPr>
-                <w:rFonts w:cstheme="minorHAnsi"/>
-                <w:sz w:val="18"/>
-                <w:szCs w:val="18"/>
-                <w:lang w:val="en-US"/>
-              </w:rPr>
-              <w:t>&gt;</w:t>
-            </w:r>
-          </w:p>
-          <w:p>
-            <w:pPr>
-              <w:spacing w:after="0" w:line="240" w:lineRule="auto"/>
-              <w:rPr>
-                <w:rFonts w:cstheme="minorHAnsi"/>
-                <w:sz w:val="18"/>
-                <w:szCs w:val="18"/>
-                <w:lang w:val="en-US"/>
-              </w:rPr>
-            </w:pPr>
-            <w:r>
-              <w:rPr>
-                <w:rFonts w:cstheme="minorHAnsi"/>
-                <w:sz w:val="18"/>
-                <w:szCs w:val="18"/>
-                <w:lang w:val="en-US"/>
-              </w:rPr>
-              <w:t xml:space="preserve">              &lt;li&gt;</w:t>
-            </w:r>
-          </w:p>
-          <w:p>
-            <w:pPr>
-              <w:spacing w:after="0" w:line="240" w:lineRule="auto"/>
-              <w:rPr>
-                <w:rFonts w:cstheme="minorHAnsi"/>
-                <w:sz w:val="18"/>
-                <w:szCs w:val="18"/>
-                <w:lang w:val="en-US"/>
-              </w:rPr>
-            </w:pPr>
-            <w:r>
-              <w:rPr>
-                <w:rFonts w:cstheme="minorHAnsi"/>
-                <w:sz w:val="18"/>
-                <w:szCs w:val="18"/>
-                <w:lang w:val="en-US"/>
-              </w:rPr>
-              <w:t xml:space="preserve">                </w:t>
-            </w:r>
-            <w:proofErr w:type="spellStart"/>
-            <w:r>
-              <w:rPr>
-                <w:rFonts w:cstheme="minorHAnsi"/>
-                <w:sz w:val="18"/>
-                <w:szCs w:val="18"/>
-                <w:lang w:val="en-US"/>
-              </w:rPr>
-              <w:t>Uruchom</w:t>
-            </w:r>
-            <w:proofErr w:type="spellEnd"/>
-            <w:r>
-              <w:rPr>
-                <w:rFonts w:cstheme="minorHAnsi"/>
-                <w:sz w:val="18"/>
-                <w:szCs w:val="18"/>
-                <w:lang w:val="en-US"/>
-              </w:rPr>
-              <w:t xml:space="preserve"> </w:t>
-            </w:r>
-            <w:proofErr w:type="spellStart"/>
-            <w:r>
-              <w:rPr>
-                <w:rFonts w:cstheme="minorHAnsi"/>
-                <w:sz w:val="18"/>
-                <w:szCs w:val="18"/>
-                <w:lang w:val="en-US"/>
-              </w:rPr>
-              <w:t>pobrany</w:t>
-            </w:r>
-            <w:proofErr w:type="spellEnd"/>
-            <w:r>
-              <w:rPr>
-                <w:rFonts w:cstheme="minorHAnsi"/>
-                <w:sz w:val="18"/>
-                <w:szCs w:val="18"/>
-                <w:lang w:val="en-US"/>
-              </w:rPr>
-              <w:t xml:space="preserve"> </w:t>
-            </w:r>
-            <w:proofErr w:type="spellStart"/>
-            <w:r>
-              <w:rPr>
-                <w:rFonts w:cstheme="minorHAnsi"/>
-                <w:sz w:val="18"/>
-                <w:szCs w:val="18"/>
-                <w:lang w:val="en-US"/>
-              </w:rPr>
-              <w:t>plik</w:t>
-            </w:r>
-            <w:proofErr w:type="spellEnd"/>
-            <w:r>
-              <w:rPr>
-                <w:rFonts w:cstheme="minorHAnsi"/>
-                <w:sz w:val="18"/>
-                <w:szCs w:val="18"/>
-                <w:lang w:val="en-US"/>
-              </w:rPr>
-              <w:t xml:space="preserve"> &lt;code&gt;VirtualBox-x.x.x-xxx.exe&lt;/code&gt;</w:t>
-            </w:r>
-          </w:p>
-          <w:p>
-            <w:pPr>
-              <w:spacing w:after="0" w:line="240" w:lineRule="auto"/>
-              <w:rPr>
-                <w:rFonts w:cstheme="minorHAnsi"/>
-                <w:sz w:val="18"/>
-                <w:szCs w:val="18"/>
-              </w:rPr>
-            </w:pPr>
-            <w:r>
-              <w:rPr>
-                <w:rFonts w:cstheme="minorHAnsi"/>
-                <w:sz w:val="18"/>
-                <w:szCs w:val="18"/>
-                <w:lang w:val="en-US"/>
-              </w:rPr>
-              <w:t xml:space="preserve">              </w:t>
-            </w:r>
-            <w:r>
-              <w:rPr>
-                <w:rFonts w:cstheme="minorHAnsi"/>
-                <w:sz w:val="18"/>
-                <w:szCs w:val="18"/>
-              </w:rPr>
-              <w:t>&lt;/li&gt;</w:t>
-            </w:r>
-          </w:p>
-          <w:p>
-            <w:pPr>
-              <w:spacing w:after="0" w:line="240" w:lineRule="auto"/>
-              <w:rPr>
-                <w:rFonts w:cstheme="minorHAnsi"/>
-                <w:sz w:val="18"/>
-                <w:szCs w:val="18"/>
-              </w:rPr>
-            </w:pPr>
-            <w:r>
-              <w:rPr>
-                <w:rFonts w:cstheme="minorHAnsi"/>
-                <w:sz w:val="18"/>
-                <w:szCs w:val="18"/>
-              </w:rPr>
-              <w:t xml:space="preserve">              &lt;li&gt;Kliknij "</w:t>
-            </w:r>
-            <w:proofErr w:type="spellStart"/>
-            <w:r>
-              <w:rPr>
-                <w:rFonts w:cstheme="minorHAnsi"/>
-                <w:sz w:val="18"/>
-                <w:szCs w:val="18"/>
-              </w:rPr>
-              <w:t>Next</w:t>
-            </w:r>
-            <w:proofErr w:type="spellEnd"/>
-            <w:r>
-              <w:rPr>
-                <w:rFonts w:cstheme="minorHAnsi"/>
-                <w:sz w:val="18"/>
-                <w:szCs w:val="18"/>
-              </w:rPr>
-              <w:t>" i postępuj zgodnie z instrukcjami&lt;/li&gt;</w:t>
-            </w:r>
-          </w:p>
-          <w:p>
-            <w:pPr>
-              <w:spacing w:after="0" w:line="240" w:lineRule="auto"/>
-              <w:rPr>
-                <w:rFonts w:cstheme="minorHAnsi"/>
-                <w:sz w:val="18"/>
-                <w:szCs w:val="18"/>
-              </w:rPr>
-            </w:pPr>
-            <w:r>
-              <w:rPr>
-                <w:rFonts w:cstheme="minorHAnsi"/>
-                <w:sz w:val="18"/>
-                <w:szCs w:val="18"/>
-              </w:rPr>
-              <w:t xml:space="preserve">              &lt;li&gt;Zaakceptuj domyślne ustawienia&lt;/li&gt;</w:t>
-            </w:r>
-          </w:p>
-          <w:p>
-            <w:pPr>
-              <w:spacing w:after="0" w:line="240" w:lineRule="auto"/>
-              <w:rPr>
-                <w:rFonts w:cstheme="minorHAnsi"/>
-                <w:sz w:val="18"/>
-                <w:szCs w:val="18"/>
-                <w:lang w:val="en-US"/>
-              </w:rPr>
-            </w:pPr>
-            <w:r>
-              <w:rPr>
-                <w:rFonts w:cstheme="minorHAnsi"/>
-                <w:sz w:val="18"/>
-                <w:szCs w:val="18"/>
-              </w:rPr>
-              <w:t xml:space="preserve">              </w:t>
-            </w:r>
             <w:r>
               <w:rPr>
                 <w:rFonts w:cstheme="minorHAnsi"/>
@@ -9081,27 +8942,7 @@
                 <w:szCs w:val="18"/>
                 <w:lang w:val="en-US"/>
               </w:rPr>
-              <w:t xml:space="preserve"> </w:t>
-            </w:r>
-            <w:proofErr w:type="spellStart"/>
-            <w:r>
-              <w:rPr>
-                <w:rFonts w:cstheme="minorHAnsi"/>
-                <w:sz w:val="18"/>
-                <w:szCs w:val="18"/>
-                <w:lang w:val="en-US"/>
-              </w:rPr>
-              <w:t>opcję</w:t>
-            </w:r>
-            <w:proofErr w:type="spellEnd"/>
-            <w:r>
-              <w:rPr>
-                <w:rFonts w:cstheme="minorHAnsi"/>
-                <w:sz w:val="18"/>
-                <w:szCs w:val="18"/>
-                <w:lang w:val="en-US"/>
-              </w:rPr>
-              <w:t xml:space="preserve"> &lt;strong&gt;"Install VirtualBox"&lt;/strong&gt;&lt;/li&gt;</w:t>
+              <w:t xml:space="preserve"> opcję &lt;strong&gt;"Install VirtualBox"&lt;/strong&gt;&lt;/li&gt;</w:t>
             </w:r>
           </w:p>
           <w:p>
@@ -9648,26 +9489,18 @@
                 <w:rFonts w:cstheme="minorHAnsi"/>
                 <w:sz w:val="20"/>
                 <w:szCs w:val="20"/>
-              </w:rPr>
-            </w:pPr>
-            <w:r>
-              <w:rPr>
-                <w:rFonts w:cstheme="minorHAnsi"/>
-                <w:sz w:val="20"/>
-                <w:szCs w:val="20"/>
-              </w:rPr>
-              <w:t>```</w:t>
-            </w:r>
-            <w:proofErr w:type="spellStart"/>
-            <w:r>
-              <w:rPr>
-                <w:rFonts w:cstheme="minorHAnsi"/>
-                <w:sz w:val="20"/>
-                <w:szCs w:val="20"/>
-              </w:rPr>
-              <w:t>html</w:t>
-            </w:r>
-            <w:proofErr w:type="spellEnd"/>
+                <w:lang w:val="en-US"/>
+              </w:rPr>
+            </w:pPr>
+            <w:r>
+              <w:rPr>
+                <w:rFonts w:cstheme="minorHAnsi"/>
+                <w:sz w:val="20"/>
+                <w:szCs w:val="20"/>
+                <w:lang w:val="en-US"/>
+              </w:rPr>
+              <w:t>```html</w:t>
+            </w:r>
           </w:p>
           <w:p>
             <w:pPr>
@@ -11880,27 +11713,7 @@
                 <w:szCs w:val="20"/>
                 <w:lang w:val="en-US"/>
               </w:rPr>
-              <w:t xml:space="preserve"> </w:t>
-            </w:r>
-            <w:proofErr w:type="spellStart"/>
-            <w:r>
-              <w:rPr>
-                <w:rFonts w:cstheme="minorHAnsi"/>
-                <w:sz w:val="20"/>
-                <w:szCs w:val="20"/>
-                <w:lang w:val="en-US"/>
-              </w:rPr>
-              <w:t>priorytet</w:t>
-            </w:r>
-            <w:proofErr w:type="spellEnd"/>
-            <w:r>
-              <w:rPr>
-                <w:rFonts w:cstheme="minorHAnsi"/>
-                <w:sz w:val="20"/>
-                <w:szCs w:val="20"/>
-                <w:lang w:val="en-US"/>
-              </w:rPr>
-              <w:t xml:space="preserve"> --&lt;/option&gt;</w:t>
+              <w:t xml:space="preserve"> priorytet --&lt;/option&gt;</w:t>
             </w:r>
           </w:p>
           <w:p>
@@ -13686,6 +13499,145 @@
               </w:drawing>
             </w:r>
           </w:p>
+          <w:p>
+            <w:pPr>
+              <w:spacing w:after="0" w:line="240" w:lineRule="auto"/>
+              <w:rPr>
+                <w:rFonts w:cstheme="minorHAnsi"/>
+                <w:sz w:val="20"/>
+                <w:szCs w:val="20"/>
+              </w:rPr>
+            </w:pPr>
+          </w:p>
+          <w:p>
+            <w:pPr>
+              <w:spacing w:after="0" w:line="240" w:lineRule="auto"/>
+              <w:rPr>
+                <w:rFonts w:cstheme="minorHAnsi"/>
+                <w:sz w:val="20"/>
+                <w:szCs w:val="20"/>
+              </w:rPr>
+            </w:pPr>
+          </w:p>
+          <w:p>
+            <w:pPr>
+              <w:spacing w:after="0" w:line="240" w:lineRule="auto"/>
+              <w:rPr>
+                <w:rFonts w:cstheme="minorHAnsi"/>
+                <w:sz w:val="20"/>
+                <w:szCs w:val="20"/>
+              </w:rPr>
+            </w:pPr>
+            <w:r>
+              <w:rPr>
+                <w:rFonts w:cstheme="minorHAnsi"/>
+                <w:noProof/>
+                <w:sz w:val="20"/>
+                <w:szCs w:val="20"/>
+              </w:rPr>
+              <w:drawing>
+                <wp:inline distT="0" distB="0" distL="0" distR="0">
+                  <wp:extent cx="4156363" cy="2946502"/>
+                  <wp:effectExtent l="0" t="0" r="0" b="0"/>
+                  <wp:docPr id="901035135" name="Picture 1"/>
+                  <wp:cNvGraphicFramePr>
+                    <a:graphicFrameLocks xmlns:a="http://schemas.openxmlformats.org/drawingml/2006/main" noChangeAspect="1"/>
+                  </wp:cNvGraphicFramePr>
+                  <a:graphic xmlns:a="http://schemas.openxmlformats.org/drawingml/2006/main">
+                    <a:graphicData uri="http://schemas.openxmlformats.org/drawingml/2006/picture">
+                      <pic:pic xmlns:pic="http://schemas.openxmlformats.org/drawingml/2006/picture">
+                        <pic:nvPicPr>
+                          <pic:cNvPr id="901035135" name="Picture 901035135"/>
+                          <pic:cNvPicPr/>
+                        </pic:nvPicPr>
+                        <pic:blipFill>
+                          <a:blip r:embed="rId31" cstate="print">
+                            <a:extLst>
+                              <a:ext uri="{28A0092B-C50C-407E-A947-70E740481C1C}">
+                                <a14:useLocalDpi xmlns:a14="http://schemas.microsoft.com/office/drawing/2010/main" val="0"/>
+                              </a:ext>
+                            </a:extLst>
+                          </a:blip>
+                          <a:stretch>
+                            <a:fillRect/>
+                          </a:stretch>
+                        </pic:blipFill>
+                        <pic:spPr>
+                          <a:xfrm>
+                            <a:off x="0" y="0"/>
+                            <a:ext cx="4163766" cy="2951750"/>
+                          </a:xfrm>
+                          <a:prstGeom prst="rect">
+                            <a:avLst/>
+                          </a:prstGeom>
+                        </pic:spPr>
+                      </pic:pic>
+                    </a:graphicData>
+                  </a:graphic>
+                </wp:inline>
+              </w:drawing>
+            </w:r>
+          </w:p>
+          <w:p>
+            <w:pPr>
+              <w:spacing w:after="0" w:line="240" w:lineRule="auto"/>
+              <w:rPr>
+                <w:rFonts w:cstheme="minorHAnsi"/>
+                <w:sz w:val="20"/>
+                <w:szCs w:val="20"/>
+              </w:rPr>
+            </w:pPr>
+            <w:r>
+              <w:rPr>
+                <w:rFonts w:cstheme="minorHAnsi"/>
+                <w:noProof/>
+                <w:sz w:val="20"/>
+                <w:szCs w:val="20"/>
+              </w:rPr>
+              <w:lastRenderedPageBreak/>
+              <w:drawing>
+                <wp:inline distT="0" distB="0" distL="0" distR="0">
+                  <wp:extent cx="4879975" cy="3876675"/>
+                  <wp:effectExtent l="0" t="0" r="0" b="0"/>
+                  <wp:docPr id="937166007" name="Picture 5"/>
+                  <wp:cNvGraphicFramePr>
+                    <a:graphicFrameLocks xmlns:a="http://schemas.openxmlformats.org/drawingml/2006/main" noChangeAspect="1"/>
+                  </wp:cNvGraphicFramePr>
+                  <a:graphic xmlns:a="http://schemas.openxmlformats.org/drawingml/2006/main">
+                    <a:graphicData uri="http://schemas.openxmlformats.org/drawingml/2006/picture">
+                      <pic:pic xmlns:pic="http://schemas.openxmlformats.org/drawingml/2006/picture">
+                        <pic:nvPicPr>
+                          <pic:cNvPr id="937166007" name="Picture 937166007"/>
+                          <pic:cNvPicPr/>
+                        </pic:nvPicPr>
+                        <pic:blipFill>
+                          <a:blip r:embed="rId32" cstate="print">
+                            <a:extLst>
+                              <a:ext uri="{28A0092B-C50C-407E-A947-70E740481C1C}">
+                                <a14:useLocalDpi xmlns:a14="http://schemas.microsoft.com/office/drawing/2010/main" val="0"/>
+                              </a:ext>
+                            </a:extLst>
+                          </a:blip>
+                          <a:stretch>
+                            <a:fillRect/>
+                          </a:stretch>
+                        </pic:blipFill>
+                        <pic:spPr>
+                          <a:xfrm>
+                            <a:off x="0" y="0"/>
+                            <a:ext cx="4879975" cy="3876675"/>
+                          </a:xfrm>
+                          <a:prstGeom prst="rect">
+                            <a:avLst/>
+                          </a:prstGeom>
+                        </pic:spPr>
+                      </pic:pic>
+                    </a:graphicData>
+                  </a:graphic>
+                </wp:inline>
+              </w:drawing>
+            </w:r>
+          </w:p>
         </w:tc>
       </w:tr>
       <w:tr>
@@ -16154,7 +16106,7 @@
                           <pic:cNvPicPr/>
                         </pic:nvPicPr>
                         <pic:blipFill>
-                          <a:blip r:embed="rId31" cstate="print">
+                          <a:blip r:embed="rId33" cstate="print">
                             <a:extLst>
                               <a:ext uri="{28A0092B-C50C-407E-A947-70E740481C1C}">
                                 <a14:useLocalDpi xmlns:a14="http://schemas.microsoft.com/office/drawing/2010/main" val="0"/>
@@ -16233,7 +16185,7 @@
                           <pic:cNvPicPr/>
                         </pic:nvPicPr>
                         <pic:blipFill>
-                          <a:blip r:embed="rId32" cstate="print">
+                          <a:blip r:embed="rId34" cstate="print">
                             <a:extLst>
                               <a:ext uri="{28A0092B-C50C-407E-A947-70E740481C1C}">
                                 <a14:useLocalDpi xmlns:a14="http://schemas.microsoft.com/office/drawing/2010/main" val="0"/>
@@ -16665,7 +16617,7 @@
                           <pic:cNvPicPr/>
                         </pic:nvPicPr>
                         <pic:blipFill>
-                          <a:blip r:embed="rId33" cstate="print">
+                          <a:blip r:embed="rId35" cstate="print">
                             <a:extLst>
                               <a:ext uri="{28A0092B-C50C-407E-A947-70E740481C1C}">
                                 <a14:useLocalDpi xmlns:a14="http://schemas.microsoft.com/office/drawing/2010/main" val="0"/>
@@ -17973,7 +17925,7 @@
                           <pic:cNvPicPr/>
                         </pic:nvPicPr>
                         <pic:blipFill>
-                          <a:blip r:embed="rId34" cstate="print">
+                          <a:blip r:embed="rId36" cstate="print">
                             <a:extLst>
                               <a:ext uri="{28A0092B-C50C-407E-A947-70E740481C1C}">
                                 <a14:useLocalDpi xmlns:a14="http://schemas.microsoft.com/office/drawing/2010/main" val="0"/>
@@ -18079,13 +18031,7 @@
         <w:rPr>
           <w:rFonts w:cstheme="minorHAnsi"/>
         </w:rPr>
-        <w:t xml:space="preserve"> &lt;meta&gt; </w:t>
-      </w:r>
-      <w:r>
-        <w:rPr>
-          <w:rFonts w:cstheme="minorHAnsi"/>
-        </w:rPr>
-        <w:t>które używam</w:t>
+        <w:t xml:space="preserve"> &lt;meta&gt; które używam</w:t>
       </w:r>
       <w:r>
         <w:rPr>
@@ -19337,7 +19283,6 @@
           <w:color w:val="E4E4E4"/>
           <w:sz w:val="29"/>
           <w:szCs w:val="29"/>
-          <w:lang w:val="en-US"/>
         </w:rPr>
       </w:pPr>
       <w:r>
@@ -19356,27 +19301,26 @@
           <w:color w:val="A4A4A4"/>
           <w:sz w:val="29"/>
           <w:szCs w:val="29"/>
-          <w:lang w:val="en-US"/>
         </w:rPr>
         <w:t>&lt;/</w:t>
       </w:r>
+      <w:proofErr w:type="spellStart"/>
       <w:r>
         <w:rPr>
           <w:rFonts w:ascii="Menlo" w:eastAsia="Times New Roman" w:hAnsi="Menlo" w:cs="Menlo"/>
           <w:color w:val="87C3FF"/>
           <w:sz w:val="29"/>
           <w:szCs w:val="29"/>
-          <w:lang w:val="en-US"/>
         </w:rPr>
         <w:t>head</w:t>
       </w:r>
+      <w:proofErr w:type="spellEnd"/>
       <w:r>
         <w:rPr>
           <w:rFonts w:ascii="Menlo" w:eastAsia="Times New Roman" w:hAnsi="Menlo" w:cs="Menlo"/>
           <w:color w:val="A4A4A4"/>
           <w:sz w:val="29"/>
           <w:szCs w:val="29"/>
-          <w:lang w:val="en-US"/>
         </w:rPr>
         <w:t>&gt;</w:t>
       </w:r>
@@ -19878,7 +19822,7 @@
                     <pic:cNvPicPr/>
                   </pic:nvPicPr>
                   <pic:blipFill>
-                    <a:blip r:embed="rId35">
+                    <a:blip r:embed="rId37">
                       <a:extLst>
                         <a:ext uri="{28A0092B-C50C-407E-A947-70E740481C1C}">
                           <a14:useLocalDpi xmlns:a14="http://schemas.microsoft.com/office/drawing/2010/main" val="0"/>
@@ -19915,8 +19859,8 @@
       </w:pPr>
     </w:p>
     <w:sectPr>
-      <w:headerReference w:type="default" r:id="rId36"/>
-      <w:footerReference w:type="default" r:id="rId37"/>
+      <w:headerReference w:type="default" r:id="rId38"/>
+      <w:footerReference w:type="default" r:id="rId39"/>
       <w:pgSz w:w="16838" w:h="11906" w:orient="landscape"/>
       <w:pgMar w:top="567" w:right="448" w:bottom="567" w:left="284" w:header="142" w:footer="130" w:gutter="0"/>
       <w:cols w:space="720"/>
@@ -20680,7 +20624,6 @@
     </w:pPr>
     <w:rPr>
       <w:rFonts w:cs="Arial Unicode MS"/>
-      <w:lang/>
     </w:rPr>
   </w:style>
   <w:style w:type="paragraph" w:customStyle="1" w:styleId="Gwkaistopka">
@@ -21106,6 +21049,14 @@
 </file>
 
 <file path=customXml/item1.xml><?xml version="1.0" encoding="utf-8"?>
+<p:properties xmlns:p="http://schemas.microsoft.com/office/2006/metadata/properties" xmlns:xsi="http://www.w3.org/2001/XMLSchema-instance" xmlns:pc="http://schemas.microsoft.com/office/infopath/2007/PartnerControls">
+  <documentManagement>
+    <ReferenceId xmlns="d92d1fbf-ac3c-4d80-9698-08ad6def1710" xsi:nil="true"/>
+  </documentManagement>
+</p:properties>
+</file>
+
+<file path=customXml/item2.xml><?xml version="1.0" encoding="utf-8"?>
 <ct:contentTypeSchema xmlns:ct="http://schemas.microsoft.com/office/2006/metadata/contentType" xmlns:ma="http://schemas.microsoft.com/office/2006/metadata/properties/metaAttributes" ct:_="" ma:_="" ma:contentTypeName="Dokument" ma:contentTypeID="0x01010064202A0FF95B3F489EB3B22E4E6E05C5" ma:contentTypeVersion="1" ma:contentTypeDescription="Utwórz nowy dokument." ma:contentTypeScope="" ma:versionID="ccfee22a18b7d3c83f1eeb1b450a9de6">
   <xsd:schema xmlns:xsd="http://www.w3.org/2001/XMLSchema" xmlns:xs="http://www.w3.org/2001/XMLSchema" xmlns:p="http://schemas.microsoft.com/office/2006/metadata/properties" xmlns:ns2="d92d1fbf-ac3c-4d80-9698-08ad6def1710" targetNamespace="http://schemas.microsoft.com/office/2006/metadata/properties" ma:root="true" ma:fieldsID="e286ce8818e729bbb6635d83eddf7fff" ns2:_="">
     <xsd:import namespace="d92d1fbf-ac3c-4d80-9698-08ad6def1710"/>
@@ -21231,14 +21182,6 @@
 </ct:contentTypeSchema>
 </file>
 
-<file path=customXml/item2.xml><?xml version="1.0" encoding="utf-8"?>
-<p:properties xmlns:p="http://schemas.microsoft.com/office/2006/metadata/properties" xmlns:xsi="http://www.w3.org/2001/XMLSchema-instance" xmlns:pc="http://schemas.microsoft.com/office/infopath/2007/PartnerControls">
-  <documentManagement>
-    <ReferenceId xmlns="d92d1fbf-ac3c-4d80-9698-08ad6def1710" xsi:nil="true"/>
-  </documentManagement>
-</p:properties>
-</file>
-
 <file path=customXml/item3.xml><?xml version="1.0" encoding="utf-8"?>
 <?mso-contentType ?>
 <FormTemplates xmlns="http://schemas.microsoft.com/sharepoint/v3/contenttype/forms">
@@ -21249,6 +21192,16 @@
 </file>
 
 <file path=customXml/itemProps1.xml><?xml version="1.0" encoding="utf-8"?>
+<ds:datastoreItem xmlns:ds="http://schemas.openxmlformats.org/officeDocument/2006/customXml" ds:itemID="{DABFAAAF-8993-44C5-9B9F-65ADA2CB8446}">
+  <ds:schemaRefs>
+    <ds:schemaRef ds:uri="http://schemas.microsoft.com/office/2006/metadata/properties"/>
+    <ds:schemaRef ds:uri="http://schemas.microsoft.com/office/infopath/2007/PartnerControls"/>
+    <ds:schemaRef ds:uri="d92d1fbf-ac3c-4d80-9698-08ad6def1710"/>
+  </ds:schemaRefs>
+</ds:datastoreItem>
+</file>
+
+<file path=customXml/itemProps2.xml><?xml version="1.0" encoding="utf-8"?>
 <ds:datastoreItem xmlns:ds="http://schemas.openxmlformats.org/officeDocument/2006/customXml" ds:itemID="{7CF1B682-109E-4F2E-AD8E-E096CDC16C70}">
   <ds:schemaRefs>
     <ds:schemaRef ds:uri="http://schemas.microsoft.com/office/2006/metadata/contentType"/>
@@ -21266,16 +21219,6 @@
 </ds:datastoreItem>
 </file>
 
-<file path=customXml/itemProps2.xml><?xml version="1.0" encoding="utf-8"?>
-<ds:datastoreItem xmlns:ds="http://schemas.openxmlformats.org/officeDocument/2006/customXml" ds:itemID="{DABFAAAF-8993-44C5-9B9F-65ADA2CB8446}">
-  <ds:schemaRefs>
-    <ds:schemaRef ds:uri="http://schemas.microsoft.com/office/2006/metadata/properties"/>
-    <ds:schemaRef ds:uri="http://schemas.microsoft.com/office/infopath/2007/PartnerControls"/>
-    <ds:schemaRef ds:uri="d92d1fbf-ac3c-4d80-9698-08ad6def1710"/>
-  </ds:schemaRefs>
-</ds:datastoreItem>
-</file>
-
 <file path=customXml/itemProps3.xml><?xml version="1.0" encoding="utf-8"?>
 <ds:datastoreItem xmlns:ds="http://schemas.openxmlformats.org/officeDocument/2006/customXml" ds:itemID="{5B57354A-46ED-488F-A8DB-34AB463DCE6E}">
   <ds:schemaRefs>
